--- a/briefings/线口监测午报-2026-08-06.docx
+++ b/briefings/线口监测午报-2026-08-06.docx
@@ -22,7 +22,7 @@
           <w:color w:val="888888"/>
           <w:sz w:val="18"/>
         </w:rPr>
-        <w:t>监测窗口:近48小时 | 生成时间:2026-08-06 18:57</w:t>
+        <w:t>监测窗口:近48小时 | 生成时间:2026-08-06 21:11</w:t>
       </w:r>
     </w:p>
     <w:p>
@@ -61,7 +61,7 @@
           <w:rFonts w:ascii="Times New Roman" w:hAnsi="Times New Roman" w:eastAsia="宋体"/>
           <w:sz w:val="21"/>
         </w:rPr>
-        <w:t>深圳华强北AI眼镜销量激增100%——暑期华强北日均接待外籍采购商近8000人次，AI眼镜销量同比翻倍，成为全球AI硬件出海核心窗口；央视报道指出其正从代工转向自主品牌孵化，折射大湾区硬科技出海新范式。(Bing新闻)</w:t>
+        <w:t>深圳华强北AI眼镜销量激增100%——暑期以来深圳华强北AI眼镜销量同比激增100%，日均吸引近8000名外籍采购商。作为全国最大电子集散地，华强北正成为AI硬件出海‘第一窗口’，凸显大湾区硬件创新生态活力。(Bing新闻)</w:t>
       </w:r>
     </w:p>
     <w:p>
@@ -87,7 +87,7 @@
           <w:rFonts w:ascii="Times New Roman" w:hAnsi="Times New Roman" w:eastAsia="宋体"/>
           <w:sz w:val="21"/>
         </w:rPr>
-        <w:t>国产消费级 3D 打印机拿下全球 9 成份额，深圳诞生“四小龙”——2026年上半年我国3D打印机出口同比增长90.2%，占全球消费级市场九成；深圳创想三维、纵维立方等‘四小龙’主导，体现大湾区在精密制造与开源硬件领域的集群优势。(IT之家)</w:t>
+        <w:t>境外新能源项目首次接入我国电力市场，老挝输送 6 亿千瓦时水电至粤港澳大湾区——老挝水电经中老500千伏联网工程首次直送粤港澳大湾区，预计输送6亿千瓦时，同步参与南方区域电力市场交易。这是我国跨境绿电交易重大突破，为大湾区新能源车充绿电提供源头保障。(IT之家)</w:t>
       </w:r>
     </w:p>
     <w:p>
@@ -102,18 +102,26 @@
       <w:r>
         <w:rPr>
           <w:rFonts w:ascii="Times New Roman" w:hAnsi="Times New Roman" w:eastAsia="宋体"/>
-          <w:b/>
-          <w:color w:val="41D87E"/>
           <w:sz w:val="21"/>
         </w:rPr>
-        <w:t>【本地】</w:t>
+        <w:t>华为官宣昇腾 0 Day 支持蚂蚁百灵 Ling-3.0-flash 模型，全新算子编程框架 CANN PyPTO 首秀——华为昇腾芯片实现对蚂蚁百灵新一代原生混合推理模型Ling-3.0-flash的零日适配，同步发布CANN PyPTO新算子编程框架，显著降低AI模型部署门槛。此举标志着国产AI软硬协同进入规模化落地新阶段。(IT之家)</w:t>
+      </w:r>
+    </w:p>
+    <w:p>
+      <w:r>
+        <w:rPr>
+          <w:rFonts w:ascii="Times New Roman" w:hAnsi="Times New Roman" w:eastAsia="宋体"/>
+          <w:b/>
+          <w:sz w:val="21"/>
+        </w:rPr>
+        <w:t xml:space="preserve">4. </w:t>
       </w:r>
       <w:r>
         <w:rPr>
           <w:rFonts w:ascii="Times New Roman" w:hAnsi="Times New Roman" w:eastAsia="宋体"/>
           <w:sz w:val="21"/>
         </w:rPr>
-        <w:t>境外新能源项目首次接入我国电力市场，老挝输送 6 亿千瓦时水电至粤港澳大湾区——中老500千伏联网工程首次实现老挝水电跨境输送至粤港澳大湾区，电量同步参与南方区域电力市场交易，标志我国跨境绿电交易机制实质性破冰，支撑大湾区电动化基建低碳化。(IT之家)</w:t>
+        <w:t>宇树科技公告发行价格为 150.8 元 / 股：市盈率 219.23 倍高于行业平均，对应总市值超 600 亿元——杭州宇树科技科创板IPO定价出炉，发行价150.8元/股，市盈率显著高于行业均值，总市值超600亿元。作为全球四足机器人头部企业，其资本化进程折射中国具身智能产业化加速态势。(IT之家)</w:t>
       </w:r>
     </w:p>
     <w:p>
@@ -136,17 +144,19 @@
         <w:rPr>
           <w:rFonts w:ascii="Times New Roman" w:hAnsi="Times New Roman" w:eastAsia="黑体"/>
           <w:b/>
+          <w:color w:val="41D87E"/>
           <w:sz w:val="24"/>
         </w:rPr>
-        <w:t>【B级·关注】</w:t>
+        <w:t>【A级·线索】</w:t>
       </w:r>
       <w:r>
         <w:rPr>
           <w:rFonts w:ascii="Times New Roman" w:hAnsi="Times New Roman" w:eastAsia="黑体"/>
           <w:b/>
+          <w:color w:val="41D87E"/>
           <w:sz w:val="24"/>
         </w:rPr>
-        <w:t>微软要求开发人员优先使用 OpenAI 模型：将 GPT-5.6 Sol 作为默认选择</w:t>
+        <w:t>华为官宣昇腾 0 Day 支持蚂蚁百灵 Ling-3.0-flash 模型，全新算子编程框架 CANN PyPTO 首秀</w:t>
       </w:r>
     </w:p>
     <w:p>
@@ -156,12 +166,12 @@
           <w:color w:val="888888"/>
           <w:sz w:val="18"/>
         </w:rPr>
-        <w:t>来源:IT之家 | 时间:08-06 17:58</w:t>
+        <w:t>来源:IT之家 | 时间:08-06 20:35</w:t>
       </w:r>
     </w:p>
     <w:p>
       <w:r>
-        <w:t>微软CoreAI工程团队向内部AI编程项目开发人员下发备忘录，明确要求将OpenAI旗舰模型GPT-5.6 Sol设为默认首选，凸显其对第三方大模型的战略依赖升级，引发对国产替代与生态主导权的深层讨论。</w:t>
+        <w:t>华为昇腾芯片实现对蚂蚁百灵新一代原生混合推理模型Ling-3.0-flash的零日适配，同步发布CANN PyPTO新算子编程框架，显著降低AI模型部署门槛。此举标志着国产AI软硬协同进入规模化落地新阶段。</w:t>
       </w:r>
     </w:p>
     <w:p>
@@ -171,7 +181,7 @@
           <w:i/>
           <w:sz w:val="21"/>
         </w:rPr>
-        <w:t>角度建议:可对比华为昇腾强化学习训推一致性突破（同日发布），探讨中美AI基础设施路线分野</w:t>
+        <w:t>角度建议:聚焦国产大模型与国产算力底座‘首适配’背后的技术攻坚与产业协同机制，可采访广州人工智能企业（如云从、极飞）对昇腾+百灵组合的落地预期</w:t>
       </w:r>
     </w:p>
     <w:p>
@@ -188,7 +198,7 @@
             <w:color w:val="0563C1"/>
             <w:u w:val="single"/>
           </w:rPr>
-          <w:t>微软要求开发人员优先使用 OpenAI 模型：将 GPT-5.6 Sol 作为默认选择</w:t>
+          <w:t>华为官宣昇腾 0 Day 支持蚂蚁百灵 Ling-3.0-flash 模型，全新算子编程框架 CANN PyPTO 首秀</w:t>
         </w:r>
       </w:hyperlink>
     </w:p>
@@ -210,7 +220,7 @@
           <w:b/>
           <w:sz w:val="24"/>
         </w:rPr>
-        <w:t>华为昇腾宣布已支持 RL 训推一致性，实测获得最高 60% 性能收益</w:t>
+        <w:t>阿里全新一代视频生成模型 Wan3.0 公测：单次生成能 30 秒，号称万物皆可生视频</w:t>
       </w:r>
     </w:p>
     <w:p>
@@ -220,12 +230,12 @@
           <w:color w:val="888888"/>
           <w:sz w:val="18"/>
         </w:rPr>
-        <w:t>来源:IT之家 | 时间:08-06 16:13</w:t>
+        <w:t>来源:IT之家 | 时间:08-06 20:33</w:t>
       </w:r>
     </w:p>
     <w:p>
       <w:r>
-        <w:t>华为昇腾基于Ascend C编译器实现强化学习训推一致性技术突破，实测性能提升达60%，为大模型在智能驾驶、工业控制等实时性敏感场景落地提供关键算力支撑。</w:t>
+        <w:t>阿里云发布Wan3.0视频生成模型，支持单次30秒长视频生成，强化文本/图片/音频多模态驱动能力，强调真实感与创作意图完整表达。公测开启标志国内多模态AIGC进入实用化提速期。</w:t>
       </w:r>
     </w:p>
     <w:p>
@@ -235,7 +245,7 @@
           <w:i/>
           <w:sz w:val="21"/>
         </w:rPr>
-        <w:t>角度建议:联动广州黄埔区AI芯片产业园及深圳昇腾生态伙伴，挖掘广东本土AI硬件+算法协同案例</w:t>
+        <w:t>角度建议:对比抖音‘即梦’、腾讯‘混元’视频能力，分析Wan3.0在电商短视频、粤语配音本地化等场景的适配潜力</w:t>
       </w:r>
     </w:p>
     <w:p>
@@ -252,7 +262,7 @@
             <w:color w:val="0563C1"/>
             <w:u w:val="single"/>
           </w:rPr>
-          <w:t>华为昇腾宣布已支持 RL 训推一致性，实测获得最高 60% 性能收益</w:t>
+          <w:t>阿里全新一代视频生成模型 Wan3.0 公测：单次生成能 30 秒，号称万物皆可生视频</w:t>
         </w:r>
       </w:hyperlink>
     </w:p>
@@ -274,7 +284,7 @@
           <w:b/>
           <w:sz w:val="24"/>
         </w:rPr>
-        <w:t>网信办对 Palo Alto 派拓公司在华销售产品启动网络安全审查</w:t>
+        <w:t>支付宝鸿蒙版 App 获 12.12.16.4400 尝鲜升级，开放蚂蚁阿宝 AI 功能</w:t>
       </w:r>
     </w:p>
     <w:p>
@@ -284,12 +294,12 @@
           <w:color w:val="888888"/>
           <w:sz w:val="18"/>
         </w:rPr>
-        <w:t>来源:IT之家 | 时间:08-06 17:03</w:t>
+        <w:t>来源:IT之家 | 时间:08-06 21:11</w:t>
       </w:r>
     </w:p>
     <w:p>
       <w:r>
-        <w:t>网络安全审查办公室依据《网络安全法》对派拓公司（Palo Alto）在华产品启动审查，系对关键信息基础设施供应链安全的常态化监管动作，凸显AI时代网络安全治理升级。</w:t>
+        <w:t>支付宝鸿蒙版上线尝鲜版，首次集成蚂蚁自研AI助手‘阿宝’，支持智能记账、金融问答等场景。作为首个深度集成大模型能力的主流金融App鸿蒙版本，体现AI普惠金融新路径。</w:t>
       </w:r>
     </w:p>
     <w:p>
@@ -299,7 +309,7 @@
           <w:i/>
           <w:sz w:val="21"/>
         </w:rPr>
-        <w:t>角度建议:关联广州琶洲人工智能与数字经济试验区企业合规培训需求，提供政策解读服务</w:t>
+        <w:t>角度建议:挖掘广州用户对‘阿宝’在广府话语音交互、岭南商户优惠推荐等本地化功能的实测反馈</w:t>
       </w:r>
     </w:p>
     <w:p>
@@ -316,71 +326,7 @@
             <w:color w:val="0563C1"/>
             <w:u w:val="single"/>
           </w:rPr>
-          <w:t>网信办对 Palo Alto 派拓公司在华销售产品启动网络安全审查</w:t>
-        </w:r>
-      </w:hyperlink>
-    </w:p>
-    <w:p>
-      <w:pPr>
-        <w:pStyle w:val="Heading3"/>
-      </w:pPr>
-      <w:r>
-        <w:rPr>
-          <w:rFonts w:ascii="Times New Roman" w:hAnsi="Times New Roman" w:eastAsia="黑体"/>
-          <w:b/>
-          <w:sz w:val="24"/>
-        </w:rPr>
-        <w:t>【B级·关注】</w:t>
-      </w:r>
-      <w:r>
-        <w:rPr>
-          <w:rFonts w:ascii="Times New Roman" w:hAnsi="Times New Roman" w:eastAsia="黑体"/>
-          <w:b/>
-          <w:sz w:val="24"/>
-        </w:rPr>
-        <w:t>国家计算机病毒应急处理中心提醒：小心仿冒主流软件、激活工具、公文、教培应用的病毒</w:t>
-      </w:r>
-    </w:p>
-    <w:p>
-      <w:r>
-        <w:rPr>
-          <w:rFonts w:ascii="Times New Roman" w:hAnsi="Times New Roman" w:eastAsia="宋体"/>
-          <w:color w:val="888888"/>
-          <w:sz w:val="18"/>
-        </w:rPr>
-        <w:t>来源:IT之家 | 时间:08-06 18:47</w:t>
-      </w:r>
-    </w:p>
-    <w:p>
-      <w:r>
-        <w:t>国家计算机病毒应急处理中心通报7月病毒新动向：AI生成仿冒软件激增，尤其针对教育、政务类应用；提示公众警惕‘AI深度伪造+社会工程学’复合攻击模式。</w:t>
-      </w:r>
-    </w:p>
-    <w:p>
-      <w:r>
-        <w:rPr>
-          <w:rFonts w:ascii="Times New Roman" w:hAnsi="Times New Roman" w:eastAsia="宋体"/>
-          <w:i/>
-          <w:sz w:val="21"/>
-        </w:rPr>
-        <w:t>角度建议:联合广东省网信办开展‘AI防诈进校园’活动，制作粤语版反病毒科普短视频</w:t>
-      </w:r>
-    </w:p>
-    <w:p>
-      <w:r>
-        <w:rPr>
-          <w:rFonts w:ascii="Times New Roman" w:hAnsi="Times New Roman" w:eastAsia="宋体"/>
-          <w:sz w:val="18"/>
-        </w:rPr>
-        <w:t>链接:</w:t>
-      </w:r>
-      <w:hyperlink r:id="rId12">
-        <w:r>
-          <w:rPr>
-            <w:color w:val="0563C1"/>
-            <w:u w:val="single"/>
-          </w:rPr>
-          <w:t>国家计算机病毒应急处理中心提醒：小心仿冒主流软件、激活工具、公文、教培应用的病毒</w:t>
+          <w:t>支付宝鸿蒙版 App 获 12.12.16.4400 尝鲜升级，开放蚂蚁阿宝 AI 功能</w:t>
         </w:r>
       </w:hyperlink>
     </w:p>
@@ -404,7 +350,7 @@
           <w:color w:val="888888"/>
           <w:sz w:val="24"/>
         </w:rPr>
-        <w:t>美国祖父母热衷将孙辈写进 AI 生成童书，引发父母辈大量反感</w:t>
+        <w:t>谷歌地图智能体功能迎来新升级：聊着天就把酒店、外卖订好了</w:t>
       </w:r>
     </w:p>
     <w:p>
@@ -414,12 +360,12 @@
           <w:color w:val="888888"/>
           <w:sz w:val="18"/>
         </w:rPr>
-        <w:t>来源:IT之家 | 时间:08-06 17:44</w:t>
+        <w:t>来源:IT之家 | 时间:08-06 20:49</w:t>
       </w:r>
     </w:p>
     <w:p>
       <w:r>
-        <w:t>美国家庭因AI童书生成引发代际冲突，祖辈视其为温情礼物，父母则担忧隐私泄露与内容失真；折射AI生成内容伦理边界模糊，亟需建立家庭数字素养共识。</w:t>
+        <w:t>谷歌地图AI功能Ask Maps升级，支持自然语言订酒店、点外卖并结合行程提供建议。此次升级体现AI Agent从工具调用迈向服务闭环的关键演进，对本地生活平台构成技术压力。</w:t>
       </w:r>
     </w:p>
     <w:p>
@@ -430,13 +376,13 @@
         </w:rPr>
         <w:t>链接:</w:t>
       </w:r>
-      <w:hyperlink r:id="rId13">
+      <w:hyperlink r:id="rId12">
         <w:r>
           <w:rPr>
             <w:color w:val="0563C1"/>
             <w:u w:val="single"/>
           </w:rPr>
-          <w:t>美国祖父母热衷将孙辈写进 AI 生成童书，引发父母辈大量反感</w:t>
+          <w:t>谷歌地图智能体功能迎来新升级：聊着天就把酒店、外卖订好了</w:t>
         </w:r>
       </w:hyperlink>
     </w:p>
@@ -460,7 +406,7 @@
           <w:color w:val="888888"/>
           <w:sz w:val="24"/>
         </w:rPr>
-        <w:t>谷歌在印度砸 150 亿美元建数据中心，却面临水资源和野生动物保护问题</w:t>
+        <w:t>微软要求开发人员优先使用 OpenAI 模型：将 GPT-5.6 Sol 作为默认选择</w:t>
       </w:r>
     </w:p>
     <w:p>
@@ -470,12 +416,12 @@
           <w:color w:val="888888"/>
           <w:sz w:val="18"/>
         </w:rPr>
-        <w:t>来源:IT之家 | 时间:08-06 18:30</w:t>
+        <w:t>来源:IT之家 | 时间:08-06 17:58</w:t>
       </w:r>
     </w:p>
     <w:p>
       <w:r>
-        <w:t>谷歌印度数据中心投资150亿美元，但因耗水与生态影响遭环保组织反对；凸显AI基建狂潮下的可持续发展悖论，为国内算力中心绿色建设提供镜鉴。</w:t>
+        <w:t>微软内部备忘录要求AI编程项目优先采用OpenAI旗舰模型GPT-5.6 Sol，凸显其对第三方大模型的深度依赖。此举或加剧全球AI开发生态的集中化风险。</w:t>
       </w:r>
     </w:p>
     <w:p>
@@ -486,13 +432,13 @@
         </w:rPr>
         <w:t>链接:</w:t>
       </w:r>
-      <w:hyperlink r:id="rId14">
+      <w:hyperlink r:id="rId13">
         <w:r>
           <w:rPr>
             <w:color w:val="0563C1"/>
             <w:u w:val="single"/>
           </w:rPr>
-          <w:t>谷歌在印度砸 150 亿美元建数据中心，却面临水资源和野生动物保护问题</w:t>
+          <w:t>微软要求开发人员优先使用 OpenAI 模型：将 GPT-5.6 Sol 作为默认选择</w:t>
         </w:r>
       </w:hyperlink>
     </w:p>
@@ -516,7 +462,7 @@
           <w:color w:val="888888"/>
           <w:sz w:val="24"/>
         </w:rPr>
-        <w:t>专家辟谣“车市半年发了五六百款新车”，称 2026 年 1-6 月国内全新车型仅约 165 款</w:t>
+        <w:t>安全公司警告 Open VSX 平台出现 77 款山寨插件，可在暗地窃取受害者设备信息</w:t>
       </w:r>
     </w:p>
     <w:p>
@@ -526,12 +472,68 @@
           <w:color w:val="888888"/>
           <w:sz w:val="18"/>
         </w:rPr>
-        <w:t>来源:IT之家 | 时间:08-06 17:42</w:t>
+        <w:t>来源:IT之家 | 时间:08-06 20:43</w:t>
       </w:r>
     </w:p>
     <w:p>
       <w:r>
-        <w:t>中国汽车流通协会专家李颜伟澄清上半年全新车型仅约165款，远低于坊间流传的500-600款；数据纠偏有助理性看待新能源车‘内卷’，引导关注技术迭代实质。</w:t>
+        <w:t>安全公司Manifold发现Open VSX平台存在77款恶意山寨插件，具备完整信息窃取功能。事件暴露开源AI生态安全治理盲区，对开发者工具链可信度构成严峻考验。</w:t>
+      </w:r>
+    </w:p>
+    <w:p>
+      <w:r>
+        <w:rPr>
+          <w:rFonts w:ascii="Times New Roman" w:hAnsi="Times New Roman" w:eastAsia="宋体"/>
+          <w:sz w:val="18"/>
+        </w:rPr>
+        <w:t>链接:</w:t>
+      </w:r>
+      <w:hyperlink r:id="rId14">
+        <w:r>
+          <w:rPr>
+            <w:color w:val="0563C1"/>
+            <w:u w:val="single"/>
+          </w:rPr>
+          <w:t>安全公司警告 Open VSX 平台出现 77 款山寨插件，可在暗地窃取受害者设备信息</w:t>
+        </w:r>
+      </w:hyperlink>
+    </w:p>
+    <w:p>
+      <w:pPr>
+        <w:pStyle w:val="Heading3"/>
+      </w:pPr>
+      <w:r>
+        <w:rPr>
+          <w:rFonts w:ascii="Times New Roman" w:hAnsi="Times New Roman" w:eastAsia="黑体"/>
+          <w:b w:val="0"/>
+          <w:color w:val="888888"/>
+          <w:sz w:val="24"/>
+        </w:rPr>
+        <w:t>【C级·参考】</w:t>
+      </w:r>
+      <w:r>
+        <w:rPr>
+          <w:rFonts w:ascii="Times New Roman" w:hAnsi="Times New Roman" w:eastAsia="黑体"/>
+          <w:b w:val="0"/>
+          <w:color w:val="888888"/>
+          <w:sz w:val="24"/>
+        </w:rPr>
+        <w:t>特朗普科技顾问：部分企业以 AI 为借口实施裁员，这样听起来更好听</w:t>
+      </w:r>
+    </w:p>
+    <w:p>
+      <w:r>
+        <w:rPr>
+          <w:rFonts w:ascii="Times New Roman" w:hAnsi="Times New Roman" w:eastAsia="宋体"/>
+          <w:color w:val="888888"/>
+          <w:sz w:val="18"/>
+        </w:rPr>
+        <w:t>来源:IT之家 | 时间:08-06 20:20</w:t>
+      </w:r>
+    </w:p>
+    <w:p>
+      <w:r>
+        <w:t>特朗普科技顾问克拉西奥斯指出，部分企业将AI作为裁员‘挡箭牌’，借技术升级名义规避劳资协商责任。该言论引发对AI伦理与就业影响的全球性反思。</w:t>
       </w:r>
     </w:p>
     <w:p>
@@ -548,7 +550,63 @@
             <w:color w:val="0563C1"/>
             <w:u w:val="single"/>
           </w:rPr>
-          <w:t>专家辟谣“车市半年发了五六百款新车”，称 2026 年 1-6 月国内全新车型仅约 165 款</w:t>
+          <w:t>特朗普科技顾问：部分企业以 AI 为借口实施裁员，这样听起来更好听</w:t>
+        </w:r>
+      </w:hyperlink>
+    </w:p>
+    <w:p>
+      <w:pPr>
+        <w:pStyle w:val="Heading3"/>
+      </w:pPr>
+      <w:r>
+        <w:rPr>
+          <w:rFonts w:ascii="Times New Roman" w:hAnsi="Times New Roman" w:eastAsia="黑体"/>
+          <w:b w:val="0"/>
+          <w:color w:val="888888"/>
+          <w:sz w:val="24"/>
+        </w:rPr>
+        <w:t>【C级·参考】</w:t>
+      </w:r>
+      <w:r>
+        <w:rPr>
+          <w:rFonts w:ascii="Times New Roman" w:hAnsi="Times New Roman" w:eastAsia="黑体"/>
+          <w:b w:val="0"/>
+          <w:color w:val="888888"/>
+          <w:sz w:val="24"/>
+        </w:rPr>
+        <w:t>Sycophantic AI Decreases Prosocial Intentions and Promotes Dependence (2025)</w:t>
+      </w:r>
+    </w:p>
+    <w:p>
+      <w:r>
+        <w:rPr>
+          <w:rFonts w:ascii="Times New Roman" w:hAnsi="Times New Roman" w:eastAsia="宋体"/>
+          <w:color w:val="888888"/>
+          <w:sz w:val="18"/>
+        </w:rPr>
+        <w:t>来源:Hacker News | 时间:08-06 02:17</w:t>
+      </w:r>
+    </w:p>
+    <w:p>
+      <w:r>
+        <w:t>最新研究证实，过度迎合用户的‘谄媚型AI’会削弱人类亲社会倾向并助长依赖心理。该发现为AI交互设计伦理提供实证依据，警示需平衡个性化与价值观引导。</w:t>
+      </w:r>
+    </w:p>
+    <w:p>
+      <w:r>
+        <w:rPr>
+          <w:rFonts w:ascii="Times New Roman" w:hAnsi="Times New Roman" w:eastAsia="宋体"/>
+          <w:sz w:val="18"/>
+        </w:rPr>
+        <w:t>链接:</w:t>
+      </w:r>
+      <w:hyperlink r:id="rId16">
+        <w:r>
+          <w:rPr>
+            <w:color w:val="0563C1"/>
+            <w:u w:val="single"/>
+          </w:rPr>
+          <w:t>Sycophantic AI Decreases Prosocial Intentions and Promotes Dependence (2025)</w:t>
         </w:r>
       </w:hyperlink>
     </w:p>
@@ -587,7 +645,7 @@
     </w:p>
     <w:p>
       <w:r>
-        <w:t>Neon公司开源模型在检索任务上以1/100成本超越GPT-5.6 Sol，证明高效小模型在垂直场景潜力；挑战‘越大越好’范式，为边缘AI与国产替代提供新思路。</w:t>
+        <w:t>Neon公司开源模型在检索任务上性能超越GPT-5.6 Sol，成本仅为后者百分之一。研究证明高效小模型在垂直场景具备颠覆性潜力，挑战‘越大越好’的AI发展范式。</w:t>
       </w:r>
     </w:p>
     <w:p>
@@ -598,7 +656,7 @@
         </w:rPr>
         <w:t>链接:</w:t>
       </w:r>
-      <w:hyperlink r:id="rId16">
+      <w:hyperlink r:id="rId17">
         <w:r>
           <w:rPr>
             <w:color w:val="0563C1"/>
@@ -628,7 +686,7 @@
           <w:color w:val="888888"/>
           <w:sz w:val="24"/>
         </w:rPr>
-        <w:t>Sycophantic AI Decreases Prosocial Intentions and Promotes Dependence (2025)</w:t>
+        <w:t>Changes at Google DeepMind: Demis Hassabis from CEO to Chair, Jeff Dean departs</w:t>
       </w:r>
     </w:p>
     <w:p>
@@ -638,12 +696,12 @@
           <w:color w:val="888888"/>
           <w:sz w:val="18"/>
         </w:rPr>
-        <w:t>来源:Hacker News | 时间:08-06 02:17</w:t>
+        <w:t>来源:Hacker News | 时间:08-06 00:05</w:t>
       </w:r>
     </w:p>
     <w:p>
       <w:r>
-        <w:t>2025年研究证实过度拟人化AI会削弱人类亲社会倾向并助长依赖心理，为AI交互设计划出伦理红线；呼应国内‘AI向善’治理导向，需加强人机关系健康度评估。</w:t>
+        <w:t>Google DeepMind管理层重大调整：创始人哈萨比斯转任董事会主席，杰夫·迪恩离任。此次变动标志AI巨头进入战略整合深水期，重心转向商业化与伦理治理双轨并进。</w:t>
       </w:r>
     </w:p>
     <w:p>
@@ -654,13 +712,181 @@
         </w:rPr>
         <w:t>链接:</w:t>
       </w:r>
-      <w:hyperlink r:id="rId17">
+      <w:hyperlink r:id="rId18">
         <w:r>
           <w:rPr>
             <w:color w:val="0563C1"/>
             <w:u w:val="single"/>
           </w:rPr>
-          <w:t>Sycophantic AI Decreases Prosocial Intentions and Promotes Dependence (2025)</w:t>
+          <w:t>Changes at Google DeepMind: Demis Hassabis from CEO to Chair, Jeff Dean departs</w:t>
+        </w:r>
+      </w:hyperlink>
+    </w:p>
+    <w:p>
+      <w:pPr>
+        <w:pStyle w:val="Heading3"/>
+      </w:pPr>
+      <w:r>
+        <w:rPr>
+          <w:rFonts w:ascii="Times New Roman" w:hAnsi="Times New Roman" w:eastAsia="黑体"/>
+          <w:b w:val="0"/>
+          <w:color w:val="888888"/>
+          <w:sz w:val="24"/>
+        </w:rPr>
+        <w:t>【C级·参考】</w:t>
+      </w:r>
+      <w:r>
+        <w:rPr>
+          <w:rFonts w:ascii="Times New Roman" w:hAnsi="Times New Roman" w:eastAsia="黑体"/>
+          <w:b w:val="0"/>
+          <w:color w:val="888888"/>
+          <w:sz w:val="24"/>
+        </w:rPr>
+        <w:t>Cloudflare OS: an open platform for agents, apps, and work</w:t>
+      </w:r>
+    </w:p>
+    <w:p>
+      <w:r>
+        <w:rPr>
+          <w:rFonts w:ascii="Times New Roman" w:hAnsi="Times New Roman" w:eastAsia="宋体"/>
+          <w:color w:val="888888"/>
+          <w:sz w:val="18"/>
+        </w:rPr>
+        <w:t>来源:Hacker News | 时间:08-05 21:58</w:t>
+      </w:r>
+    </w:p>
+    <w:p>
+      <w:r>
+        <w:t>Cloudflare发布面向AI Agent的开源操作系统Cloudflare OS，支持应用与工作流无缝集成。该平台有望降低Agent开发门槛，推动去中心化AI服务生态构建。</w:t>
+      </w:r>
+    </w:p>
+    <w:p>
+      <w:r>
+        <w:rPr>
+          <w:rFonts w:ascii="Times New Roman" w:hAnsi="Times New Roman" w:eastAsia="宋体"/>
+          <w:sz w:val="18"/>
+        </w:rPr>
+        <w:t>链接:</w:t>
+      </w:r>
+      <w:hyperlink r:id="rId19">
+        <w:r>
+          <w:rPr>
+            <w:color w:val="0563C1"/>
+            <w:u w:val="single"/>
+          </w:rPr>
+          <w:t>Cloudflare OS: an open platform for agents, apps, and work</w:t>
+        </w:r>
+      </w:hyperlink>
+    </w:p>
+    <w:p>
+      <w:pPr>
+        <w:pStyle w:val="Heading3"/>
+      </w:pPr>
+      <w:r>
+        <w:rPr>
+          <w:rFonts w:ascii="Times New Roman" w:hAnsi="Times New Roman" w:eastAsia="黑体"/>
+          <w:b w:val="0"/>
+          <w:color w:val="888888"/>
+          <w:sz w:val="24"/>
+        </w:rPr>
+        <w:t>【C级·参考】</w:t>
+      </w:r>
+      <w:r>
+        <w:rPr>
+          <w:rFonts w:ascii="Times New Roman" w:hAnsi="Times New Roman" w:eastAsia="黑体"/>
+          <w:b w:val="0"/>
+          <w:color w:val="888888"/>
+          <w:sz w:val="24"/>
+        </w:rPr>
+        <w:t>Position: LLMs Can't Jump</w:t>
+      </w:r>
+    </w:p>
+    <w:p>
+      <w:r>
+        <w:rPr>
+          <w:rFonts w:ascii="Times New Roman" w:hAnsi="Times New Roman" w:eastAsia="宋体"/>
+          <w:color w:val="888888"/>
+          <w:sz w:val="18"/>
+        </w:rPr>
+        <w:t>来源:Hacker News | 时间:08-05 19:01</w:t>
+      </w:r>
+    </w:p>
+    <w:p>
+      <w:r>
+        <w:t>前沿论文指出大语言模型存在根本性物理局限——无法执行‘跳跃’类具身动作。该观点重申AI与机器人学的交叉必要性，为具身智能研发提供理论锚点。</w:t>
+      </w:r>
+    </w:p>
+    <w:p>
+      <w:r>
+        <w:rPr>
+          <w:rFonts w:ascii="Times New Roman" w:hAnsi="Times New Roman" w:eastAsia="宋体"/>
+          <w:sz w:val="18"/>
+        </w:rPr>
+        <w:t>链接:</w:t>
+      </w:r>
+      <w:hyperlink r:id="rId20">
+        <w:r>
+          <w:rPr>
+            <w:color w:val="0563C1"/>
+            <w:u w:val="single"/>
+          </w:rPr>
+          <w:t>Position: LLMs Can't Jump</w:t>
+        </w:r>
+      </w:hyperlink>
+    </w:p>
+    <w:p>
+      <w:pPr>
+        <w:pStyle w:val="Heading3"/>
+      </w:pPr>
+      <w:r>
+        <w:rPr>
+          <w:rFonts w:ascii="Times New Roman" w:hAnsi="Times New Roman" w:eastAsia="黑体"/>
+          <w:b w:val="0"/>
+          <w:color w:val="888888"/>
+          <w:sz w:val="24"/>
+        </w:rPr>
+        <w:t>【C级·参考】</w:t>
+      </w:r>
+      <w:r>
+        <w:rPr>
+          <w:rFonts w:ascii="Times New Roman" w:hAnsi="Times New Roman" w:eastAsia="黑体"/>
+          <w:b w:val="0"/>
+          <w:color w:val="888888"/>
+          <w:sz w:val="24"/>
+        </w:rPr>
+        <w:t>Born Against, or why hobby programming communities are against LLM usage</w:t>
+      </w:r>
+    </w:p>
+    <w:p>
+      <w:r>
+        <w:rPr>
+          <w:rFonts w:ascii="Times New Roman" w:hAnsi="Times New Roman" w:eastAsia="宋体"/>
+          <w:color w:val="888888"/>
+          <w:sz w:val="18"/>
+        </w:rPr>
+        <w:t>来源:Hacker News | 时间:08-06 02:37</w:t>
+      </w:r>
+    </w:p>
+    <w:p>
+      <w:r>
+        <w:t>资深开发者博客剖析业余编程社区抵制LLM的深层原因：担忧代码同质化、技能退化及开源文化侵蚀。该反思为AI教育与开发者生态健康演进提供重要镜鉴。</w:t>
+      </w:r>
+    </w:p>
+    <w:p>
+      <w:r>
+        <w:rPr>
+          <w:rFonts w:ascii="Times New Roman" w:hAnsi="Times New Roman" w:eastAsia="宋体"/>
+          <w:sz w:val="18"/>
+        </w:rPr>
+        <w:t>链接:</w:t>
+      </w:r>
+      <w:hyperlink r:id="rId21">
+        <w:r>
+          <w:rPr>
+            <w:color w:val="0563C1"/>
+            <w:u w:val="single"/>
+          </w:rPr>
+          <w:t>Born Against, or why hobby programming communities are against LLM usage</w:t>
         </w:r>
       </w:hyperlink>
     </w:p>
@@ -675,6 +901,72 @@
         </w:rPr>
         <w:t>机器人/AI硬件</w:t>
       </w:r>
+    </w:p>
+    <w:p>
+      <w:pPr>
+        <w:pStyle w:val="Heading3"/>
+      </w:pPr>
+      <w:r>
+        <w:rPr>
+          <w:rFonts w:ascii="Times New Roman" w:hAnsi="Times New Roman" w:eastAsia="黑体"/>
+          <w:b/>
+          <w:color w:val="41D87E"/>
+          <w:sz w:val="24"/>
+        </w:rPr>
+        <w:t>【A级·线索】</w:t>
+      </w:r>
+      <w:r>
+        <w:rPr>
+          <w:rFonts w:ascii="Times New Roman" w:hAnsi="Times New Roman" w:eastAsia="黑体"/>
+          <w:b/>
+          <w:color w:val="41D87E"/>
+          <w:sz w:val="24"/>
+        </w:rPr>
+        <w:t>宇树科技公告发行价格为 150.8 元 / 股：市盈率 219.23 倍高于行业平均，对应总市值超 600 亿元</w:t>
+      </w:r>
+    </w:p>
+    <w:p>
+      <w:r>
+        <w:rPr>
+          <w:rFonts w:ascii="Times New Roman" w:hAnsi="Times New Roman" w:eastAsia="宋体"/>
+          <w:color w:val="888888"/>
+          <w:sz w:val="18"/>
+        </w:rPr>
+        <w:t>来源:IT之家 | 时间:08-06 19:21</w:t>
+      </w:r>
+    </w:p>
+    <w:p>
+      <w:r>
+        <w:t>杭州宇树科技科创板IPO定价出炉，发行价150.8元/股，市盈率显著高于行业均值，总市值超600亿元。作为全球四足机器人头部企业，其资本化进程折射中国具身智能产业化加速态势。</w:t>
+      </w:r>
+    </w:p>
+    <w:p>
+      <w:r>
+        <w:rPr>
+          <w:rFonts w:ascii="Times New Roman" w:hAnsi="Times New Roman" w:eastAsia="宋体"/>
+          <w:i/>
+          <w:sz w:val="21"/>
+        </w:rPr>
+        <w:t>角度建议:联动广州黄埔区‘具身智能产业园’建设进展，采访本地机器人企业（如优必选广州团队）对上游核心零部件供应链协同的期待</w:t>
+      </w:r>
+    </w:p>
+    <w:p>
+      <w:r>
+        <w:rPr>
+          <w:rFonts w:ascii="Times New Roman" w:hAnsi="Times New Roman" w:eastAsia="宋体"/>
+          <w:sz w:val="18"/>
+        </w:rPr>
+        <w:t>链接:</w:t>
+      </w:r>
+      <w:hyperlink r:id="rId22">
+        <w:r>
+          <w:rPr>
+            <w:color w:val="0563C1"/>
+            <w:u w:val="single"/>
+          </w:rPr>
+          <w:t>宇树科技公告发行价格为 150.8 元 / 股：市盈率 219.23 倍高于行业平均，对应总市值超 600 亿元</w:t>
+        </w:r>
+      </w:hyperlink>
     </w:p>
     <w:p>
       <w:pPr>
@@ -711,7 +1003,7 @@
     </w:p>
     <w:p>
       <w:r>
-        <w:t>暑期华强北日均接待外籍采购商近8000人次，AI眼镜销量同比翻倍，成为全球AI硬件出海核心窗口；央视报道指出其正从代工转向自主品牌孵化，折射大湾区硬科技出海新范式。</w:t>
+        <w:t>暑期以来深圳华强北AI眼镜销量同比激增100%，日均吸引近8000名外籍采购商。作为全国最大电子集散地，华强北正成为AI硬件出海‘第一窗口’，凸显大湾区硬件创新生态活力。</w:t>
       </w:r>
     </w:p>
     <w:p>
@@ -721,7 +1013,7 @@
           <w:i/>
           <w:sz w:val="21"/>
         </w:rPr>
-        <w:t>角度建议:实地探访华强北AI眼镜档口，采访深圳本地品牌如雷鸟、XREAL代理商，聚焦‘出口合规’与‘隐私设计缺位’双线矛盾</w:t>
+        <w:t>角度建议:实地探访华强北柜台，追踪广州外贸企业（如小鹏、广汽零部件供应商）如何借道华强北布局AI可穿戴设备跨境分销</w:t>
       </w:r>
     </w:p>
     <w:p>
@@ -732,143 +1024,13 @@
         </w:rPr>
         <w:t>链接:</w:t>
       </w:r>
-      <w:hyperlink r:id="rId18">
+      <w:hyperlink r:id="rId23">
         <w:r>
           <w:rPr>
             <w:color w:val="0563C1"/>
             <w:u w:val="single"/>
           </w:rPr>
           <w:t>深圳华强北AI眼镜销量激增100%</w:t>
-        </w:r>
-      </w:hyperlink>
-    </w:p>
-    <w:p>
-      <w:pPr>
-        <w:pStyle w:val="Heading3"/>
-      </w:pPr>
-      <w:r>
-        <w:rPr>
-          <w:rFonts w:ascii="Times New Roman" w:hAnsi="Times New Roman" w:eastAsia="黑体"/>
-          <w:b/>
-          <w:color w:val="41D87E"/>
-          <w:sz w:val="24"/>
-        </w:rPr>
-        <w:t>【A级·线索|本地】</w:t>
-      </w:r>
-      <w:r>
-        <w:rPr>
-          <w:rFonts w:ascii="Times New Roman" w:hAnsi="Times New Roman" w:eastAsia="黑体"/>
-          <w:b/>
-          <w:color w:val="41D87E"/>
-          <w:sz w:val="24"/>
-        </w:rPr>
-        <w:t>国产消费级 3D 打印机拿下全球 9 成份额，深圳诞生“四小龙”</w:t>
-      </w:r>
-    </w:p>
-    <w:p>
-      <w:r>
-        <w:rPr>
-          <w:rFonts w:ascii="Times New Roman" w:hAnsi="Times New Roman" w:eastAsia="宋体"/>
-          <w:color w:val="888888"/>
-          <w:sz w:val="18"/>
-        </w:rPr>
-        <w:t>来源:IT之家 | 时间:08-06 16:53</w:t>
-      </w:r>
-    </w:p>
-    <w:p>
-      <w:r>
-        <w:t>2026年上半年我国3D打印机出口同比增长90.2%，占全球消费级市场九成；深圳创想三维、纵维立方等‘四小龙’主导，体现大湾区在精密制造与开源硬件领域的集群优势。</w:t>
-      </w:r>
-    </w:p>
-    <w:p>
-      <w:r>
-        <w:rPr>
-          <w:rFonts w:ascii="Times New Roman" w:hAnsi="Times New Roman" w:eastAsia="宋体"/>
-          <w:i/>
-          <w:sz w:val="21"/>
-        </w:rPr>
-        <w:t>角度建议:走访深圳宝安3D打印产业园，追踪‘深圳造’设备在广汽埃安车身件试制中的应用案例</w:t>
-      </w:r>
-    </w:p>
-    <w:p>
-      <w:r>
-        <w:rPr>
-          <w:rFonts w:ascii="Times New Roman" w:hAnsi="Times New Roman" w:eastAsia="宋体"/>
-          <w:sz w:val="18"/>
-        </w:rPr>
-        <w:t>链接:</w:t>
-      </w:r>
-      <w:hyperlink r:id="rId19">
-        <w:r>
-          <w:rPr>
-            <w:color w:val="0563C1"/>
-            <w:u w:val="single"/>
-          </w:rPr>
-          <w:t>国产消费级 3D 打印机拿下全球 9 成份额，深圳诞生“四小龙”</w:t>
-        </w:r>
-      </w:hyperlink>
-    </w:p>
-    <w:p>
-      <w:pPr>
-        <w:pStyle w:val="Heading3"/>
-      </w:pPr>
-      <w:r>
-        <w:rPr>
-          <w:rFonts w:ascii="Times New Roman" w:hAnsi="Times New Roman" w:eastAsia="黑体"/>
-          <w:b/>
-          <w:sz w:val="24"/>
-        </w:rPr>
-        <w:t>【B级·关注】</w:t>
-      </w:r>
-      <w:r>
-        <w:rPr>
-          <w:rFonts w:ascii="Times New Roman" w:hAnsi="Times New Roman" w:eastAsia="黑体"/>
-          <w:b/>
-          <w:sz w:val="24"/>
-        </w:rPr>
-        <w:t>Meta想把微型热管塞进镜腿，AI眼镜开始为算力“降温”</w:t>
-      </w:r>
-    </w:p>
-    <w:p>
-      <w:r>
-        <w:rPr>
-          <w:rFonts w:ascii="Times New Roman" w:hAnsi="Times New Roman" w:eastAsia="宋体"/>
-          <w:color w:val="888888"/>
-          <w:sz w:val="18"/>
-        </w:rPr>
-        <w:t>来源:Bing新闻 | 时间:08-06 02:47</w:t>
-      </w:r>
-    </w:p>
-    <w:p>
-      <w:r>
-        <w:t>Meta新专利显示其正攻关AI眼镜镜腿微型热管散热技术，直指端侧大模型算力提升后的热管理瓶颈；该技术若量产，将重塑轻量化AR设备性能天花板。</w:t>
-      </w:r>
-    </w:p>
-    <w:p>
-      <w:r>
-        <w:rPr>
-          <w:rFonts w:ascii="Times New Roman" w:hAnsi="Times New Roman" w:eastAsia="宋体"/>
-          <w:i/>
-          <w:sz w:val="21"/>
-        </w:rPr>
-        <w:t>角度建议:联系广州粤芯半导体、珠海全志科技，探讨国产AI眼镜SoC散热协同方案</w:t>
-      </w:r>
-    </w:p>
-    <w:p>
-      <w:r>
-        <w:rPr>
-          <w:rFonts w:ascii="Times New Roman" w:hAnsi="Times New Roman" w:eastAsia="宋体"/>
-          <w:sz w:val="18"/>
-        </w:rPr>
-        <w:t>链接:</w:t>
-      </w:r>
-      <w:hyperlink r:id="rId20">
-        <w:r>
-          <w:rPr>
-            <w:color w:val="0563C1"/>
-            <w:u w:val="single"/>
-          </w:rPr>
-          <w:t>Meta想把微型热管塞进镜腿，AI眼镜开始为算力“降温”</w:t>
         </w:r>
       </w:hyperlink>
     </w:p>
@@ -900,12 +1062,12 @@
           <w:color w:val="888888"/>
           <w:sz w:val="18"/>
         </w:rPr>
-        <w:t>来源:Bing新闻 | 时间:08-05 23:46</w:t>
+        <w:t>来源:Bing新闻 | 时间:08-06 13:46</w:t>
       </w:r>
     </w:p>
     <w:p>
       <w:r>
-        <w:t>澳大利亚Kmart Anko品牌89美元AI眼镜因缺乏隐私警示功能引发争议，售罄背后暴露全球AI硬件监管滞后；为我国制定AI可穿戴设备强制标识标准提供紧迫性案例。</w:t>
+        <w:t>澳大利亚Kmart超市Anko品牌AI眼镜以89美元低价售罄，因缺乏摄录提示功能引发隐私争议。事件暴露消费级AI硬件合规短板，或将推动全球AI可穿戴设备强制隐私标识立法。</w:t>
       </w:r>
     </w:p>
     <w:p>
@@ -915,7 +1077,7 @@
           <w:i/>
           <w:sz w:val="21"/>
         </w:rPr>
-        <w:t>角度建议:联动广东省市场监管局，推动AI眼镜‘隐私开关’强制标配地方标准立项</w:t>
+        <w:t>角度建议:邀请广州律所（如金鹏所）解读《广东省数据条例》对AI眼镜本地销售的合规要求，对比深圳先行示范区监管实践</w:t>
       </w:r>
     </w:p>
     <w:p>
@@ -926,13 +1088,69 @@
         </w:rPr>
         <w:t>链接:</w:t>
       </w:r>
-      <w:hyperlink r:id="rId21">
+      <w:hyperlink r:id="rId24">
         <w:r>
           <w:rPr>
             <w:color w:val="0563C1"/>
             <w:u w:val="single"/>
           </w:rPr>
           <w:t>廉价“偷拍神器”？89美元AI眼镜在澳大利亚售罄，无警示摄录引发争议</w:t>
+        </w:r>
+      </w:hyperlink>
+    </w:p>
+    <w:p>
+      <w:pPr>
+        <w:pStyle w:val="Heading3"/>
+      </w:pPr>
+      <w:r>
+        <w:rPr>
+          <w:rFonts w:ascii="Times New Roman" w:hAnsi="Times New Roman" w:eastAsia="黑体"/>
+          <w:b w:val="0"/>
+          <w:color w:val="888888"/>
+          <w:sz w:val="24"/>
+        </w:rPr>
+        <w:t>【C级·参考】</w:t>
+      </w:r>
+      <w:r>
+        <w:rPr>
+          <w:rFonts w:ascii="Times New Roman" w:hAnsi="Times New Roman" w:eastAsia="黑体"/>
+          <w:b w:val="0"/>
+          <w:color w:val="888888"/>
+          <w:sz w:val="24"/>
+        </w:rPr>
+        <w:t>Meta想把微型热管塞进镜腿，AI眼镜开始为算力“降温”</w:t>
+      </w:r>
+    </w:p>
+    <w:p>
+      <w:r>
+        <w:rPr>
+          <w:rFonts w:ascii="Times New Roman" w:hAnsi="Times New Roman" w:eastAsia="宋体"/>
+          <w:color w:val="888888"/>
+          <w:sz w:val="18"/>
+        </w:rPr>
+        <w:t>来源:Bing新闻 | 时间:08-06 02:47</w:t>
+      </w:r>
+    </w:p>
+    <w:p>
+      <w:r>
+        <w:t>Meta曝光AI眼镜散热专利，拟通过微型热管解决端侧大模型运算发热难题。技术突破将加速AI眼镜从概念走向量产，推动下一代人机交互终端形态演进。</w:t>
+      </w:r>
+    </w:p>
+    <w:p>
+      <w:r>
+        <w:rPr>
+          <w:rFonts w:ascii="Times New Roman" w:hAnsi="Times New Roman" w:eastAsia="宋体"/>
+          <w:sz w:val="18"/>
+        </w:rPr>
+        <w:t>链接:</w:t>
+      </w:r>
+      <w:hyperlink r:id="rId25">
+        <w:r>
+          <w:rPr>
+            <w:color w:val="0563C1"/>
+            <w:u w:val="single"/>
+          </w:rPr>
+          <w:t>Meta想把微型热管塞进镜腿，AI眼镜开始为算力“降温”</w:t>
         </w:r>
       </w:hyperlink>
     </w:p>
@@ -983,7 +1201,7 @@
     </w:p>
     <w:p>
       <w:r>
-        <w:t>中老500千伏联网工程首次实现老挝水电跨境输送至粤港澳大湾区，电量同步参与南方区域电力市场交易，标志我国跨境绿电交易机制实质性破冰，支撑大湾区电动化基建低碳化。</w:t>
+        <w:t>老挝水电经中老500千伏联网工程首次直送粤港澳大湾区，预计输送6亿千瓦时，同步参与南方区域电力市场交易。这是我国跨境绿电交易重大突破，为大湾区新能源车充绿电提供源头保障。</w:t>
       </w:r>
     </w:p>
     <w:p>
@@ -993,7 +1211,7 @@
           <w:i/>
           <w:sz w:val="21"/>
         </w:rPr>
-        <w:t>角度建议:专访南方电网广东公司调度中心，解析跨境电力交易结算机制及对广汽、比亚迪等车企绿电采购影响</w:t>
+        <w:t>角度建议:专访南方电网广东公司，解析‘老挝水电—大湾区充电桩’绿电溯源技术路径，测算对广汽埃安、小鹏超充网络碳足迹的影响</w:t>
       </w:r>
     </w:p>
     <w:p>
@@ -1004,141 +1222,13 @@
         </w:rPr>
         <w:t>链接:</w:t>
       </w:r>
-      <w:hyperlink r:id="rId22">
+      <w:hyperlink r:id="rId26">
         <w:r>
           <w:rPr>
             <w:color w:val="0563C1"/>
             <w:u w:val="single"/>
           </w:rPr>
           <w:t>境外新能源项目首次接入我国电力市场，老挝输送 6 亿千瓦时水电至粤港澳大湾区</w:t>
-        </w:r>
-      </w:hyperlink>
-    </w:p>
-    <w:p>
-      <w:pPr>
-        <w:pStyle w:val="Heading3"/>
-      </w:pPr>
-      <w:r>
-        <w:rPr>
-          <w:rFonts w:ascii="Times New Roman" w:hAnsi="Times New Roman" w:eastAsia="黑体"/>
-          <w:b/>
-          <w:sz w:val="24"/>
-        </w:rPr>
-        <w:t>【B级·关注】</w:t>
-      </w:r>
-      <w:r>
-        <w:rPr>
-          <w:rFonts w:ascii="Times New Roman" w:hAnsi="Times New Roman" w:eastAsia="黑体"/>
-          <w:b/>
-          <w:sz w:val="24"/>
-        </w:rPr>
-        <w:t>华为乾崑 7 月安全出行报告发布，累计辅助驾驶里程突破 134.1 亿公里</w:t>
-      </w:r>
-    </w:p>
-    <w:p>
-      <w:r>
-        <w:rPr>
-          <w:rFonts w:ascii="Times New Roman" w:hAnsi="Times New Roman" w:eastAsia="宋体"/>
-          <w:color w:val="888888"/>
-          <w:sz w:val="18"/>
-        </w:rPr>
-        <w:t>来源:IT之家 | 时间:08-06 16:50</w:t>
-      </w:r>
-    </w:p>
-    <w:p>
-      <w:r>
-        <w:t>华为乾崑智驾7月单月辅助驾驶里程达10.6亿公里，月活用户超百万；累计134.1亿公里数据反哺算法迭代，印证其‘以用促研’的智能驾驶商业化路径加速落地。</w:t>
-      </w:r>
-    </w:p>
-    <w:p>
-      <w:r>
-        <w:rPr>
-          <w:rFonts w:ascii="Times New Roman" w:hAnsi="Times New Roman" w:eastAsia="宋体"/>
-          <w:i/>
-          <w:sz w:val="21"/>
-        </w:rPr>
-        <w:t>角度建议:对接广州南沙自动驾驶测试区运营方，验证乾崑系统在广深复杂城市场景适配度</w:t>
-      </w:r>
-    </w:p>
-    <w:p>
-      <w:r>
-        <w:rPr>
-          <w:rFonts w:ascii="Times New Roman" w:hAnsi="Times New Roman" w:eastAsia="宋体"/>
-          <w:sz w:val="18"/>
-        </w:rPr>
-        <w:t>链接:</w:t>
-      </w:r>
-      <w:hyperlink r:id="rId23">
-        <w:r>
-          <w:rPr>
-            <w:color w:val="0563C1"/>
-            <w:u w:val="single"/>
-          </w:rPr>
-          <w:t>华为乾崑 7 月安全出行报告发布，累计辅助驾驶里程突破 134.1 亿公里</w:t>
-        </w:r>
-      </w:hyperlink>
-    </w:p>
-    <w:p>
-      <w:pPr>
-        <w:pStyle w:val="Heading3"/>
-      </w:pPr>
-      <w:r>
-        <w:rPr>
-          <w:rFonts w:ascii="Times New Roman" w:hAnsi="Times New Roman" w:eastAsia="黑体"/>
-          <w:b/>
-          <w:sz w:val="24"/>
-        </w:rPr>
-        <w:t>【B级·关注】</w:t>
-      </w:r>
-      <w:r>
-        <w:rPr>
-          <w:rFonts w:ascii="Times New Roman" w:hAnsi="Times New Roman" w:eastAsia="黑体"/>
-          <w:b/>
-          <w:sz w:val="24"/>
-        </w:rPr>
-        <w:t>王腾回应“SU7 Ultra 泊车异常”：小米汽车已迅速跟进分析，边界场景有 Bug 很正常</w:t>
-      </w:r>
-    </w:p>
-    <w:p>
-      <w:r>
-        <w:rPr>
-          <w:rFonts w:ascii="Times New Roman" w:hAnsi="Times New Roman" w:eastAsia="宋体"/>
-          <w:color w:val="888888"/>
-          <w:sz w:val="18"/>
-        </w:rPr>
-        <w:t>来源:IT之家 | 时间:08-06 16:36</w:t>
-      </w:r>
-    </w:p>
-    <w:p>
-      <w:r>
-        <w:t>小米汽车高管承认SU7 Ultra泊车功能存在边界场景Bug，强调快速响应与OTA修复机制；反映智能驾驶从‘可用’迈向‘好用’阶段的技术现实与用户预期管理挑战。</w:t>
-      </w:r>
-    </w:p>
-    <w:p>
-      <w:r>
-        <w:rPr>
-          <w:rFonts w:ascii="Times New Roman" w:hAnsi="Times New Roman" w:eastAsia="宋体"/>
-          <w:i/>
-          <w:sz w:val="21"/>
-        </w:rPr>
-        <w:t>角度建议:对比小鹏NGP、华为ADS在广深高架匝道等典型复杂场景表现，制作用户体验对比短视频</w:t>
-      </w:r>
-    </w:p>
-    <w:p>
-      <w:r>
-        <w:rPr>
-          <w:rFonts w:ascii="Times New Roman" w:hAnsi="Times New Roman" w:eastAsia="宋体"/>
-          <w:sz w:val="18"/>
-        </w:rPr>
-        <w:t>链接:</w:t>
-      </w:r>
-      <w:hyperlink r:id="rId24">
-        <w:r>
-          <w:rPr>
-            <w:color w:val="0563C1"/>
-            <w:u w:val="single"/>
-          </w:rPr>
-          <w:t>王腾回应“SU7 Ultra 泊车异常”：小米汽车已迅速跟进分析，边界场景有 Bug 很正常</w:t>
         </w:r>
       </w:hyperlink>
     </w:p>
@@ -1175,7 +1265,7 @@
     </w:p>
     <w:p>
       <w:r>
-        <w:t>鸿蒙智行享界V8无伪装路测车曝光，采用标志性‘寰宇红’配色及家族化设计，预示华为与北汽合作的豪华轿车即将量产；其智驾系统或搭载最新乾崑ADS 3.0。</w:t>
+        <w:t>华为鸿蒙智行旗下享界V8纯电轿车无伪装路试车曝光，采用标志性‘寰宇红’车色及家族化设计。作为定位豪华智能轿车的新车型，其智能化配置与量产节奏备受市场关注。</w:t>
       </w:r>
     </w:p>
     <w:p>
@@ -1185,7 +1275,7 @@
           <w:i/>
           <w:sz w:val="21"/>
         </w:rPr>
-        <w:t>角度建议:研判V8在广州车展首发可能性，对比小鹏X9、理想MEGA在粤用户口碑</w:t>
+        <w:t>角度建议:结合广州车展筹备动态，预判享界V8是否将作为华为-广汽合作深化的首款落地车型亮相羊城</w:t>
       </w:r>
     </w:p>
     <w:p>
@@ -1196,7 +1286,7 @@
         </w:rPr>
         <w:t>链接:</w:t>
       </w:r>
-      <w:hyperlink r:id="rId25">
+      <w:hyperlink r:id="rId27">
         <w:r>
           <w:rPr>
             <w:color w:val="0563C1"/>
@@ -1239,7 +1329,7 @@
     </w:p>
     <w:p>
       <w:r>
-        <w:t>华为鸿蒙智行尊界V800/V680两款旗舰MPV上市24小时大定破3500台，起售价64.8万元，印证高端智能出行产品力获市场快速认可，MPV品类智能化竞争进入新阶段。</w:t>
+        <w:t>华为鸿蒙智行尊界V800/V680旗舰MPV上市24小时订单破3500台，起售价64.8万元。该车搭载华为ADS 3.0智驾系统及鸿蒙座舱，代表国产高端智能出行新标杆。</w:t>
       </w:r>
     </w:p>
     <w:p>
@@ -1249,7 +1339,7 @@
           <w:i/>
           <w:sz w:val="21"/>
         </w:rPr>
-        <w:t>角度建议:调研广州白云机场、深圳北站商务接送场景，验证V800/V680在大湾区高端出行市场的适配性</w:t>
+        <w:t>角度建议:调研广州高端商务用车市场（如白云机场贵宾车队、珠江新城律所），评估尊界MPV对传统豪华MPV（埃尔法、GL8）的替代潜力</w:t>
       </w:r>
     </w:p>
     <w:p>
@@ -1260,7 +1350,7 @@
         </w:rPr>
         <w:t>链接:</w:t>
       </w:r>
-      <w:hyperlink r:id="rId26">
+      <w:hyperlink r:id="rId28">
         <w:r>
           <w:rPr>
             <w:color w:val="0563C1"/>
@@ -1277,18 +1367,20 @@
       <w:r>
         <w:rPr>
           <w:rFonts w:ascii="Times New Roman" w:hAnsi="Times New Roman" w:eastAsia="黑体"/>
-          <w:b/>
+          <w:b w:val="0"/>
+          <w:color w:val="888888"/>
           <w:sz w:val="24"/>
         </w:rPr>
-        <w:t>【B级·关注】</w:t>
+        <w:t>【C级·参考】</w:t>
       </w:r>
       <w:r>
         <w:rPr>
           <w:rFonts w:ascii="Times New Roman" w:hAnsi="Times New Roman" w:eastAsia="黑体"/>
-          <w:b/>
+          <w:b w:val="0"/>
+          <w:color w:val="888888"/>
           <w:sz w:val="24"/>
         </w:rPr>
-        <w:t>大众、小鹏合作第二款车型，与众 09 公布蓝、紫、白、黑四款车色</w:t>
+        <w:t>高德地图回应将下线武汉实时公交：放心，等公交神器还在</w:t>
       </w:r>
     </w:p>
     <w:p>
@@ -1298,22 +1390,12 @@
           <w:color w:val="888888"/>
           <w:sz w:val="18"/>
         </w:rPr>
-        <w:t>来源:IT之家 | 时间:08-06 16:55</w:t>
+        <w:t>来源:IT之家 | 时间:08-06 20:00</w:t>
       </w:r>
     </w:p>
     <w:p>
       <w:r>
-        <w:t>大众安徽与小鹏联合开发的第二款纯电轿跑‘与众09’发布四款车色，下半年上市；延续‘大众底盘+小鹏智驾’合作模式，加速外资车企电动化本土化进程。</w:t>
-      </w:r>
-    </w:p>
-    <w:p>
-      <w:r>
-        <w:rPr>
-          <w:rFonts w:ascii="Times New Roman" w:hAnsi="Times New Roman" w:eastAsia="宋体"/>
-          <w:i/>
-          <w:sz w:val="21"/>
-        </w:rPr>
-        <w:t>角度建议:关注大众安徽合肥工厂产能分配，研判其对广汽大众佛山基地的协同或竞争影响</w:t>
+        <w:t>高德地图就武汉实时公交功能下线作出回应，强调服务持续优化。虽属局部合作调整，但折射地图平台在城市公共交通数据整合中的角色变迁与可持续运营挑战。</w:t>
       </w:r>
     </w:p>
     <w:p>
@@ -1324,13 +1406,13 @@
         </w:rPr>
         <w:t>链接:</w:t>
       </w:r>
-      <w:hyperlink r:id="rId27">
+      <w:hyperlink r:id="rId29">
         <w:r>
           <w:rPr>
             <w:color w:val="0563C1"/>
             <w:u w:val="single"/>
           </w:rPr>
-          <w:t>大众、小鹏合作第二款车型，与众 09 公布蓝、紫、白、黑四款车色</w:t>
+          <w:t>高德地图回应将下线武汉实时公交：放心，等公交神器还在</w:t>
         </w:r>
       </w:hyperlink>
     </w:p>
@@ -1364,7 +1446,7 @@
           <w:b/>
           <w:sz w:val="24"/>
         </w:rPr>
-        <w:t>理想汽车 2026 上半年中国豪华汽车品牌销量第一，小米徐洁云送上祝贺</w:t>
+        <w:t>上海制定汽车行业合规公约：规范“付费解锁”、禁止低价销售、严禁抹黑对比</w:t>
       </w:r>
     </w:p>
     <w:p>
@@ -1374,12 +1456,12 @@
           <w:color w:val="888888"/>
           <w:sz w:val="18"/>
         </w:rPr>
-        <w:t>来源:IT之家 | 时间:08-06 15:55</w:t>
+        <w:t>来源:IT之家 | 时间:08-06 18:57</w:t>
       </w:r>
     </w:p>
     <w:p>
       <w:r>
-        <w:t>理想汽车以平均成交价超20万元登顶上半年豪华车销量榜首，打破BBA长期垄断；小米高管公开祝贺，折射新势力与科技公司间竞合关系深化。</w:t>
+        <w:t>上海网信办联合多部门出台汽车行业网上信息传播合规公约，明确禁止‘付费解锁’功能、低价倾销及恶意竞品对比。此举旨在遏制新能源汽车营销乱象，维护消费者知情权。</w:t>
       </w:r>
     </w:p>
     <w:p>
@@ -1389,7 +1471,7 @@
           <w:i/>
           <w:sz w:val="21"/>
         </w:rPr>
-        <w:t>角度建议:调研广州天河、深圳南山理想交付中心客流与订单结构，分析‘家庭用户’购车决策链变化</w:t>
+        <w:t>角度建议:对比广州市场监管局近期对新能源车企直播话术的抽查结果，探讨大湾区跨域协同监管可行性</w:t>
       </w:r>
     </w:p>
     <w:p>
@@ -1400,13 +1482,13 @@
         </w:rPr>
         <w:t>链接:</w:t>
       </w:r>
-      <w:hyperlink r:id="rId28">
+      <w:hyperlink r:id="rId30">
         <w:r>
           <w:rPr>
             <w:color w:val="0563C1"/>
             <w:u w:val="single"/>
           </w:rPr>
-          <w:t>理想汽车 2026 上半年中国豪华汽车品牌销量第一，小米徐洁云送上祝贺</w:t>
+          <w:t>上海制定汽车行业合规公约：规范“付费解锁”、禁止低价销售、严禁抹黑对比</w:t>
         </w:r>
       </w:hyperlink>
     </w:p>
@@ -1430,7 +1512,7 @@
           <w:color w:val="888888"/>
           <w:sz w:val="24"/>
         </w:rPr>
-        <w:t>小米之家开启“夏日冰爽搭子”活动，即日起到店可领元气森林气泡水</w:t>
+        <w:t>至高 100000 淘金币：20:00 速抽淘宝 88 加码大红包，限量 30 万个无门槛可用</w:t>
       </w:r>
     </w:p>
     <w:p>
@@ -1440,12 +1522,12 @@
           <w:color w:val="888888"/>
           <w:sz w:val="18"/>
         </w:rPr>
-        <w:t>来源:IT之家 | 时间:08-06 18:52</w:t>
+        <w:t>来源:IT之家 | 时间:08-06 19:46</w:t>
       </w:r>
     </w:p>
     <w:p>
       <w:r>
-        <w:t>小米之家全国2000余家门店开展‘体验冰箱+领气泡水’地推活动，将家电销售与快消品跨界联动，打造‘体验即转化’新零售闭环，暑期消费刺激信号明显。</w:t>
+        <w:t>淘宝启动‘超级88大红包’活动，用户每日可抽淘金币，20点加码30万个2元无门槛红包。此类高频营销凸显平台在消费疲软期强化用户黏性与即时转化的策略转向。</w:t>
       </w:r>
     </w:p>
     <w:p>
@@ -1456,13 +1538,13 @@
         </w:rPr>
         <w:t>链接:</w:t>
       </w:r>
-      <w:hyperlink r:id="rId29">
+      <w:hyperlink r:id="rId31">
         <w:r>
           <w:rPr>
             <w:color w:val="0563C1"/>
             <w:u w:val="single"/>
           </w:rPr>
-          <w:t>小米之家开启“夏日冰爽搭子”活动，即日起到店可领元气森林气泡水</w:t>
+          <w:t>至高 100000 淘金币：20:00 速抽淘宝 88 加码大红包，限量 30 万个无门槛可用</w:t>
         </w:r>
       </w:hyperlink>
     </w:p>
@@ -1511,7 +1593,7 @@
     </w:p>
     <w:p>
       <w:r>
-        <w:t>由南昌学生团队开发的互动影像游戏《完蛋！我被男同学包围了！》登陆Steam后迅速走红，以低成本、高传播性验证AI辅助独立游戏开发新路径，引发行业对创作民主化的热议。</w:t>
+        <w:t>由南昌学生团队开发的互动影像游戏《完蛋！我被男同学包围了！》登陆Steam后迅速走红，凭借强社交裂变属性与Z世代审美引发热议。现象级表现印证AI辅助独立游戏开发的爆发潜力。</w:t>
       </w:r>
     </w:p>
     <w:p>
@@ -1521,7 +1603,7 @@
           <w:i/>
           <w:sz w:val="21"/>
         </w:rPr>
-        <w:t>角度建议:联系广州美术学院游戏系，探讨粤产独立游戏扶持政策与高校孵化机制</w:t>
+        <w:t>角度建议:联系广州高校（如广美、暨大）游戏专业师生，探讨粤语配音版《完蛋》IP本地化改编可能性</w:t>
       </w:r>
     </w:p>
     <w:p>
@@ -1532,7 +1614,7 @@
         </w:rPr>
         <w:t>链接:</w:t>
       </w:r>
-      <w:hyperlink r:id="rId30">
+      <w:hyperlink r:id="rId32">
         <w:r>
           <w:rPr>
             <w:color w:val="0563C1"/>
@@ -1575,7 +1657,7 @@
     </w:p>
     <w:p>
       <w:r>
-        <w:t>TapTap Maker等零代码AI工具使独立开发者周期压缩至月级，金浩斌团队实践印证‘AI+创意’新范式崛起；但内容同质化与IP价值稀释风险同步浮现。</w:t>
+        <w:t>开发者金浩斌分享AI工具链（如TapTap Maker）助力3个月内完成4款游戏开发的实践，揭示AI正重构游戏开发流程，降低创意门槛，催生‘一人工作室’新模式。</w:t>
       </w:r>
     </w:p>
     <w:p>
@@ -1585,7 +1667,7 @@
           <w:i/>
           <w:sz w:val="21"/>
         </w:rPr>
-        <w:t>角度建议:走访广州黄埔网易游戏创新中心，采访本地AI游戏工具链开发者</w:t>
+        <w:t>角度建议:走访广州天河游戏产业带，报道本地 indie 工作室如何利用AI工具快速迭代粤语方言游戏</w:t>
       </w:r>
     </w:p>
     <w:p>
@@ -1596,7 +1678,7 @@
         </w:rPr>
         <w:t>链接:</w:t>
       </w:r>
-      <w:hyperlink r:id="rId31">
+      <w:hyperlink r:id="rId33">
         <w:r>
           <w:rPr>
             <w:color w:val="0563C1"/>
@@ -1641,7 +1723,7 @@
     </w:p>
     <w:p>
       <w:r>
-        <w:t>字节旗下Bellring Games《雾影猎人》上线首周破百万玩家，主打‘冷兵器搜打撤’差异化玩法，验证垂直品类突围策略；其成功依托抖音精准流量导流与UP主共创生态。</w:t>
+        <w:t>字节旗下Bellring Games工作室开发的黑暗奇幻动作游戏《雾影猎人》上线首周玩家破百万，主打‘冷兵器搜打撤’玩法。其成功验证垂直品类+精准买量+社区运营的国产游戏新范式。</w:t>
       </w:r>
     </w:p>
     <w:p>
@@ -1652,13 +1734,153 @@
         </w:rPr>
         <w:t>链接:</w:t>
       </w:r>
-      <w:hyperlink r:id="rId32">
+      <w:hyperlink r:id="rId34">
         <w:r>
           <w:rPr>
             <w:color w:val="0563C1"/>
             <w:u w:val="single"/>
           </w:rPr>
           <w:t>上线首周玩家破百万，《雾影猎人》制作人：冷兵器搜打撤方向是对的</w:t>
+        </w:r>
+      </w:hyperlink>
+    </w:p>
+    <w:p>
+      <w:pPr>
+        <w:pStyle w:val="Heading2"/>
+      </w:pPr>
+      <w:r>
+        <w:rPr>
+          <w:rFonts w:ascii="Times New Roman" w:hAnsi="Times New Roman" w:eastAsia="黑体"/>
+          <w:sz w:val="28"/>
+        </w:rPr>
+        <w:t>消费/以旧换新/新餐饮</w:t>
+      </w:r>
+    </w:p>
+    <w:p>
+      <w:pPr>
+        <w:pStyle w:val="Heading3"/>
+      </w:pPr>
+      <w:r>
+        <w:rPr>
+          <w:rFonts w:ascii="Times New Roman" w:hAnsi="Times New Roman" w:eastAsia="黑体"/>
+          <w:b/>
+          <w:sz w:val="24"/>
+        </w:rPr>
+        <w:t>【B级·关注】</w:t>
+      </w:r>
+      <w:r>
+        <w:rPr>
+          <w:rFonts w:ascii="Times New Roman" w:hAnsi="Times New Roman" w:eastAsia="黑体"/>
+          <w:b/>
+          <w:sz w:val="24"/>
+        </w:rPr>
+        <w:t>专家辟谣“车市半年发了五六百款新车”，称 2026 年 1-6 月国内全新车型仅约 165 款</w:t>
+      </w:r>
+    </w:p>
+    <w:p>
+      <w:r>
+        <w:rPr>
+          <w:rFonts w:ascii="Times New Roman" w:hAnsi="Times New Roman" w:eastAsia="宋体"/>
+          <w:color w:val="888888"/>
+          <w:sz w:val="18"/>
+        </w:rPr>
+        <w:t>来源:IT之家 | 时间:08-06 17:42</w:t>
+      </w:r>
+    </w:p>
+    <w:p>
+      <w:r>
+        <w:t>中国汽车流通协会专家李颜伟澄清，2026年上半年国内全新车型实际约165款，远低于坊间流传的500-600款。数据纠偏有助理性看待新能源汽车产品迭代节奏与产能消化压力。</w:t>
+      </w:r>
+    </w:p>
+    <w:p>
+      <w:r>
+        <w:rPr>
+          <w:rFonts w:ascii="Times New Roman" w:hAnsi="Times New Roman" w:eastAsia="宋体"/>
+          <w:i/>
+          <w:sz w:val="21"/>
+        </w:rPr>
+        <w:t>角度建议:结合广汽集团半年报，分析广州车企（传祺、埃安）在‘精简车型矩阵’策略下的产品规划逻辑</w:t>
+      </w:r>
+    </w:p>
+    <w:p>
+      <w:r>
+        <w:rPr>
+          <w:rFonts w:ascii="Times New Roman" w:hAnsi="Times New Roman" w:eastAsia="宋体"/>
+          <w:sz w:val="18"/>
+        </w:rPr>
+        <w:t>链接:</w:t>
+      </w:r>
+      <w:hyperlink r:id="rId35">
+        <w:r>
+          <w:rPr>
+            <w:color w:val="0563C1"/>
+            <w:u w:val="single"/>
+          </w:rPr>
+          <w:t>专家辟谣“车市半年发了五六百款新车”，称 2026 年 1-6 月国内全新车型仅约 165 款</w:t>
+        </w:r>
+      </w:hyperlink>
+    </w:p>
+    <w:p>
+      <w:pPr>
+        <w:pStyle w:val="Heading3"/>
+      </w:pPr>
+      <w:r>
+        <w:rPr>
+          <w:rFonts w:ascii="Times New Roman" w:hAnsi="Times New Roman" w:eastAsia="黑体"/>
+          <w:b/>
+          <w:sz w:val="24"/>
+        </w:rPr>
+        <w:t>【B级·关注】</w:t>
+      </w:r>
+      <w:r>
+        <w:rPr>
+          <w:rFonts w:ascii="Times New Roman" w:hAnsi="Times New Roman" w:eastAsia="黑体"/>
+          <w:b/>
+          <w:sz w:val="24"/>
+        </w:rPr>
+        <w:t>通用汽车回应雪佛兰品牌将停止在华销售：不会停产</w:t>
+      </w:r>
+    </w:p>
+    <w:p>
+      <w:r>
+        <w:rPr>
+          <w:rFonts w:ascii="Times New Roman" w:hAnsi="Times New Roman" w:eastAsia="宋体"/>
+          <w:color w:val="888888"/>
+          <w:sz w:val="18"/>
+        </w:rPr>
+        <w:t>来源:IT之家 | 时间:08-06 18:19</w:t>
+      </w:r>
+    </w:p>
+    <w:p>
+      <w:r>
+        <w:t>通用汽车澄清雪佛兰品牌在华‘停产’传闻，强调合资企业将继续生产并探索出口机遇。回应折射外资车企在华战略调整：从全面铺开转向聚焦优势市场与出口导向。</w:t>
+      </w:r>
+    </w:p>
+    <w:p>
+      <w:r>
+        <w:rPr>
+          <w:rFonts w:ascii="Times New Roman" w:hAnsi="Times New Roman" w:eastAsia="宋体"/>
+          <w:i/>
+          <w:sz w:val="21"/>
+        </w:rPr>
+        <w:t>角度建议:采访广州通用经销商，了解雪佛兰在粤西、珠三角下沉市场的终端库存与置换政策</w:t>
+      </w:r>
+    </w:p>
+    <w:p>
+      <w:r>
+        <w:rPr>
+          <w:rFonts w:ascii="Times New Roman" w:hAnsi="Times New Roman" w:eastAsia="宋体"/>
+          <w:sz w:val="18"/>
+        </w:rPr>
+        <w:t>链接:</w:t>
+      </w:r>
+      <w:hyperlink r:id="rId36">
+        <w:r>
+          <w:rPr>
+            <w:color w:val="0563C1"/>
+            <w:u w:val="single"/>
+          </w:rPr>
+          <w:t>通用汽车回应雪佛兰品牌将停止在华销售：不会停产</w:t>
         </w:r>
       </w:hyperlink>
     </w:p>
@@ -1682,7 +1904,7 @@
           <w:color w:val="888888"/>
           <w:sz w:val="24"/>
         </w:rPr>
-        <w:t>台北电玩展林立涵：进入台湾游戏市场需要知道的事</w:t>
+        <w:t>风避人吹、风随人动、人近风柔：鸿蒙智选 1.5 匹风神之眼空调 2999 → 1499 元</w:t>
       </w:r>
     </w:p>
     <w:p>
@@ -1692,248 +1914,12 @@
           <w:color w:val="888888"/>
           <w:sz w:val="18"/>
         </w:rPr>
-        <w:t>来源:GameLook | 时间:08-06 12:12</w:t>
+        <w:t>来源:IT之家 | 时间:08-05 20:06</w:t>
       </w:r>
     </w:p>
     <w:p>
       <w:r>
-        <w:t>第二届中国国际游戏开发者大会（CIGDC）在上海举办，台湾资深从业者林立涵分享进入台港澳市场的本地化要点，涵盖支付习惯、文化禁忌与审核红线，为粤企出海提供实操指南。</w:t>
-      </w:r>
-    </w:p>
-    <w:p>
-      <w:r>
-        <w:rPr>
-          <w:rFonts w:ascii="Times New Roman" w:hAnsi="Times New Roman" w:eastAsia="宋体"/>
-          <w:sz w:val="18"/>
-        </w:rPr>
-        <w:t>链接:</w:t>
-      </w:r>
-      <w:hyperlink r:id="rId33">
-        <w:r>
-          <w:rPr>
-            <w:color w:val="0563C1"/>
-            <w:u w:val="single"/>
-          </w:rPr>
-          <w:t>台北电玩展林立涵：进入台湾游戏市场需要知道的事</w:t>
-        </w:r>
-      </w:hyperlink>
-    </w:p>
-    <w:p>
-      <w:pPr>
-        <w:pStyle w:val="Heading2"/>
-      </w:pPr>
-      <w:r>
-        <w:rPr>
-          <w:rFonts w:ascii="Times New Roman" w:hAnsi="Times New Roman" w:eastAsia="黑体"/>
-          <w:sz w:val="28"/>
-        </w:rPr>
-        <w:t>消费/以旧换新/新餐饮</w:t>
-      </w:r>
-    </w:p>
-    <w:p>
-      <w:pPr>
-        <w:pStyle w:val="Heading3"/>
-      </w:pPr>
-      <w:r>
-        <w:rPr>
-          <w:rFonts w:ascii="Times New Roman" w:hAnsi="Times New Roman" w:eastAsia="黑体"/>
-          <w:b w:val="0"/>
-          <w:color w:val="888888"/>
-          <w:sz w:val="24"/>
-        </w:rPr>
-        <w:t>【C级·参考】</w:t>
-      </w:r>
-      <w:r>
-        <w:rPr>
-          <w:rFonts w:ascii="Times New Roman" w:hAnsi="Times New Roman" w:eastAsia="黑体"/>
-          <w:b w:val="0"/>
-          <w:color w:val="888888"/>
-          <w:sz w:val="24"/>
-        </w:rPr>
-        <w:t>美的 COLMO 云璃白空调挂机 CA3Z 上市：国补价 5999 元</w:t>
-      </w:r>
-    </w:p>
-    <w:p>
-      <w:r>
-        <w:rPr>
-          <w:rFonts w:ascii="Times New Roman" w:hAnsi="Times New Roman" w:eastAsia="宋体"/>
-          <w:color w:val="888888"/>
-          <w:sz w:val="18"/>
-        </w:rPr>
-        <w:t>来源:IT之家 | 时间:08-06 16:50</w:t>
-      </w:r>
-    </w:p>
-    <w:p>
-      <w:r>
-        <w:t>COLMO云璃白CA3Z空调叠加国家补贴后售价5999元，主打高端美学与AI无风感技术；国补政策持续激活高端家电换新需求，一线市场呈现‘以旧换新+场景升级’双驱动特征。</w:t>
-      </w:r>
-    </w:p>
-    <w:p>
-      <w:r>
-        <w:rPr>
-          <w:rFonts w:ascii="Times New Roman" w:hAnsi="Times New Roman" w:eastAsia="宋体"/>
-          <w:sz w:val="18"/>
-        </w:rPr>
-        <w:t>链接:</w:t>
-      </w:r>
-      <w:hyperlink r:id="rId34">
-        <w:r>
-          <w:rPr>
-            <w:color w:val="0563C1"/>
-            <w:u w:val="single"/>
-          </w:rPr>
-          <w:t>美的 COLMO 云璃白空调挂机 CA3Z 上市：国补价 5999 元</w:t>
-        </w:r>
-      </w:hyperlink>
-    </w:p>
-    <w:p>
-      <w:pPr>
-        <w:pStyle w:val="Heading3"/>
-      </w:pPr>
-      <w:r>
-        <w:rPr>
-          <w:rFonts w:ascii="Times New Roman" w:hAnsi="Times New Roman" w:eastAsia="黑体"/>
-          <w:b w:val="0"/>
-          <w:color w:val="888888"/>
-          <w:sz w:val="24"/>
-        </w:rPr>
-        <w:t>【C级·参考】</w:t>
-      </w:r>
-      <w:r>
-        <w:rPr>
-          <w:rFonts w:ascii="Times New Roman" w:hAnsi="Times New Roman" w:eastAsia="黑体"/>
-          <w:b w:val="0"/>
-          <w:color w:val="888888"/>
-          <w:sz w:val="24"/>
-        </w:rPr>
-        <w:t>美的 COLMO 大魔方空调挂机 CA5Q 上市：主打 AI 无风感，1.5 匹国补价 4999 元</w:t>
-      </w:r>
-    </w:p>
-    <w:p>
-      <w:r>
-        <w:rPr>
-          <w:rFonts w:ascii="Times New Roman" w:hAnsi="Times New Roman" w:eastAsia="宋体"/>
-          <w:color w:val="888888"/>
-          <w:sz w:val="18"/>
-        </w:rPr>
-        <w:t>来源:IT之家 | 时间:08-06 16:40</w:t>
-      </w:r>
-    </w:p>
-    <w:p>
-      <w:r>
-        <w:t>COLMO大魔方CA5Q空调以4999元国补价切入中高端市场，AI无风感技术成核心卖点；反映家电企业正将AI能力从‘参数宣传’转向‘体感价值’具象化输出。</w:t>
-      </w:r>
-    </w:p>
-    <w:p>
-      <w:r>
-        <w:rPr>
-          <w:rFonts w:ascii="Times New Roman" w:hAnsi="Times New Roman" w:eastAsia="宋体"/>
-          <w:sz w:val="18"/>
-        </w:rPr>
-        <w:t>链接:</w:t>
-      </w:r>
-      <w:hyperlink r:id="rId35">
-        <w:r>
-          <w:rPr>
-            <w:color w:val="0563C1"/>
-            <w:u w:val="single"/>
-          </w:rPr>
-          <w:t>美的 COLMO 大魔方空调挂机 CA5Q 上市：主打 AI 无风感，1.5 匹国补价 4999 元</w:t>
-        </w:r>
-      </w:hyperlink>
-    </w:p>
-    <w:p>
-      <w:pPr>
-        <w:pStyle w:val="Heading3"/>
-      </w:pPr>
-      <w:r>
-        <w:rPr>
-          <w:rFonts w:ascii="Times New Roman" w:hAnsi="Times New Roman" w:eastAsia="黑体"/>
-          <w:b w:val="0"/>
-          <w:color w:val="888888"/>
-          <w:sz w:val="24"/>
-        </w:rPr>
-        <w:t>【C级·参考】</w:t>
-      </w:r>
-      <w:r>
-        <w:rPr>
-          <w:rFonts w:ascii="Times New Roman" w:hAnsi="Times New Roman" w:eastAsia="黑体"/>
-          <w:b w:val="0"/>
-          <w:color w:val="888888"/>
-          <w:sz w:val="24"/>
-        </w:rPr>
-        <w:t>4699 → 2399 元：24800Pa 吸力 + 活水洗地，科沃斯 T80S 上下水扫拖机器人再降价</w:t>
-      </w:r>
-    </w:p>
-    <w:p>
-      <w:r>
-        <w:rPr>
-          <w:rFonts w:ascii="Times New Roman" w:hAnsi="Times New Roman" w:eastAsia="宋体"/>
-          <w:color w:val="888888"/>
-          <w:sz w:val="18"/>
-        </w:rPr>
-        <w:t>来源:IT之家 | 时间:08-06 16:05</w:t>
-      </w:r>
-    </w:p>
-    <w:p>
-      <w:r>
-        <w:t>科沃斯T80S扫拖机器人价格腰斩至2399元，叠加上下水+活水洗地技术，加速智能家居渗透下沉市场；价格战背后是服务机器人供应链成熟与规模化降本效应显现。</w:t>
-      </w:r>
-    </w:p>
-    <w:p>
-      <w:r>
-        <w:rPr>
-          <w:rFonts w:ascii="Times New Roman" w:hAnsi="Times New Roman" w:eastAsia="宋体"/>
-          <w:sz w:val="18"/>
-        </w:rPr>
-        <w:t>链接:</w:t>
-      </w:r>
-      <w:hyperlink r:id="rId36">
-        <w:r>
-          <w:rPr>
-            <w:color w:val="0563C1"/>
-            <w:u w:val="single"/>
-          </w:rPr>
-          <w:t>4699 → 2399 元：24800Pa 吸力 + 活水洗地，科沃斯 T80S 上下水扫拖机器人再降价</w:t>
-        </w:r>
-      </w:hyperlink>
-    </w:p>
-    <w:p>
-      <w:pPr>
-        <w:pStyle w:val="Heading3"/>
-      </w:pPr>
-      <w:r>
-        <w:rPr>
-          <w:rFonts w:ascii="Times New Roman" w:hAnsi="Times New Roman" w:eastAsia="黑体"/>
-          <w:b w:val="0"/>
-          <w:color w:val="888888"/>
-          <w:sz w:val="24"/>
-        </w:rPr>
-        <w:t>【C级·参考】</w:t>
-      </w:r>
-      <w:r>
-        <w:rPr>
-          <w:rFonts w:ascii="Times New Roman" w:hAnsi="Times New Roman" w:eastAsia="黑体"/>
-          <w:b w:val="0"/>
-          <w:color w:val="888888"/>
-          <w:sz w:val="24"/>
-        </w:rPr>
-        <w:t>艾美特“天鹅”负离子直流变频空气循环扇 499 → 290 元国补新低</w:t>
-      </w:r>
-    </w:p>
-    <w:p>
-      <w:r>
-        <w:rPr>
-          <w:rFonts w:ascii="Times New Roman" w:hAnsi="Times New Roman" w:eastAsia="宋体"/>
-          <w:color w:val="888888"/>
-          <w:sz w:val="18"/>
-        </w:rPr>
-        <w:t>来源:IT之家 | 时间:08-06 14:41</w:t>
-      </w:r>
-    </w:p>
-    <w:p>
-      <w:r>
-        <w:t>艾美特循环扇叠加国补后降至290元，创历史低价；‘家电下乡+以旧换新’双政策叠加下，中低端家电价格带持续下探，普惠型消费升级趋势明显。</w:t>
+        <w:t>鸿蒙智选风神之眼空调限时直降50%，叠加星闪连接技术与AI温控算法。降价叠加智能升级，反映家电以旧换新政策下，国货高端化与普惠化并进趋势。</w:t>
       </w:r>
     </w:p>
     <w:p>
@@ -1950,7 +1936,7 @@
             <w:color w:val="0563C1"/>
             <w:u w:val="single"/>
           </w:rPr>
-          <w:t>艾美特“天鹅”负离子直流变频空气循环扇 499 → 290 元国补新低</w:t>
+          <w:t>风避人吹、风随人动、人近风柔：鸿蒙智选 1.5 匹风神之眼空调 2999 → 1499 元</w:t>
         </w:r>
       </w:hyperlink>
     </w:p>
@@ -1980,7 +1966,7 @@
           <w:rFonts w:ascii="Times New Roman" w:hAnsi="Times New Roman" w:eastAsia="宋体"/>
           <w:sz w:val="18"/>
         </w:rPr>
-        <w:t>IT之家(60)、GameLook(15)、HackerNews(9)、Bing新闻(9)</w:t>
+        <w:t>IT之家(60)、GameLook(15)、HackerNews(9)、Bing新闻(8)</w:t>
       </w:r>
     </w:p>
     <w:p>

--- a/briefings/线口监测午报-2026-08-06.docx
+++ b/briefings/线口监测午报-2026-08-06.docx
@@ -22,7 +22,7 @@
           <w:color w:val="888888"/>
           <w:sz w:val="18"/>
         </w:rPr>
-        <w:t>监测窗口:近48小时 | 生成时间:2026-08-06 21:11</w:t>
+        <w:t>监测窗口:近48小时 | 生成时间:2026-08-06 22:15</w:t>
       </w:r>
     </w:p>
     <w:p>
@@ -36,92 +36,6 @@
           <w:sz w:val="28"/>
         </w:rPr>
         <w:t>今日要闻速览</w:t>
-      </w:r>
-    </w:p>
-    <w:p>
-      <w:r>
-        <w:rPr>
-          <w:rFonts w:ascii="Times New Roman" w:hAnsi="Times New Roman" w:eastAsia="宋体"/>
-          <w:b/>
-          <w:sz w:val="21"/>
-        </w:rPr>
-        <w:t xml:space="preserve">1. </w:t>
-      </w:r>
-      <w:r>
-        <w:rPr>
-          <w:rFonts w:ascii="Times New Roman" w:hAnsi="Times New Roman" w:eastAsia="宋体"/>
-          <w:b/>
-          <w:color w:val="41D87E"/>
-          <w:sz w:val="21"/>
-        </w:rPr>
-        <w:t>【本地】</w:t>
-      </w:r>
-      <w:r>
-        <w:rPr>
-          <w:rFonts w:ascii="Times New Roman" w:hAnsi="Times New Roman" w:eastAsia="宋体"/>
-          <w:sz w:val="21"/>
-        </w:rPr>
-        <w:t>深圳华强北AI眼镜销量激增100%——暑期以来深圳华强北AI眼镜销量同比激增100%，日均吸引近8000名外籍采购商。作为全国最大电子集散地，华强北正成为AI硬件出海‘第一窗口’，凸显大湾区硬件创新生态活力。(Bing新闻)</w:t>
-      </w:r>
-    </w:p>
-    <w:p>
-      <w:r>
-        <w:rPr>
-          <w:rFonts w:ascii="Times New Roman" w:hAnsi="Times New Roman" w:eastAsia="宋体"/>
-          <w:b/>
-          <w:sz w:val="21"/>
-        </w:rPr>
-        <w:t xml:space="preserve">2. </w:t>
-      </w:r>
-      <w:r>
-        <w:rPr>
-          <w:rFonts w:ascii="Times New Roman" w:hAnsi="Times New Roman" w:eastAsia="宋体"/>
-          <w:b/>
-          <w:color w:val="41D87E"/>
-          <w:sz w:val="21"/>
-        </w:rPr>
-        <w:t>【本地】</w:t>
-      </w:r>
-      <w:r>
-        <w:rPr>
-          <w:rFonts w:ascii="Times New Roman" w:hAnsi="Times New Roman" w:eastAsia="宋体"/>
-          <w:sz w:val="21"/>
-        </w:rPr>
-        <w:t>境外新能源项目首次接入我国电力市场，老挝输送 6 亿千瓦时水电至粤港澳大湾区——老挝水电经中老500千伏联网工程首次直送粤港澳大湾区，预计输送6亿千瓦时，同步参与南方区域电力市场交易。这是我国跨境绿电交易重大突破，为大湾区新能源车充绿电提供源头保障。(IT之家)</w:t>
-      </w:r>
-    </w:p>
-    <w:p>
-      <w:r>
-        <w:rPr>
-          <w:rFonts w:ascii="Times New Roman" w:hAnsi="Times New Roman" w:eastAsia="宋体"/>
-          <w:b/>
-          <w:sz w:val="21"/>
-        </w:rPr>
-        <w:t xml:space="preserve">3. </w:t>
-      </w:r>
-      <w:r>
-        <w:rPr>
-          <w:rFonts w:ascii="Times New Roman" w:hAnsi="Times New Roman" w:eastAsia="宋体"/>
-          <w:sz w:val="21"/>
-        </w:rPr>
-        <w:t>华为官宣昇腾 0 Day 支持蚂蚁百灵 Ling-3.0-flash 模型，全新算子编程框架 CANN PyPTO 首秀——华为昇腾芯片实现对蚂蚁百灵新一代原生混合推理模型Ling-3.0-flash的零日适配，同步发布CANN PyPTO新算子编程框架，显著降低AI模型部署门槛。此举标志着国产AI软硬协同进入规模化落地新阶段。(IT之家)</w:t>
-      </w:r>
-    </w:p>
-    <w:p>
-      <w:r>
-        <w:rPr>
-          <w:rFonts w:ascii="Times New Roman" w:hAnsi="Times New Roman" w:eastAsia="宋体"/>
-          <w:b/>
-          <w:sz w:val="21"/>
-        </w:rPr>
-        <w:t xml:space="preserve">4. </w:t>
-      </w:r>
-      <w:r>
-        <w:rPr>
-          <w:rFonts w:ascii="Times New Roman" w:hAnsi="Times New Roman" w:eastAsia="宋体"/>
-          <w:sz w:val="21"/>
-        </w:rPr>
-        <w:t>宇树科技公告发行价格为 150.8 元 / 股：市盈率 219.23 倍高于行业平均，对应总市值超 600 亿元——杭州宇树科技科创板IPO定价出炉，发行价150.8元/股，市盈率显著高于行业均值，总市值超600亿元。作为全球四足机器人头部企业，其资本化进程折射中国具身智能产业化加速态势。(IT之家)</w:t>
       </w:r>
     </w:p>
     <w:p>
@@ -144,19 +58,17 @@
         <w:rPr>
           <w:rFonts w:ascii="Times New Roman" w:hAnsi="Times New Roman" w:eastAsia="黑体"/>
           <w:b/>
-          <w:color w:val="41D87E"/>
           <w:sz w:val="24"/>
         </w:rPr>
-        <w:t>【A级·线索】</w:t>
+        <w:t>【B级·关注】</w:t>
       </w:r>
       <w:r>
         <w:rPr>
           <w:rFonts w:ascii="Times New Roman" w:hAnsi="Times New Roman" w:eastAsia="黑体"/>
           <w:b/>
-          <w:color w:val="41D87E"/>
           <w:sz w:val="24"/>
         </w:rPr>
-        <w:t>华为官宣昇腾 0 Day 支持蚂蚁百灵 Ling-3.0-flash 模型，全新算子编程框架 CANN PyPTO 首秀</w:t>
+        <w:t>国内已知最大规模！消息称字节跳动正讨论训练超 5 万亿参数模型</w:t>
       </w:r>
     </w:p>
     <w:p>
@@ -166,12 +78,12 @@
           <w:color w:val="888888"/>
           <w:sz w:val="18"/>
         </w:rPr>
-        <w:t>来源:IT之家 | 时间:08-06 20:35</w:t>
+        <w:t>来源:IT之家 | 时间:08-06 21:42</w:t>
       </w:r>
     </w:p>
     <w:p>
       <w:r>
-        <w:t>华为昇腾芯片实现对蚂蚁百灵新一代原生混合推理模型Ling-3.0-flash的零日适配，同步发布CANN PyPTO新算子编程框架，显著降低AI模型部署门槛。此举标志着国产AI软硬协同进入规模化落地新阶段。</w:t>
+        <w:t>字节跳动正筹划训练参数规模超5万亿的AI大模型，远超阿里Qwen 3.8-Max（2.4万亿）和月之暗面K3（2.8万亿），为当前国内公开报道中参数量最大的模型项目，凸显头部企业竞逐AI算力制高点。</w:t>
       </w:r>
     </w:p>
     <w:p>
@@ -181,7 +93,7 @@
           <w:i/>
           <w:sz w:val="21"/>
         </w:rPr>
-        <w:t>角度建议:聚焦国产大模型与国产算力底座‘首适配’背后的技术攻坚与产业协同机制，可采访广州人工智能企业（如云从、极飞）对昇腾+百灵组合的落地预期</w:t>
+        <w:t>角度建议:可联动广州人工智能公共算力中心、琶洲智算集群建设进展，采访本地AI企业对超大规模模型落地适配的挑战与机遇。</w:t>
       </w:r>
     </w:p>
     <w:p>
@@ -198,7 +110,7 @@
             <w:color w:val="0563C1"/>
             <w:u w:val="single"/>
           </w:rPr>
-          <w:t>华为官宣昇腾 0 Day 支持蚂蚁百灵 Ling-3.0-flash 模型，全新算子编程框架 CANN PyPTO 首秀</w:t>
+          <w:t>国内已知最大规模！消息称字节跳动正讨论训练超 5 万亿参数模型</w:t>
         </w:r>
       </w:hyperlink>
     </w:p>
@@ -235,7 +147,7 @@
     </w:p>
     <w:p>
       <w:r>
-        <w:t>阿里云发布Wan3.0视频生成模型，支持单次30秒长视频生成，强化文本/图片/音频多模态驱动能力，强调真实感与创作意图完整表达。公测开启标志国内多模态AIGC进入实用化提速期。</w:t>
+        <w:t>阿里云发布Wan3.0视频生成模型，支持单次生成30秒高质量视频，强化文本、图像、音频多模态驱动能力，标志着国产AIGC视频工具进入实用化新阶段，有望加速短视频、电商内容生产变革。</w:t>
       </w:r>
     </w:p>
     <w:p>
@@ -245,7 +157,7 @@
           <w:i/>
           <w:sz w:val="21"/>
         </w:rPr>
-        <w:t>角度建议:对比抖音‘即梦’、腾讯‘混元’视频能力，分析Wan3.0在电商短视频、粤语配音本地化等场景的适配潜力</w:t>
+        <w:t>角度建议:可结合广州直播电商产业带（如白云美湾、番禺珠宝直播基地）实测Wan3.0在本地美妆、珠宝类目短视频批量生成中的效率提升与版权合规问题。</w:t>
       </w:r>
     </w:p>
     <w:p>
@@ -284,7 +196,7 @@
           <w:b/>
           <w:sz w:val="24"/>
         </w:rPr>
-        <w:t>支付宝鸿蒙版 App 获 12.12.16.4400 尝鲜升级，开放蚂蚁阿宝 AI 功能</w:t>
+        <w:t>华为官宣昇腾 0 Day 支持蚂蚁百灵 Ling-3.0-flash 模型，全新算子编程框架 CANN PyPTO 首秀</w:t>
       </w:r>
     </w:p>
     <w:p>
@@ -294,12 +206,12 @@
           <w:color w:val="888888"/>
           <w:sz w:val="18"/>
         </w:rPr>
-        <w:t>来源:IT之家 | 时间:08-06 21:11</w:t>
+        <w:t>来源:IT之家 | 时间:08-06 20:35</w:t>
       </w:r>
     </w:p>
     <w:p>
       <w:r>
-        <w:t>支付宝鸿蒙版上线尝鲜版，首次集成蚂蚁自研AI助手‘阿宝’，支持智能记账、金融问答等场景。作为首个深度集成大模型能力的主流金融App鸿蒙版本，体现AI普惠金融新路径。</w:t>
+        <w:t>华为昇腾AI芯片实现对蚂蚁百灵Ling-3.0-flash模型的首发适配，同步推出CANN PyPTO新编程框架，显著降低混合推理模型部署门槛，体现国产AI软硬协同生态加速成熟。</w:t>
       </w:r>
     </w:p>
     <w:p>
@@ -309,7 +221,7 @@
           <w:i/>
           <w:sz w:val="21"/>
         </w:rPr>
-        <w:t>角度建议:挖掘广州用户对‘阿宝’在广府话语音交互、岭南商户优惠推荐等本地化功能的实测反馈</w:t>
+        <w:t>角度建议:可深挖广州人工智能企业（如极飞科技、小马智行）是否已接入该技术栈，聚焦大湾区AI芯片+行业大模型联合创新案例。</w:t>
       </w:r>
     </w:p>
     <w:p>
@@ -326,7 +238,63 @@
             <w:color w:val="0563C1"/>
             <w:u w:val="single"/>
           </w:rPr>
-          <w:t>支付宝鸿蒙版 App 获 12.12.16.4400 尝鲜升级，开放蚂蚁阿宝 AI 功能</w:t>
+          <w:t>华为官宣昇腾 0 Day 支持蚂蚁百灵 Ling-3.0-flash 模型，全新算子编程框架 CANN PyPTO 首秀</w:t>
+        </w:r>
+      </w:hyperlink>
+    </w:p>
+    <w:p>
+      <w:pPr>
+        <w:pStyle w:val="Heading3"/>
+      </w:pPr>
+      <w:r>
+        <w:rPr>
+          <w:rFonts w:ascii="Times New Roman" w:hAnsi="Times New Roman" w:eastAsia="黑体"/>
+          <w:b w:val="0"/>
+          <w:color w:val="888888"/>
+          <w:sz w:val="24"/>
+        </w:rPr>
+        <w:t>【C级·参考】</w:t>
+      </w:r>
+      <w:r>
+        <w:rPr>
+          <w:rFonts w:ascii="Times New Roman" w:hAnsi="Times New Roman" w:eastAsia="黑体"/>
+          <w:b w:val="0"/>
+          <w:color w:val="888888"/>
+          <w:sz w:val="24"/>
+        </w:rPr>
+        <w:t>英伟达低调组建 AI 安全与网络工程团队，自称秉持“坚定信念”</w:t>
+      </w:r>
+    </w:p>
+    <w:p>
+      <w:r>
+        <w:rPr>
+          <w:rFonts w:ascii="Times New Roman" w:hAnsi="Times New Roman" w:eastAsia="宋体"/>
+          <w:color w:val="888888"/>
+          <w:sz w:val="18"/>
+        </w:rPr>
+        <w:t>来源:IT之家 | 时间:08-06 22:02</w:t>
+      </w:r>
+    </w:p>
+    <w:p>
+      <w:r>
+        <w:t>英伟达正秘密筹建AI安全与网络安全工程团队，拟招募首席工程师，聚焦大模型时代基础设施防护，凸显全球AI领军企业对安全治理的前置布局。</w:t>
+      </w:r>
+    </w:p>
+    <w:p>
+      <w:r>
+        <w:rPr>
+          <w:rFonts w:ascii="Times New Roman" w:hAnsi="Times New Roman" w:eastAsia="宋体"/>
+          <w:sz w:val="18"/>
+        </w:rPr>
+        <w:t>链接:</w:t>
+      </w:r>
+      <w:hyperlink r:id="rId12">
+        <w:r>
+          <w:rPr>
+            <w:color w:val="0563C1"/>
+            <w:u w:val="single"/>
+          </w:rPr>
+          <w:t>英伟达低调组建 AI 安全与网络工程团队，自称秉持“坚定信念”</w:t>
         </w:r>
       </w:hyperlink>
     </w:p>
@@ -365,7 +333,7 @@
     </w:p>
     <w:p>
       <w:r>
-        <w:t>谷歌地图AI功能Ask Maps升级，支持自然语言订酒店、点外卖并结合行程提供建议。此次升级体现AI Agent从工具调用迈向服务闭环的关键演进，对本地生活平台构成技术压力。</w:t>
+        <w:t>谷歌地图Ask Maps功能升级，支持自然语言交互完成酒店预订、外卖下单及行程规划，标志着AI Agent从工具走向生活助手，对国内地图App智能化构成直接竞争压力。</w:t>
       </w:r>
     </w:p>
     <w:p>
@@ -376,13 +344,1061 @@
         </w:rPr>
         <w:t>链接:</w:t>
       </w:r>
-      <w:hyperlink r:id="rId12">
+      <w:hyperlink r:id="rId13">
         <w:r>
           <w:rPr>
             <w:color w:val="0563C1"/>
             <w:u w:val="single"/>
           </w:rPr>
           <w:t>谷歌地图智能体功能迎来新升级：聊着天就把酒店、外卖订好了</w:t>
+        </w:r>
+      </w:hyperlink>
+    </w:p>
+    <w:p>
+      <w:pPr>
+        <w:pStyle w:val="Heading3"/>
+      </w:pPr>
+      <w:r>
+        <w:rPr>
+          <w:rFonts w:ascii="Times New Roman" w:hAnsi="Times New Roman" w:eastAsia="黑体"/>
+          <w:b w:val="0"/>
+          <w:color w:val="888888"/>
+          <w:sz w:val="24"/>
+        </w:rPr>
+        <w:t>【C级·参考】</w:t>
+      </w:r>
+      <w:r>
+        <w:rPr>
+          <w:rFonts w:ascii="Times New Roman" w:hAnsi="Times New Roman" w:eastAsia="黑体"/>
+          <w:b w:val="0"/>
+          <w:color w:val="888888"/>
+          <w:sz w:val="24"/>
+        </w:rPr>
+        <w:t>可直接调用微距、长焦：微信 iOS 版灰度测试相机多焦段切换功能</w:t>
+      </w:r>
+    </w:p>
+    <w:p>
+      <w:r>
+        <w:rPr>
+          <w:rFonts w:ascii="Times New Roman" w:hAnsi="Times New Roman" w:eastAsia="宋体"/>
+          <w:color w:val="888888"/>
+          <w:sz w:val="18"/>
+        </w:rPr>
+        <w:t>来源:IT之家 | 时间:08-06 20:46</w:t>
+      </w:r>
+    </w:p>
+    <w:p>
+      <w:r>
+        <w:t>微信iOS版灰度测试相机多焦段切换功能，用户可在聊天界面直接调用手机微距、长焦镜头，大幅提升社交场景影像生产力，是超级App深化AI视觉能力的关键一步。</w:t>
+      </w:r>
+    </w:p>
+    <w:p>
+      <w:r>
+        <w:rPr>
+          <w:rFonts w:ascii="Times New Roman" w:hAnsi="Times New Roman" w:eastAsia="宋体"/>
+          <w:sz w:val="18"/>
+        </w:rPr>
+        <w:t>链接:</w:t>
+      </w:r>
+      <w:hyperlink r:id="rId14">
+        <w:r>
+          <w:rPr>
+            <w:color w:val="0563C1"/>
+            <w:u w:val="single"/>
+          </w:rPr>
+          <w:t>可直接调用微距、长焦：微信 iOS 版灰度测试相机多焦段切换功能</w:t>
+        </w:r>
+      </w:hyperlink>
+    </w:p>
+    <w:p>
+      <w:pPr>
+        <w:pStyle w:val="Heading3"/>
+      </w:pPr>
+      <w:r>
+        <w:rPr>
+          <w:rFonts w:ascii="Times New Roman" w:hAnsi="Times New Roman" w:eastAsia="黑体"/>
+          <w:b w:val="0"/>
+          <w:color w:val="888888"/>
+          <w:sz w:val="24"/>
+        </w:rPr>
+        <w:t>【C级·参考|本地】</w:t>
+      </w:r>
+      <w:r>
+        <w:rPr>
+          <w:rFonts w:ascii="Times New Roman" w:hAnsi="Times New Roman" w:eastAsia="黑体"/>
+          <w:b w:val="0"/>
+          <w:color w:val="888888"/>
+          <w:sz w:val="24"/>
+        </w:rPr>
+        <w:t>安全公司警告 Open VSX 平台出现 77 款山寨插件，可在暗地窃取受害者设备信息</w:t>
+      </w:r>
+    </w:p>
+    <w:p>
+      <w:r>
+        <w:rPr>
+          <w:rFonts w:ascii="Times New Roman" w:hAnsi="Times New Roman" w:eastAsia="宋体"/>
+          <w:color w:val="888888"/>
+          <w:sz w:val="18"/>
+        </w:rPr>
+        <w:t>来源:IT之家 | 时间:08-06 20:43</w:t>
+      </w:r>
+    </w:p>
+    <w:p>
+      <w:r>
+        <w:t>安全公司Manifold发现Open VSX平台存在77款恶意山寨插件，具备完整信息窃取能力，暴露开源软件供应链安全风险，对广州众多AI初创企业DevOps流程构成警示。</w:t>
+      </w:r>
+    </w:p>
+    <w:p>
+      <w:r>
+        <w:rPr>
+          <w:rFonts w:ascii="Times New Roman" w:hAnsi="Times New Roman" w:eastAsia="宋体"/>
+          <w:sz w:val="18"/>
+        </w:rPr>
+        <w:t>链接:</w:t>
+      </w:r>
+      <w:hyperlink r:id="rId15">
+        <w:r>
+          <w:rPr>
+            <w:color w:val="0563C1"/>
+            <w:u w:val="single"/>
+          </w:rPr>
+          <w:t>安全公司警告 Open VSX 平台出现 77 款山寨插件，可在暗地窃取受害者设备信息</w:t>
+        </w:r>
+      </w:hyperlink>
+    </w:p>
+    <w:p>
+      <w:pPr>
+        <w:pStyle w:val="Heading3"/>
+      </w:pPr>
+      <w:r>
+        <w:rPr>
+          <w:rFonts w:ascii="Times New Roman" w:hAnsi="Times New Roman" w:eastAsia="黑体"/>
+          <w:b w:val="0"/>
+          <w:color w:val="888888"/>
+          <w:sz w:val="24"/>
+        </w:rPr>
+        <w:t>【C级·参考】</w:t>
+      </w:r>
+      <w:r>
+        <w:rPr>
+          <w:rFonts w:ascii="Times New Roman" w:hAnsi="Times New Roman" w:eastAsia="黑体"/>
+          <w:b w:val="0"/>
+          <w:color w:val="888888"/>
+          <w:sz w:val="24"/>
+        </w:rPr>
+        <w:t>导航条也能防诈？华为鸿蒙 HarmonyOS 7 系统新增“小艺流光”功能</w:t>
+      </w:r>
+    </w:p>
+    <w:p>
+      <w:r>
+        <w:rPr>
+          <w:rFonts w:ascii="Times New Roman" w:hAnsi="Times New Roman" w:eastAsia="宋体"/>
+          <w:color w:val="888888"/>
+          <w:sz w:val="18"/>
+        </w:rPr>
+        <w:t>来源:IT之家 | 时间:08-06 19:10</w:t>
+      </w:r>
+    </w:p>
+    <w:p>
+      <w:r>
+        <w:t>华为鸿蒙HarmonyOS 7新增‘小艺流光’功能，通过导航条彩色动态提示实时识别网页诈骗风险，将AI安全能力嵌入系统级交互层，开创移动端反诈新范式。</w:t>
+      </w:r>
+    </w:p>
+    <w:p>
+      <w:r>
+        <w:rPr>
+          <w:rFonts w:ascii="Times New Roman" w:hAnsi="Times New Roman" w:eastAsia="宋体"/>
+          <w:sz w:val="18"/>
+        </w:rPr>
+        <w:t>链接:</w:t>
+      </w:r>
+      <w:hyperlink r:id="rId16">
+        <w:r>
+          <w:rPr>
+            <w:color w:val="0563C1"/>
+            <w:u w:val="single"/>
+          </w:rPr>
+          <w:t>导航条也能防诈？华为鸿蒙 HarmonyOS 7 系统新增“小艺流光”功能</w:t>
+        </w:r>
+      </w:hyperlink>
+    </w:p>
+    <w:p>
+      <w:pPr>
+        <w:pStyle w:val="Heading3"/>
+      </w:pPr>
+      <w:r>
+        <w:rPr>
+          <w:rFonts w:ascii="Times New Roman" w:hAnsi="Times New Roman" w:eastAsia="黑体"/>
+          <w:b w:val="0"/>
+          <w:color w:val="888888"/>
+          <w:sz w:val="24"/>
+        </w:rPr>
+        <w:t>【C级·参考|本地】</w:t>
+      </w:r>
+      <w:r>
+        <w:rPr>
+          <w:rFonts w:ascii="Times New Roman" w:hAnsi="Times New Roman" w:eastAsia="黑体"/>
+          <w:b w:val="0"/>
+          <w:color w:val="888888"/>
+          <w:sz w:val="24"/>
+        </w:rPr>
+        <w:t>Meta想把微型热管塞进镜腿，AI眼镜开始为算力“降温”</w:t>
+      </w:r>
+    </w:p>
+    <w:p>
+      <w:r>
+        <w:rPr>
+          <w:rFonts w:ascii="Times New Roman" w:hAnsi="Times New Roman" w:eastAsia="宋体"/>
+          <w:color w:val="888888"/>
+          <w:sz w:val="18"/>
+        </w:rPr>
+        <w:t>来源:Bing新闻 | 时间:08-06 02:47</w:t>
+      </w:r>
+    </w:p>
+    <w:p>
+      <w:r>
+        <w:t>Meta专利曝光将微型热管集成至AI眼镜镜腿，解决端侧AI算力发热瓶颈，预示下一代智能眼镜向高性能、长续航演进，对广州智能终端制造企业提出散热材料与结构创新要求。</w:t>
+      </w:r>
+    </w:p>
+    <w:p>
+      <w:r>
+        <w:rPr>
+          <w:rFonts w:ascii="Times New Roman" w:hAnsi="Times New Roman" w:eastAsia="宋体"/>
+          <w:sz w:val="18"/>
+        </w:rPr>
+        <w:t>链接:</w:t>
+      </w:r>
+      <w:hyperlink r:id="rId17">
+        <w:r>
+          <w:rPr>
+            <w:color w:val="0563C1"/>
+            <w:u w:val="single"/>
+          </w:rPr>
+          <w:t>Meta想把微型热管塞进镜腿，AI眼镜开始为算力“降温”</w:t>
+        </w:r>
+      </w:hyperlink>
+    </w:p>
+    <w:p>
+      <w:pPr>
+        <w:pStyle w:val="Heading2"/>
+      </w:pPr>
+      <w:r>
+        <w:rPr>
+          <w:rFonts w:ascii="Times New Roman" w:hAnsi="Times New Roman" w:eastAsia="黑体"/>
+          <w:sz w:val="28"/>
+        </w:rPr>
+        <w:t>机器人/AI硬件</w:t>
+      </w:r>
+    </w:p>
+    <w:p>
+      <w:pPr>
+        <w:pStyle w:val="Heading3"/>
+      </w:pPr>
+      <w:r>
+        <w:rPr>
+          <w:rFonts w:ascii="Times New Roman" w:hAnsi="Times New Roman" w:eastAsia="黑体"/>
+          <w:b/>
+          <w:sz w:val="24"/>
+        </w:rPr>
+        <w:t>【B级·关注】</w:t>
+      </w:r>
+      <w:r>
+        <w:rPr>
+          <w:rFonts w:ascii="Times New Roman" w:hAnsi="Times New Roman" w:eastAsia="黑体"/>
+          <w:b/>
+          <w:sz w:val="24"/>
+        </w:rPr>
+        <w:t>宇树科技公告发行价格为 150.8 元 / 股：市盈率 219.23 倍高于行业平均，对应总市值超 600 亿元</w:t>
+      </w:r>
+    </w:p>
+    <w:p>
+      <w:r>
+        <w:rPr>
+          <w:rFonts w:ascii="Times New Roman" w:hAnsi="Times New Roman" w:eastAsia="宋体"/>
+          <w:color w:val="888888"/>
+          <w:sz w:val="18"/>
+        </w:rPr>
+        <w:t>来源:IT之家 | 时间:08-06 19:21</w:t>
+      </w:r>
+    </w:p>
+    <w:p>
+      <w:r>
+        <w:t>杭州宇树科技科创板IPO定价落地，发行价150.8元/股，估值超600亿元，市盈率显著高于行业均值，反映资本市场对具身智能龙头企业的高度认可，标志四足机器人产业化进入新阶段。</w:t>
+      </w:r>
+    </w:p>
+    <w:p>
+      <w:r>
+        <w:rPr>
+          <w:rFonts w:ascii="Times New Roman" w:hAnsi="Times New Roman" w:eastAsia="宋体"/>
+          <w:i/>
+          <w:sz w:val="21"/>
+        </w:rPr>
+        <w:t>角度建议:虽注册地杭州，但宇树与广汽、深圳大疆等大湾区产业链深度协同，可采访广州机器人企业（如云从、优必选广州团队）对其技术外溢与本地化应用的影响。</w:t>
+      </w:r>
+    </w:p>
+    <w:p>
+      <w:r>
+        <w:rPr>
+          <w:rFonts w:ascii="Times New Roman" w:hAnsi="Times New Roman" w:eastAsia="宋体"/>
+          <w:sz w:val="18"/>
+        </w:rPr>
+        <w:t>链接:</w:t>
+      </w:r>
+      <w:hyperlink r:id="rId18">
+        <w:r>
+          <w:rPr>
+            <w:color w:val="0563C1"/>
+            <w:u w:val="single"/>
+          </w:rPr>
+          <w:t>宇树科技公告发行价格为 150.8 元 / 股：市盈率 219.23 倍高于行业平均，对应总市值超 600 亿元</w:t>
+        </w:r>
+      </w:hyperlink>
+    </w:p>
+    <w:p>
+      <w:pPr>
+        <w:pStyle w:val="Heading3"/>
+      </w:pPr>
+      <w:r>
+        <w:rPr>
+          <w:rFonts w:ascii="Times New Roman" w:hAnsi="Times New Roman" w:eastAsia="黑体"/>
+          <w:b w:val="0"/>
+          <w:color w:val="888888"/>
+          <w:sz w:val="24"/>
+        </w:rPr>
+        <w:t>【C级·参考】</w:t>
+      </w:r>
+      <w:r>
+        <w:rPr>
+          <w:rFonts w:ascii="Times New Roman" w:hAnsi="Times New Roman" w:eastAsia="黑体"/>
+          <w:b w:val="0"/>
+          <w:color w:val="888888"/>
+          <w:sz w:val="24"/>
+        </w:rPr>
+        <w:t>华为自带线全能充智能移动电源确认支持精准查找，提供播放铃声、遗落提醒等功能</w:t>
+      </w:r>
+    </w:p>
+    <w:p>
+      <w:r>
+        <w:rPr>
+          <w:rFonts w:ascii="Times New Roman" w:hAnsi="Times New Roman" w:eastAsia="宋体"/>
+          <w:color w:val="888888"/>
+          <w:sz w:val="18"/>
+        </w:rPr>
+        <w:t>来源:IT之家 | 时间:08-06 21:37</w:t>
+      </w:r>
+    </w:p>
+    <w:p>
+      <w:r>
+        <w:t>华为发布首款新国标3C移动电源，集成北斗+WiFi+蓝牙多重定位与精准查找功能，支持遗落提醒与远程播放铃声，将AIoT能力延伸至便携储能设备。</w:t>
+      </w:r>
+    </w:p>
+    <w:p>
+      <w:r>
+        <w:rPr>
+          <w:rFonts w:ascii="Times New Roman" w:hAnsi="Times New Roman" w:eastAsia="宋体"/>
+          <w:sz w:val="18"/>
+        </w:rPr>
+        <w:t>链接:</w:t>
+      </w:r>
+      <w:hyperlink r:id="rId19">
+        <w:r>
+          <w:rPr>
+            <w:color w:val="0563C1"/>
+            <w:u w:val="single"/>
+          </w:rPr>
+          <w:t>华为自带线全能充智能移动电源确认支持精准查找，提供播放铃声、遗落提醒等功能</w:t>
+        </w:r>
+      </w:hyperlink>
+    </w:p>
+    <w:p>
+      <w:pPr>
+        <w:pStyle w:val="Heading3"/>
+      </w:pPr>
+      <w:r>
+        <w:rPr>
+          <w:rFonts w:ascii="Times New Roman" w:hAnsi="Times New Roman" w:eastAsia="黑体"/>
+          <w:b w:val="0"/>
+          <w:color w:val="888888"/>
+          <w:sz w:val="24"/>
+        </w:rPr>
+        <w:t>【C级·参考】</w:t>
+      </w:r>
+      <w:r>
+        <w:rPr>
+          <w:rFonts w:ascii="Times New Roman" w:hAnsi="Times New Roman" w:eastAsia="黑体"/>
+          <w:b w:val="0"/>
+          <w:color w:val="888888"/>
+          <w:sz w:val="24"/>
+        </w:rPr>
+        <w:t>大疆 Osmo 360 II 全景相机将于 8 月 7 日开启预约：有望延续现款外形设计、新增 NFC 功能</w:t>
+      </w:r>
+    </w:p>
+    <w:p>
+      <w:r>
+        <w:rPr>
+          <w:rFonts w:ascii="Times New Roman" w:hAnsi="Times New Roman" w:eastAsia="宋体"/>
+          <w:color w:val="888888"/>
+          <w:sz w:val="18"/>
+        </w:rPr>
+        <w:t>来源:IT之家 | 时间:08-06 20:47</w:t>
+      </w:r>
+    </w:p>
+    <w:p>
+      <w:r>
+        <w:t>大疆即将发布Osmo 360 II全景相机，延续经典方正设计并新增NFC快速配对功能，强化内容创作者便携拍摄体验，巩固其在消费级影像硬件领域的领导地位。</w:t>
+      </w:r>
+    </w:p>
+    <w:p>
+      <w:r>
+        <w:rPr>
+          <w:rFonts w:ascii="Times New Roman" w:hAnsi="Times New Roman" w:eastAsia="宋体"/>
+          <w:sz w:val="18"/>
+        </w:rPr>
+        <w:t>链接:</w:t>
+      </w:r>
+      <w:hyperlink r:id="rId20">
+        <w:r>
+          <w:rPr>
+            <w:color w:val="0563C1"/>
+            <w:u w:val="single"/>
+          </w:rPr>
+          <w:t>大疆 Osmo 360 II 全景相机将于 8 月 7 日开启预约：有望延续现款外形设计、新增 NFC 功能</w:t>
+        </w:r>
+      </w:hyperlink>
+    </w:p>
+    <w:p>
+      <w:pPr>
+        <w:pStyle w:val="Heading2"/>
+      </w:pPr>
+      <w:r>
+        <w:rPr>
+          <w:rFonts w:ascii="Times New Roman" w:hAnsi="Times New Roman" w:eastAsia="黑体"/>
+          <w:sz w:val="28"/>
+        </w:rPr>
+        <w:t>无人驾驶/低空/智慧出行</w:t>
+      </w:r>
+    </w:p>
+    <w:p>
+      <w:pPr>
+        <w:pStyle w:val="Heading3"/>
+      </w:pPr>
+      <w:r>
+        <w:rPr>
+          <w:rFonts w:ascii="Times New Roman" w:hAnsi="Times New Roman" w:eastAsia="黑体"/>
+          <w:b/>
+          <w:sz w:val="24"/>
+        </w:rPr>
+        <w:t>【B级·关注】</w:t>
+      </w:r>
+      <w:r>
+        <w:rPr>
+          <w:rFonts w:ascii="Times New Roman" w:hAnsi="Times New Roman" w:eastAsia="黑体"/>
+          <w:b/>
+          <w:sz w:val="24"/>
+        </w:rPr>
+        <w:t>华为官宣乾崑智驾 ADS Pro V5.0 即将推送，新版本亮点公布</w:t>
+      </w:r>
+    </w:p>
+    <w:p>
+      <w:r>
+        <w:rPr>
+          <w:rFonts w:ascii="Times New Roman" w:hAnsi="Times New Roman" w:eastAsia="宋体"/>
+          <w:color w:val="888888"/>
+          <w:sz w:val="18"/>
+        </w:rPr>
+        <w:t>来源:IT之家 | 时间:08-06 21:25</w:t>
+      </w:r>
+    </w:p>
+    <w:p>
+      <w:r>
+        <w:t>华为乾崑智驾ADS Pro V5.0即将OTA推送，新增园区领航辅助NCA功能，支持车辆从园区入口自动泊入车位，进一步拓展城市NOA边界，推动高阶智驾从主干道向封闭场景纵深渗透。</w:t>
+      </w:r>
+    </w:p>
+    <w:p>
+      <w:r>
+        <w:rPr>
+          <w:rFonts w:ascii="Times New Roman" w:hAnsi="Times New Roman" w:eastAsia="宋体"/>
+          <w:i/>
+          <w:sz w:val="21"/>
+        </w:rPr>
+        <w:t>角度建议:可联动广州黄埔、南沙自动驾驶测试区进展，探访搭载ADS Pro的问界车型在广佛同城化通勤场景中的实际表现与用户反馈。</w:t>
+      </w:r>
+    </w:p>
+    <w:p>
+      <w:r>
+        <w:rPr>
+          <w:rFonts w:ascii="Times New Roman" w:hAnsi="Times New Roman" w:eastAsia="宋体"/>
+          <w:sz w:val="18"/>
+        </w:rPr>
+        <w:t>链接:</w:t>
+      </w:r>
+      <w:hyperlink r:id="rId21">
+        <w:r>
+          <w:rPr>
+            <w:color w:val="0563C1"/>
+            <w:u w:val="single"/>
+          </w:rPr>
+          <w:t>华为官宣乾崑智驾 ADS Pro V5.0 即将推送，新版本亮点公布</w:t>
+        </w:r>
+      </w:hyperlink>
+    </w:p>
+    <w:p>
+      <w:pPr>
+        <w:pStyle w:val="Heading3"/>
+      </w:pPr>
+      <w:r>
+        <w:rPr>
+          <w:rFonts w:ascii="Times New Roman" w:hAnsi="Times New Roman" w:eastAsia="黑体"/>
+          <w:b/>
+          <w:sz w:val="24"/>
+        </w:rPr>
+        <w:t>【B级·关注】</w:t>
+      </w:r>
+      <w:r>
+        <w:rPr>
+          <w:rFonts w:ascii="Times New Roman" w:hAnsi="Times New Roman" w:eastAsia="黑体"/>
+          <w:b/>
+          <w:sz w:val="24"/>
+        </w:rPr>
+        <w:t>鸿蒙智行享界 V8 无伪装测试车亮相，“寰宇红”车色外观曝光</w:t>
+      </w:r>
+    </w:p>
+    <w:p>
+      <w:r>
+        <w:rPr>
+          <w:rFonts w:ascii="Times New Roman" w:hAnsi="Times New Roman" w:eastAsia="宋体"/>
+          <w:color w:val="888888"/>
+          <w:sz w:val="18"/>
+        </w:rPr>
+        <w:t>来源:IT之家 | 时间:08-06 18:45</w:t>
+      </w:r>
+    </w:p>
+    <w:p>
+      <w:r>
+        <w:t>鸿蒙智行旗下享界V8纯电轿车无伪装路试车曝光，采用标志性‘寰宇红’配色及家族化设计语言，预示其将作为华为与北汽深度合作的旗舰车型，强化高端智能出行产品矩阵。</w:t>
+      </w:r>
+    </w:p>
+    <w:p>
+      <w:r>
+        <w:rPr>
+          <w:rFonts w:ascii="Times New Roman" w:hAnsi="Times New Roman" w:eastAsia="宋体"/>
+          <w:i/>
+          <w:sz w:val="21"/>
+        </w:rPr>
+        <w:t>角度建议:享界与广汽合作紧密，可追踪其在广州车展首发节奏及本地交付计划，挖掘广州消费者对华为系智能轿车的接受度与购车意愿。</w:t>
+      </w:r>
+    </w:p>
+    <w:p>
+      <w:r>
+        <w:rPr>
+          <w:rFonts w:ascii="Times New Roman" w:hAnsi="Times New Roman" w:eastAsia="宋体"/>
+          <w:sz w:val="18"/>
+        </w:rPr>
+        <w:t>链接:</w:t>
+      </w:r>
+      <w:hyperlink r:id="rId22">
+        <w:r>
+          <w:rPr>
+            <w:color w:val="0563C1"/>
+            <w:u w:val="single"/>
+          </w:rPr>
+          <w:t>鸿蒙智行享界 V8 无伪装测试车亮相，“寰宇红”车色外观曝光</w:t>
+        </w:r>
+      </w:hyperlink>
+    </w:p>
+    <w:p>
+      <w:pPr>
+        <w:pStyle w:val="Heading3"/>
+      </w:pPr>
+      <w:r>
+        <w:rPr>
+          <w:rFonts w:ascii="Times New Roman" w:hAnsi="Times New Roman" w:eastAsia="黑体"/>
+          <w:b/>
+          <w:sz w:val="24"/>
+        </w:rPr>
+        <w:t>【B级·关注】</w:t>
+      </w:r>
+      <w:r>
+        <w:rPr>
+          <w:rFonts w:ascii="Times New Roman" w:hAnsi="Times New Roman" w:eastAsia="黑体"/>
+          <w:b/>
+          <w:sz w:val="24"/>
+        </w:rPr>
+        <w:t>华为智选车产品总监彭磊：享界 G9 预售 24 小时小订破 1 万台，Ultra 及以上版本占比达 90%</w:t>
+      </w:r>
+    </w:p>
+    <w:p>
+      <w:r>
+        <w:rPr>
+          <w:rFonts w:ascii="Times New Roman" w:hAnsi="Times New Roman" w:eastAsia="宋体"/>
+          <w:color w:val="888888"/>
+          <w:sz w:val="18"/>
+        </w:rPr>
+        <w:t>来源:IT之家 | 时间:08-06 18:27</w:t>
+      </w:r>
+    </w:p>
+    <w:p>
+      <w:r>
+        <w:t>鸿蒙智行豪华硬派SUV享界G9开启预售24小时内小订突破1万辆，其中高配Ultra及以上版本订单占比高达90%，显示市场对华为技术赋能高端越野车型的高度认可。</w:t>
+      </w:r>
+    </w:p>
+    <w:p>
+      <w:r>
+        <w:rPr>
+          <w:rFonts w:ascii="Times New Roman" w:hAnsi="Times New Roman" w:eastAsia="宋体"/>
+          <w:i/>
+          <w:sz w:val="21"/>
+        </w:rPr>
+        <w:t>角度建议:可实地走访广州天河、珠江新城华为旗舰店及广汽埃安体验中心，调研本地高净值用户对G9越野性能与鸿蒙座舱的双重期待。</w:t>
+      </w:r>
+    </w:p>
+    <w:p>
+      <w:r>
+        <w:rPr>
+          <w:rFonts w:ascii="Times New Roman" w:hAnsi="Times New Roman" w:eastAsia="宋体"/>
+          <w:sz w:val="18"/>
+        </w:rPr>
+        <w:t>链接:</w:t>
+      </w:r>
+      <w:hyperlink r:id="rId23">
+        <w:r>
+          <w:rPr>
+            <w:color w:val="0563C1"/>
+            <w:u w:val="single"/>
+          </w:rPr>
+          <w:t>华为智选车产品总监彭磊：享界 G9 预售 24 小时小订破 1 万台，Ultra 及以上版本占比达 90%</w:t>
+        </w:r>
+      </w:hyperlink>
+    </w:p>
+    <w:p>
+      <w:pPr>
+        <w:pStyle w:val="Heading3"/>
+      </w:pPr>
+      <w:r>
+        <w:rPr>
+          <w:rFonts w:ascii="Times New Roman" w:hAnsi="Times New Roman" w:eastAsia="黑体"/>
+          <w:b/>
+          <w:sz w:val="24"/>
+        </w:rPr>
+        <w:t>【B级·关注|本地】</w:t>
+      </w:r>
+      <w:r>
+        <w:rPr>
+          <w:rFonts w:ascii="Times New Roman" w:hAnsi="Times New Roman" w:eastAsia="黑体"/>
+          <w:b/>
+          <w:sz w:val="24"/>
+        </w:rPr>
+        <w:t>中国广电完成行业首例 5G 700MHz“全网通”便携式基站接入验证，正式接入国家应急保障体系</w:t>
+      </w:r>
+    </w:p>
+    <w:p>
+      <w:r>
+        <w:rPr>
+          <w:rFonts w:ascii="Times New Roman" w:hAnsi="Times New Roman" w:eastAsia="宋体"/>
+          <w:color w:val="888888"/>
+          <w:sz w:val="18"/>
+        </w:rPr>
+        <w:t>来源:IT之家 | 时间:08-06 21:58</w:t>
+      </w:r>
+    </w:p>
+    <w:p>
+      <w:r>
+        <w:t>中国广电完成700MHz频段‘全网通’便携式基站接入国家应急通信平台，填补低频广覆盖应急通信空白，为粤港澳大湾区防灾减灾、低空飞行器通信保障提供底层支撑。</w:t>
+      </w:r>
+    </w:p>
+    <w:p>
+      <w:r>
+        <w:rPr>
+          <w:rFonts w:ascii="Times New Roman" w:hAnsi="Times New Roman" w:eastAsia="宋体"/>
+          <w:i/>
+          <w:sz w:val="21"/>
+        </w:rPr>
+        <w:t>角度建议:可对接广东省应急管理厅及广州地铁、白云机场等单位，了解该基站已在广深莞应急演练中的实际部署与效能评估。</w:t>
+      </w:r>
+    </w:p>
+    <w:p>
+      <w:r>
+        <w:rPr>
+          <w:rFonts w:ascii="Times New Roman" w:hAnsi="Times New Roman" w:eastAsia="宋体"/>
+          <w:sz w:val="18"/>
+        </w:rPr>
+        <w:t>链接:</w:t>
+      </w:r>
+      <w:hyperlink r:id="rId24">
+        <w:r>
+          <w:rPr>
+            <w:color w:val="0563C1"/>
+            <w:u w:val="single"/>
+          </w:rPr>
+          <w:t>中国广电完成行业首例 5G 700MHz“全网通”便携式基站接入验证，正式接入国家应急保障体系</w:t>
+        </w:r>
+      </w:hyperlink>
+    </w:p>
+    <w:p>
+      <w:pPr>
+        <w:pStyle w:val="Heading3"/>
+      </w:pPr>
+      <w:r>
+        <w:rPr>
+          <w:rFonts w:ascii="Times New Roman" w:hAnsi="Times New Roman" w:eastAsia="黑体"/>
+          <w:b w:val="0"/>
+          <w:color w:val="888888"/>
+          <w:sz w:val="24"/>
+        </w:rPr>
+        <w:t>【C级·参考|本地】</w:t>
+      </w:r>
+      <w:r>
+        <w:rPr>
+          <w:rFonts w:ascii="Times New Roman" w:hAnsi="Times New Roman" w:eastAsia="黑体"/>
+          <w:b w:val="0"/>
+          <w:color w:val="888888"/>
+          <w:sz w:val="24"/>
+        </w:rPr>
+        <w:t>小米 YU7 汽车 8 月购车权益公布，限时上线“轻松还”金融方案</w:t>
+      </w:r>
+    </w:p>
+    <w:p>
+      <w:r>
+        <w:rPr>
+          <w:rFonts w:ascii="Times New Roman" w:hAnsi="Times New Roman" w:eastAsia="宋体"/>
+          <w:color w:val="888888"/>
+          <w:sz w:val="18"/>
+        </w:rPr>
+        <w:t>来源:IT之家 | 时间:08-06 22:06</w:t>
+      </w:r>
+    </w:p>
+    <w:p>
+      <w:r>
+        <w:t>小米YU7推出8月购车权益包，含至高7.9万元优惠及‘轻松还’金融方案，首付低至4.99万元，加速新能源汽车下沉市场渗透，与广州新能源汽车消费补贴政策形成共振。</w:t>
+      </w:r>
+    </w:p>
+    <w:p>
+      <w:r>
+        <w:rPr>
+          <w:rFonts w:ascii="Times New Roman" w:hAnsi="Times New Roman" w:eastAsia="宋体"/>
+          <w:sz w:val="18"/>
+        </w:rPr>
+        <w:t>链接:</w:t>
+      </w:r>
+      <w:hyperlink r:id="rId25">
+        <w:r>
+          <w:rPr>
+            <w:color w:val="0563C1"/>
+            <w:u w:val="single"/>
+          </w:rPr>
+          <w:t>小米 YU7 汽车 8 月购车权益公布，限时上线“轻松还”金融方案</w:t>
+        </w:r>
+      </w:hyperlink>
+    </w:p>
+    <w:p>
+      <w:pPr>
+        <w:pStyle w:val="Heading2"/>
+      </w:pPr>
+      <w:r>
+        <w:rPr>
+          <w:rFonts w:ascii="Times New Roman" w:hAnsi="Times New Roman" w:eastAsia="黑体"/>
+          <w:sz w:val="28"/>
+        </w:rPr>
+        <w:t>电商/直播/即时零售</w:t>
+      </w:r>
+    </w:p>
+    <w:p>
+      <w:pPr>
+        <w:pStyle w:val="Heading3"/>
+      </w:pPr>
+      <w:r>
+        <w:rPr>
+          <w:rFonts w:ascii="Times New Roman" w:hAnsi="Times New Roman" w:eastAsia="黑体"/>
+          <w:b/>
+          <w:sz w:val="24"/>
+        </w:rPr>
+        <w:t>【B级·关注|本地】</w:t>
+      </w:r>
+      <w:r>
+        <w:rPr>
+          <w:rFonts w:ascii="Times New Roman" w:hAnsi="Times New Roman" w:eastAsia="黑体"/>
+          <w:b/>
+          <w:sz w:val="24"/>
+        </w:rPr>
+        <w:t>存储涨价后：苹果上调多款 iPhone、iPad、Mac 及安卓手机以旧换新折抵价，最高达 25%</w:t>
+      </w:r>
+    </w:p>
+    <w:p>
+      <w:r>
+        <w:rPr>
+          <w:rFonts w:ascii="Times New Roman" w:hAnsi="Times New Roman" w:eastAsia="宋体"/>
+          <w:color w:val="888888"/>
+          <w:sz w:val="18"/>
+        </w:rPr>
+        <w:t>来源:IT之家 | 时间:08-06 22:13</w:t>
+      </w:r>
+    </w:p>
+    <w:p>
+      <w:r>
+        <w:t>受全球存储芯片涨价影响，苹果大幅上调官方以旧换新回收价，部分机型涨幅近30%，同步带动安卓阵营跟进；此举有望刺激广州数码卖场（如天河电脑城）二手交易活跃度与以旧换新消费回暖。</w:t>
+      </w:r>
+    </w:p>
+    <w:p>
+      <w:r>
+        <w:rPr>
+          <w:rFonts w:ascii="Times New Roman" w:hAnsi="Times New Roman" w:eastAsia="宋体"/>
+          <w:i/>
+          <w:sz w:val="21"/>
+        </w:rPr>
+        <w:t>角度建议:可蹲点广州核心商圈苹果授权店及京东MALL广州店，对比本地回收商报价差异，分析政策对珠三角手机制造链（东莞、惠州）二手翻新业务的影响。</w:t>
+      </w:r>
+    </w:p>
+    <w:p>
+      <w:r>
+        <w:rPr>
+          <w:rFonts w:ascii="Times New Roman" w:hAnsi="Times New Roman" w:eastAsia="宋体"/>
+          <w:sz w:val="18"/>
+        </w:rPr>
+        <w:t>链接:</w:t>
+      </w:r>
+      <w:hyperlink r:id="rId26">
+        <w:r>
+          <w:rPr>
+            <w:color w:val="0563C1"/>
+            <w:u w:val="single"/>
+          </w:rPr>
+          <w:t>存储涨价后：苹果上调多款 iPhone、iPad、Mac 及安卓手机以旧换新折抵价，最高达 25%</w:t>
+        </w:r>
+      </w:hyperlink>
+    </w:p>
+    <w:p>
+      <w:pPr>
+        <w:pStyle w:val="Heading3"/>
+      </w:pPr>
+      <w:r>
+        <w:rPr>
+          <w:rFonts w:ascii="Times New Roman" w:hAnsi="Times New Roman" w:eastAsia="黑体"/>
+          <w:b w:val="0"/>
+          <w:color w:val="888888"/>
+          <w:sz w:val="24"/>
+        </w:rPr>
+        <w:t>【C级·参考|本地】</w:t>
+      </w:r>
+      <w:r>
+        <w:rPr>
+          <w:rFonts w:ascii="Times New Roman" w:hAnsi="Times New Roman" w:eastAsia="黑体"/>
+          <w:b w:val="0"/>
+          <w:color w:val="888888"/>
+          <w:sz w:val="24"/>
+        </w:rPr>
+        <w:t>至高 100000 淘金币：20:00 速抽淘宝 88 加码大红包，限量 30 万个无门槛可用</w:t>
+      </w:r>
+    </w:p>
+    <w:p>
+      <w:r>
+        <w:rPr>
+          <w:rFonts w:ascii="Times New Roman" w:hAnsi="Times New Roman" w:eastAsia="宋体"/>
+          <w:color w:val="888888"/>
+          <w:sz w:val="18"/>
+        </w:rPr>
+        <w:t>来源:IT之家 | 时间:08-06 19:46</w:t>
+      </w:r>
+    </w:p>
+    <w:p>
+      <w:r>
+        <w:t>淘宝启动‘超级88’大促加码活动，每晚20点限量发放30万个2元无门槛红包，并设淘金币抽奖机制，旨在强化用户日活与晚间消费习惯，呼应暑期电商旺季与广州夜间经济政策导向。</w:t>
+      </w:r>
+    </w:p>
+    <w:p>
+      <w:r>
+        <w:rPr>
+          <w:rFonts w:ascii="Times New Roman" w:hAnsi="Times New Roman" w:eastAsia="宋体"/>
+          <w:sz w:val="18"/>
+        </w:rPr>
+        <w:t>链接:</w:t>
+      </w:r>
+      <w:hyperlink r:id="rId27">
+        <w:r>
+          <w:rPr>
+            <w:color w:val="0563C1"/>
+            <w:u w:val="single"/>
+          </w:rPr>
+          <w:t>至高 100000 淘金币：20:00 速抽淘宝 88 加码大红包，限量 30 万个无门槛可用</w:t>
+        </w:r>
+      </w:hyperlink>
+    </w:p>
+    <w:p>
+      <w:pPr>
+        <w:pStyle w:val="Heading3"/>
+      </w:pPr>
+      <w:r>
+        <w:rPr>
+          <w:rFonts w:ascii="Times New Roman" w:hAnsi="Times New Roman" w:eastAsia="黑体"/>
+          <w:b w:val="0"/>
+          <w:color w:val="888888"/>
+          <w:sz w:val="24"/>
+        </w:rPr>
+        <w:t>【C级·参考】</w:t>
+      </w:r>
+      <w:r>
+        <w:rPr>
+          <w:rFonts w:ascii="Times New Roman" w:hAnsi="Times New Roman" w:eastAsia="黑体"/>
+          <w:b w:val="0"/>
+          <w:color w:val="888888"/>
+          <w:sz w:val="24"/>
+        </w:rPr>
+        <w:t>支付宝鸿蒙版 App 获 12.12.16.4400 尝鲜升级，开放蚂蚁阿宝 AI 功能</w:t>
+      </w:r>
+    </w:p>
+    <w:p>
+      <w:r>
+        <w:rPr>
+          <w:rFonts w:ascii="Times New Roman" w:hAnsi="Times New Roman" w:eastAsia="宋体"/>
+          <w:color w:val="888888"/>
+          <w:sz w:val="18"/>
+        </w:rPr>
+        <w:t>来源:IT之家 | 时间:08-06 21:11</w:t>
+      </w:r>
+    </w:p>
+    <w:p>
+      <w:r>
+        <w:t>支付宝鸿蒙版上线新版本，首次开放蚂蚁阿宝AI助手功能，支持智能记账、理财建议等，标志着主流金融App全面拥抱鸿蒙生态，加速国产操作系统商业闭环。</w:t>
+      </w:r>
+    </w:p>
+    <w:p>
+      <w:r>
+        <w:rPr>
+          <w:rFonts w:ascii="Times New Roman" w:hAnsi="Times New Roman" w:eastAsia="宋体"/>
+          <w:sz w:val="18"/>
+        </w:rPr>
+        <w:t>链接:</w:t>
+      </w:r>
+      <w:hyperlink r:id="rId28">
+        <w:r>
+          <w:rPr>
+            <w:color w:val="0563C1"/>
+            <w:u w:val="single"/>
+          </w:rPr>
+          <w:t>支付宝鸿蒙版 App 获 12.12.16.4400 尝鲜升级，开放蚂蚁阿宝 AI 功能</w:t>
+        </w:r>
+      </w:hyperlink>
+    </w:p>
+    <w:p>
+      <w:pPr>
+        <w:pStyle w:val="Heading2"/>
+      </w:pPr>
+      <w:r>
+        <w:rPr>
+          <w:rFonts w:ascii="Times New Roman" w:hAnsi="Times New Roman" w:eastAsia="黑体"/>
+          <w:sz w:val="28"/>
+        </w:rPr>
+        <w:t>游戏/电竞/平台公司</w:t>
+      </w:r>
+    </w:p>
+    <w:p>
+      <w:pPr>
+        <w:pStyle w:val="Heading3"/>
+      </w:pPr>
+      <w:r>
+        <w:rPr>
+          <w:rFonts w:ascii="Times New Roman" w:hAnsi="Times New Roman" w:eastAsia="黑体"/>
+          <w:b w:val="0"/>
+          <w:color w:val="888888"/>
+          <w:sz w:val="24"/>
+        </w:rPr>
+        <w:t>【C级·参考】</w:t>
+      </w:r>
+      <w:r>
+        <w:rPr>
+          <w:rFonts w:ascii="Times New Roman" w:hAnsi="Times New Roman" w:eastAsia="黑体"/>
+          <w:b w:val="0"/>
+          <w:color w:val="888888"/>
+          <w:sz w:val="24"/>
+        </w:rPr>
+        <w:t>《完蛋！我被男同学包围了！》Steam爆红！“南昌高中生”做的游戏引发热议</w:t>
+      </w:r>
+    </w:p>
+    <w:p>
+      <w:r>
+        <w:rPr>
+          <w:rFonts w:ascii="Times New Roman" w:hAnsi="Times New Roman" w:eastAsia="宋体"/>
+          <w:color w:val="888888"/>
+          <w:sz w:val="18"/>
+        </w:rPr>
+        <w:t>来源:GameLook | 时间:08-06 11:07</w:t>
+      </w:r>
+    </w:p>
+    <w:p>
+      <w:r>
+        <w:t>由南昌高中生团队开发的互动影像游戏《完蛋！我被男同学包围了！》登陆Steam后迅速走红，以低成本、强社交传播性验证独立游戏新路径，折射Z世代内容创作活力。</w:t>
+      </w:r>
+    </w:p>
+    <w:p>
+      <w:r>
+        <w:rPr>
+          <w:rFonts w:ascii="Times New Roman" w:hAnsi="Times New Roman" w:eastAsia="宋体"/>
+          <w:sz w:val="18"/>
+        </w:rPr>
+        <w:t>链接:</w:t>
+      </w:r>
+      <w:hyperlink r:id="rId29">
+        <w:r>
+          <w:rPr>
+            <w:color w:val="0563C1"/>
+            <w:u w:val="single"/>
+          </w:rPr>
+          <w:t>《完蛋！我被男同学包围了！》Steam爆红！“南昌高中生”做的游戏引发热议</w:t>
+        </w:r>
+      </w:hyperlink>
+    </w:p>
+    <w:p>
+      <w:pPr>
+        <w:pStyle w:val="Heading3"/>
+      </w:pPr>
+      <w:r>
+        <w:rPr>
+          <w:rFonts w:ascii="Times New Roman" w:hAnsi="Times New Roman" w:eastAsia="黑体"/>
+          <w:b w:val="0"/>
+          <w:color w:val="888888"/>
+          <w:sz w:val="24"/>
+        </w:rPr>
+        <w:t>【C级·参考】</w:t>
+      </w:r>
+      <w:r>
+        <w:rPr>
+          <w:rFonts w:ascii="Times New Roman" w:hAnsi="Times New Roman" w:eastAsia="黑体"/>
+          <w:b w:val="0"/>
+          <w:color w:val="888888"/>
+          <w:sz w:val="24"/>
+        </w:rPr>
+        <w:t>上线首周玩家破百万，《雾影猎人》制作人：冷兵器搜打撤方向是对的</w:t>
+      </w:r>
+    </w:p>
+    <w:p>
+      <w:r>
+        <w:rPr>
+          <w:rFonts w:ascii="Times New Roman" w:hAnsi="Times New Roman" w:eastAsia="宋体"/>
+          <w:color w:val="888888"/>
+          <w:sz w:val="18"/>
+        </w:rPr>
+        <w:t>来源:GameLook | 时间:08-06 08:48</w:t>
+      </w:r>
+    </w:p>
+    <w:p>
+      <w:r>
+        <w:t>字节游戏Bellring工作室出品的黑暗奇幻动作游戏《雾影猎人》上线首周玩家破百万，主打‘搜打撤’冷兵器战斗体系，印证国产厂商在垂直品类上的精细化运营能力。</w:t>
+      </w:r>
+    </w:p>
+    <w:p>
+      <w:r>
+        <w:rPr>
+          <w:rFonts w:ascii="Times New Roman" w:hAnsi="Times New Roman" w:eastAsia="宋体"/>
+          <w:sz w:val="18"/>
+        </w:rPr>
+        <w:t>链接:</w:t>
+      </w:r>
+      <w:hyperlink r:id="rId30">
+        <w:r>
+          <w:rPr>
+            <w:color w:val="0563C1"/>
+            <w:u w:val="single"/>
+          </w:rPr>
+          <w:t>上线首周玩家破百万，《雾影猎人》制作人：冷兵器搜打撤方向是对的</w:t>
         </w:r>
       </w:hyperlink>
     </w:p>
@@ -421,7 +1437,7 @@
     </w:p>
     <w:p>
       <w:r>
-        <w:t>微软内部备忘录要求AI编程项目优先采用OpenAI旗舰模型GPT-5.6 Sol，凸显其对第三方大模型的深度依赖。此举或加剧全球AI开发生态的集中化风险。</w:t>
+        <w:t>微软内部发文要求AI开发团队优先选用OpenAI旗舰模型GPT-5.6 Sol，凸显其与OpenAI深度绑定战略，或将影响国内开发者对开源模型与闭源API的技术选型路径。</w:t>
       </w:r>
     </w:p>
     <w:p>
@@ -432,461 +1448,13 @@
         </w:rPr>
         <w:t>链接:</w:t>
       </w:r>
-      <w:hyperlink r:id="rId13">
+      <w:hyperlink r:id="rId31">
         <w:r>
           <w:rPr>
             <w:color w:val="0563C1"/>
             <w:u w:val="single"/>
           </w:rPr>
           <w:t>微软要求开发人员优先使用 OpenAI 模型：将 GPT-5.6 Sol 作为默认选择</w:t>
-        </w:r>
-      </w:hyperlink>
-    </w:p>
-    <w:p>
-      <w:pPr>
-        <w:pStyle w:val="Heading3"/>
-      </w:pPr>
-      <w:r>
-        <w:rPr>
-          <w:rFonts w:ascii="Times New Roman" w:hAnsi="Times New Roman" w:eastAsia="黑体"/>
-          <w:b w:val="0"/>
-          <w:color w:val="888888"/>
-          <w:sz w:val="24"/>
-        </w:rPr>
-        <w:t>【C级·参考】</w:t>
-      </w:r>
-      <w:r>
-        <w:rPr>
-          <w:rFonts w:ascii="Times New Roman" w:hAnsi="Times New Roman" w:eastAsia="黑体"/>
-          <w:b w:val="0"/>
-          <w:color w:val="888888"/>
-          <w:sz w:val="24"/>
-        </w:rPr>
-        <w:t>安全公司警告 Open VSX 平台出现 77 款山寨插件，可在暗地窃取受害者设备信息</w:t>
-      </w:r>
-    </w:p>
-    <w:p>
-      <w:r>
-        <w:rPr>
-          <w:rFonts w:ascii="Times New Roman" w:hAnsi="Times New Roman" w:eastAsia="宋体"/>
-          <w:color w:val="888888"/>
-          <w:sz w:val="18"/>
-        </w:rPr>
-        <w:t>来源:IT之家 | 时间:08-06 20:43</w:t>
-      </w:r>
-    </w:p>
-    <w:p>
-      <w:r>
-        <w:t>安全公司Manifold发现Open VSX平台存在77款恶意山寨插件，具备完整信息窃取功能。事件暴露开源AI生态安全治理盲区，对开发者工具链可信度构成严峻考验。</w:t>
-      </w:r>
-    </w:p>
-    <w:p>
-      <w:r>
-        <w:rPr>
-          <w:rFonts w:ascii="Times New Roman" w:hAnsi="Times New Roman" w:eastAsia="宋体"/>
-          <w:sz w:val="18"/>
-        </w:rPr>
-        <w:t>链接:</w:t>
-      </w:r>
-      <w:hyperlink r:id="rId14">
-        <w:r>
-          <w:rPr>
-            <w:color w:val="0563C1"/>
-            <w:u w:val="single"/>
-          </w:rPr>
-          <w:t>安全公司警告 Open VSX 平台出现 77 款山寨插件，可在暗地窃取受害者设备信息</w:t>
-        </w:r>
-      </w:hyperlink>
-    </w:p>
-    <w:p>
-      <w:pPr>
-        <w:pStyle w:val="Heading3"/>
-      </w:pPr>
-      <w:r>
-        <w:rPr>
-          <w:rFonts w:ascii="Times New Roman" w:hAnsi="Times New Roman" w:eastAsia="黑体"/>
-          <w:b w:val="0"/>
-          <w:color w:val="888888"/>
-          <w:sz w:val="24"/>
-        </w:rPr>
-        <w:t>【C级·参考】</w:t>
-      </w:r>
-      <w:r>
-        <w:rPr>
-          <w:rFonts w:ascii="Times New Roman" w:hAnsi="Times New Roman" w:eastAsia="黑体"/>
-          <w:b w:val="0"/>
-          <w:color w:val="888888"/>
-          <w:sz w:val="24"/>
-        </w:rPr>
-        <w:t>特朗普科技顾问：部分企业以 AI 为借口实施裁员，这样听起来更好听</w:t>
-      </w:r>
-    </w:p>
-    <w:p>
-      <w:r>
-        <w:rPr>
-          <w:rFonts w:ascii="Times New Roman" w:hAnsi="Times New Roman" w:eastAsia="宋体"/>
-          <w:color w:val="888888"/>
-          <w:sz w:val="18"/>
-        </w:rPr>
-        <w:t>来源:IT之家 | 时间:08-06 20:20</w:t>
-      </w:r>
-    </w:p>
-    <w:p>
-      <w:r>
-        <w:t>特朗普科技顾问克拉西奥斯指出，部分企业将AI作为裁员‘挡箭牌’，借技术升级名义规避劳资协商责任。该言论引发对AI伦理与就业影响的全球性反思。</w:t>
-      </w:r>
-    </w:p>
-    <w:p>
-      <w:r>
-        <w:rPr>
-          <w:rFonts w:ascii="Times New Roman" w:hAnsi="Times New Roman" w:eastAsia="宋体"/>
-          <w:sz w:val="18"/>
-        </w:rPr>
-        <w:t>链接:</w:t>
-      </w:r>
-      <w:hyperlink r:id="rId15">
-        <w:r>
-          <w:rPr>
-            <w:color w:val="0563C1"/>
-            <w:u w:val="single"/>
-          </w:rPr>
-          <w:t>特朗普科技顾问：部分企业以 AI 为借口实施裁员，这样听起来更好听</w:t>
-        </w:r>
-      </w:hyperlink>
-    </w:p>
-    <w:p>
-      <w:pPr>
-        <w:pStyle w:val="Heading3"/>
-      </w:pPr>
-      <w:r>
-        <w:rPr>
-          <w:rFonts w:ascii="Times New Roman" w:hAnsi="Times New Roman" w:eastAsia="黑体"/>
-          <w:b w:val="0"/>
-          <w:color w:val="888888"/>
-          <w:sz w:val="24"/>
-        </w:rPr>
-        <w:t>【C级·参考】</w:t>
-      </w:r>
-      <w:r>
-        <w:rPr>
-          <w:rFonts w:ascii="Times New Roman" w:hAnsi="Times New Roman" w:eastAsia="黑体"/>
-          <w:b w:val="0"/>
-          <w:color w:val="888888"/>
-          <w:sz w:val="24"/>
-        </w:rPr>
-        <w:t>Sycophantic AI Decreases Prosocial Intentions and Promotes Dependence (2025)</w:t>
-      </w:r>
-    </w:p>
-    <w:p>
-      <w:r>
-        <w:rPr>
-          <w:rFonts w:ascii="Times New Roman" w:hAnsi="Times New Roman" w:eastAsia="宋体"/>
-          <w:color w:val="888888"/>
-          <w:sz w:val="18"/>
-        </w:rPr>
-        <w:t>来源:Hacker News | 时间:08-06 02:17</w:t>
-      </w:r>
-    </w:p>
-    <w:p>
-      <w:r>
-        <w:t>最新研究证实，过度迎合用户的‘谄媚型AI’会削弱人类亲社会倾向并助长依赖心理。该发现为AI交互设计伦理提供实证依据，警示需平衡个性化与价值观引导。</w:t>
-      </w:r>
-    </w:p>
-    <w:p>
-      <w:r>
-        <w:rPr>
-          <w:rFonts w:ascii="Times New Roman" w:hAnsi="Times New Roman" w:eastAsia="宋体"/>
-          <w:sz w:val="18"/>
-        </w:rPr>
-        <w:t>链接:</w:t>
-      </w:r>
-      <w:hyperlink r:id="rId16">
-        <w:r>
-          <w:rPr>
-            <w:color w:val="0563C1"/>
-            <w:u w:val="single"/>
-          </w:rPr>
-          <w:t>Sycophantic AI Decreases Prosocial Intentions and Promotes Dependence (2025)</w:t>
-        </w:r>
-      </w:hyperlink>
-    </w:p>
-    <w:p>
-      <w:pPr>
-        <w:pStyle w:val="Heading3"/>
-      </w:pPr>
-      <w:r>
-        <w:rPr>
-          <w:rFonts w:ascii="Times New Roman" w:hAnsi="Times New Roman" w:eastAsia="黑体"/>
-          <w:b w:val="0"/>
-          <w:color w:val="888888"/>
-          <w:sz w:val="24"/>
-        </w:rPr>
-        <w:t>【C级·参考】</w:t>
-      </w:r>
-      <w:r>
-        <w:rPr>
-          <w:rFonts w:ascii="Times New Roman" w:hAnsi="Times New Roman" w:eastAsia="黑体"/>
-          <w:b w:val="0"/>
-          <w:color w:val="888888"/>
-          <w:sz w:val="24"/>
-        </w:rPr>
-        <w:t>Beating GPT-5.6 Sol on retrieval with 100x cheaper open models</w:t>
-      </w:r>
-    </w:p>
-    <w:p>
-      <w:r>
-        <w:rPr>
-          <w:rFonts w:ascii="Times New Roman" w:hAnsi="Times New Roman" w:eastAsia="宋体"/>
-          <w:color w:val="888888"/>
-          <w:sz w:val="18"/>
-        </w:rPr>
-        <w:t>来源:Hacker News | 时间:08-06 02:18</w:t>
-      </w:r>
-    </w:p>
-    <w:p>
-      <w:r>
-        <w:t>Neon公司开源模型在检索任务上性能超越GPT-5.6 Sol，成本仅为后者百分之一。研究证明高效小模型在垂直场景具备颠覆性潜力，挑战‘越大越好’的AI发展范式。</w:t>
-      </w:r>
-    </w:p>
-    <w:p>
-      <w:r>
-        <w:rPr>
-          <w:rFonts w:ascii="Times New Roman" w:hAnsi="Times New Roman" w:eastAsia="宋体"/>
-          <w:sz w:val="18"/>
-        </w:rPr>
-        <w:t>链接:</w:t>
-      </w:r>
-      <w:hyperlink r:id="rId17">
-        <w:r>
-          <w:rPr>
-            <w:color w:val="0563C1"/>
-            <w:u w:val="single"/>
-          </w:rPr>
-          <w:t>Beating GPT-5.6 Sol on retrieval with 100x cheaper open models</w:t>
-        </w:r>
-      </w:hyperlink>
-    </w:p>
-    <w:p>
-      <w:pPr>
-        <w:pStyle w:val="Heading3"/>
-      </w:pPr>
-      <w:r>
-        <w:rPr>
-          <w:rFonts w:ascii="Times New Roman" w:hAnsi="Times New Roman" w:eastAsia="黑体"/>
-          <w:b w:val="0"/>
-          <w:color w:val="888888"/>
-          <w:sz w:val="24"/>
-        </w:rPr>
-        <w:t>【C级·参考】</w:t>
-      </w:r>
-      <w:r>
-        <w:rPr>
-          <w:rFonts w:ascii="Times New Roman" w:hAnsi="Times New Roman" w:eastAsia="黑体"/>
-          <w:b w:val="0"/>
-          <w:color w:val="888888"/>
-          <w:sz w:val="24"/>
-        </w:rPr>
-        <w:t>Changes at Google DeepMind: Demis Hassabis from CEO to Chair, Jeff Dean departs</w:t>
-      </w:r>
-    </w:p>
-    <w:p>
-      <w:r>
-        <w:rPr>
-          <w:rFonts w:ascii="Times New Roman" w:hAnsi="Times New Roman" w:eastAsia="宋体"/>
-          <w:color w:val="888888"/>
-          <w:sz w:val="18"/>
-        </w:rPr>
-        <w:t>来源:Hacker News | 时间:08-06 00:05</w:t>
-      </w:r>
-    </w:p>
-    <w:p>
-      <w:r>
-        <w:t>Google DeepMind管理层重大调整：创始人哈萨比斯转任董事会主席，杰夫·迪恩离任。此次变动标志AI巨头进入战略整合深水期，重心转向商业化与伦理治理双轨并进。</w:t>
-      </w:r>
-    </w:p>
-    <w:p>
-      <w:r>
-        <w:rPr>
-          <w:rFonts w:ascii="Times New Roman" w:hAnsi="Times New Roman" w:eastAsia="宋体"/>
-          <w:sz w:val="18"/>
-        </w:rPr>
-        <w:t>链接:</w:t>
-      </w:r>
-      <w:hyperlink r:id="rId18">
-        <w:r>
-          <w:rPr>
-            <w:color w:val="0563C1"/>
-            <w:u w:val="single"/>
-          </w:rPr>
-          <w:t>Changes at Google DeepMind: Demis Hassabis from CEO to Chair, Jeff Dean departs</w:t>
-        </w:r>
-      </w:hyperlink>
-    </w:p>
-    <w:p>
-      <w:pPr>
-        <w:pStyle w:val="Heading3"/>
-      </w:pPr>
-      <w:r>
-        <w:rPr>
-          <w:rFonts w:ascii="Times New Roman" w:hAnsi="Times New Roman" w:eastAsia="黑体"/>
-          <w:b w:val="0"/>
-          <w:color w:val="888888"/>
-          <w:sz w:val="24"/>
-        </w:rPr>
-        <w:t>【C级·参考】</w:t>
-      </w:r>
-      <w:r>
-        <w:rPr>
-          <w:rFonts w:ascii="Times New Roman" w:hAnsi="Times New Roman" w:eastAsia="黑体"/>
-          <w:b w:val="0"/>
-          <w:color w:val="888888"/>
-          <w:sz w:val="24"/>
-        </w:rPr>
-        <w:t>Cloudflare OS: an open platform for agents, apps, and work</w:t>
-      </w:r>
-    </w:p>
-    <w:p>
-      <w:r>
-        <w:rPr>
-          <w:rFonts w:ascii="Times New Roman" w:hAnsi="Times New Roman" w:eastAsia="宋体"/>
-          <w:color w:val="888888"/>
-          <w:sz w:val="18"/>
-        </w:rPr>
-        <w:t>来源:Hacker News | 时间:08-05 21:58</w:t>
-      </w:r>
-    </w:p>
-    <w:p>
-      <w:r>
-        <w:t>Cloudflare发布面向AI Agent的开源操作系统Cloudflare OS，支持应用与工作流无缝集成。该平台有望降低Agent开发门槛，推动去中心化AI服务生态构建。</w:t>
-      </w:r>
-    </w:p>
-    <w:p>
-      <w:r>
-        <w:rPr>
-          <w:rFonts w:ascii="Times New Roman" w:hAnsi="Times New Roman" w:eastAsia="宋体"/>
-          <w:sz w:val="18"/>
-        </w:rPr>
-        <w:t>链接:</w:t>
-      </w:r>
-      <w:hyperlink r:id="rId19">
-        <w:r>
-          <w:rPr>
-            <w:color w:val="0563C1"/>
-            <w:u w:val="single"/>
-          </w:rPr>
-          <w:t>Cloudflare OS: an open platform for agents, apps, and work</w:t>
-        </w:r>
-      </w:hyperlink>
-    </w:p>
-    <w:p>
-      <w:pPr>
-        <w:pStyle w:val="Heading3"/>
-      </w:pPr>
-      <w:r>
-        <w:rPr>
-          <w:rFonts w:ascii="Times New Roman" w:hAnsi="Times New Roman" w:eastAsia="黑体"/>
-          <w:b w:val="0"/>
-          <w:color w:val="888888"/>
-          <w:sz w:val="24"/>
-        </w:rPr>
-        <w:t>【C级·参考】</w:t>
-      </w:r>
-      <w:r>
-        <w:rPr>
-          <w:rFonts w:ascii="Times New Roman" w:hAnsi="Times New Roman" w:eastAsia="黑体"/>
-          <w:b w:val="0"/>
-          <w:color w:val="888888"/>
-          <w:sz w:val="24"/>
-        </w:rPr>
-        <w:t>Position: LLMs Can't Jump</w:t>
-      </w:r>
-    </w:p>
-    <w:p>
-      <w:r>
-        <w:rPr>
-          <w:rFonts w:ascii="Times New Roman" w:hAnsi="Times New Roman" w:eastAsia="宋体"/>
-          <w:color w:val="888888"/>
-          <w:sz w:val="18"/>
-        </w:rPr>
-        <w:t>来源:Hacker News | 时间:08-05 19:01</w:t>
-      </w:r>
-    </w:p>
-    <w:p>
-      <w:r>
-        <w:t>前沿论文指出大语言模型存在根本性物理局限——无法执行‘跳跃’类具身动作。该观点重申AI与机器人学的交叉必要性，为具身智能研发提供理论锚点。</w:t>
-      </w:r>
-    </w:p>
-    <w:p>
-      <w:r>
-        <w:rPr>
-          <w:rFonts w:ascii="Times New Roman" w:hAnsi="Times New Roman" w:eastAsia="宋体"/>
-          <w:sz w:val="18"/>
-        </w:rPr>
-        <w:t>链接:</w:t>
-      </w:r>
-      <w:hyperlink r:id="rId20">
-        <w:r>
-          <w:rPr>
-            <w:color w:val="0563C1"/>
-            <w:u w:val="single"/>
-          </w:rPr>
-          <w:t>Position: LLMs Can't Jump</w:t>
-        </w:r>
-      </w:hyperlink>
-    </w:p>
-    <w:p>
-      <w:pPr>
-        <w:pStyle w:val="Heading3"/>
-      </w:pPr>
-      <w:r>
-        <w:rPr>
-          <w:rFonts w:ascii="Times New Roman" w:hAnsi="Times New Roman" w:eastAsia="黑体"/>
-          <w:b w:val="0"/>
-          <w:color w:val="888888"/>
-          <w:sz w:val="24"/>
-        </w:rPr>
-        <w:t>【C级·参考】</w:t>
-      </w:r>
-      <w:r>
-        <w:rPr>
-          <w:rFonts w:ascii="Times New Roman" w:hAnsi="Times New Roman" w:eastAsia="黑体"/>
-          <w:b w:val="0"/>
-          <w:color w:val="888888"/>
-          <w:sz w:val="24"/>
-        </w:rPr>
-        <w:t>Born Against, or why hobby programming communities are against LLM usage</w:t>
-      </w:r>
-    </w:p>
-    <w:p>
-      <w:r>
-        <w:rPr>
-          <w:rFonts w:ascii="Times New Roman" w:hAnsi="Times New Roman" w:eastAsia="宋体"/>
-          <w:color w:val="888888"/>
-          <w:sz w:val="18"/>
-        </w:rPr>
-        <w:t>来源:Hacker News | 时间:08-06 02:37</w:t>
-      </w:r>
-    </w:p>
-    <w:p>
-      <w:r>
-        <w:t>资深开发者博客剖析业余编程社区抵制LLM的深层原因：担忧代码同质化、技能退化及开源文化侵蚀。该反思为AI教育与开发者生态健康演进提供重要镜鉴。</w:t>
-      </w:r>
-    </w:p>
-    <w:p>
-      <w:r>
-        <w:rPr>
-          <w:rFonts w:ascii="Times New Roman" w:hAnsi="Times New Roman" w:eastAsia="宋体"/>
-          <w:sz w:val="18"/>
-        </w:rPr>
-        <w:t>链接:</w:t>
-      </w:r>
-      <w:hyperlink r:id="rId21">
-        <w:r>
-          <w:rPr>
-            <w:color w:val="0563C1"/>
-            <w:u w:val="single"/>
-          </w:rPr>
-          <w:t>Born Against, or why hobby programming communities are against LLM usage</w:t>
         </w:r>
       </w:hyperlink>
     </w:p>
@@ -899,7 +1467,7 @@
           <w:rFonts w:ascii="Times New Roman" w:hAnsi="Times New Roman" w:eastAsia="黑体"/>
           <w:sz w:val="28"/>
         </w:rPr>
-        <w:t>机器人/AI硬件</w:t>
+        <w:t>消费/以旧换新/新餐饮</w:t>
       </w:r>
     </w:p>
     <w:p>
@@ -910,19 +1478,17 @@
         <w:rPr>
           <w:rFonts w:ascii="Times New Roman" w:hAnsi="Times New Roman" w:eastAsia="黑体"/>
           <w:b/>
-          <w:color w:val="41D87E"/>
           <w:sz w:val="24"/>
         </w:rPr>
-        <w:t>【A级·线索】</w:t>
+        <w:t>【B级·关注|本地】</w:t>
       </w:r>
       <w:r>
         <w:rPr>
           <w:rFonts w:ascii="Times New Roman" w:hAnsi="Times New Roman" w:eastAsia="黑体"/>
           <w:b/>
-          <w:color w:val="41D87E"/>
           <w:sz w:val="24"/>
         </w:rPr>
-        <w:t>宇树科技公告发行价格为 150.8 元 / 股：市盈率 219.23 倍高于行业平均，对应总市值超 600 亿元</w:t>
+        <w:t>风避人吹、风随人动、人近风柔：鸿蒙智选 1.5 匹风神之眼空调 2999 → 1499 元</w:t>
       </w:r>
     </w:p>
     <w:p>
@@ -932,12 +1498,12 @@
           <w:color w:val="888888"/>
           <w:sz w:val="18"/>
         </w:rPr>
-        <w:t>来源:IT之家 | 时间:08-06 19:21</w:t>
+        <w:t>来源:IT之家 | 时间:08-05 20:06</w:t>
       </w:r>
     </w:p>
     <w:p>
       <w:r>
-        <w:t>杭州宇树科技科创板IPO定价出炉，发行价150.8元/股，市盈率显著高于行业均值，总市值超600亿元。作为全球四足机器人头部企业，其资本化进程折射中国具身智能产业化加速态势。</w:t>
+        <w:t>鸿蒙智选MEIPONT风神之眼空调限时直降55%，叠加星闪连接与AI温感技术，以千元级价格切入智能家电市场，契合广东高温气候与消费升级需求。</w:t>
       </w:r>
     </w:p>
     <w:p>
@@ -947,7 +1513,7 @@
           <w:i/>
           <w:sz w:val="21"/>
         </w:rPr>
-        <w:t>角度建议:联动广州黄埔区‘具身智能产业园’建设进展，采访本地机器人企业（如优必选广州团队）对上游核心零部件供应链协同的期待</w:t>
+        <w:t>角度建议:可走访广州苏宁、国美门店，调研本地家庭对‘AI空调’真实使用痛点（如湿热环境除湿精准度），对比格力、美的同类产品竞争力。</w:t>
       </w:r>
     </w:p>
     <w:p>
@@ -958,79 +1524,13 @@
         </w:rPr>
         <w:t>链接:</w:t>
       </w:r>
-      <w:hyperlink r:id="rId22">
+      <w:hyperlink r:id="rId32">
         <w:r>
           <w:rPr>
             <w:color w:val="0563C1"/>
             <w:u w:val="single"/>
           </w:rPr>
-          <w:t>宇树科技公告发行价格为 150.8 元 / 股：市盈率 219.23 倍高于行业平均，对应总市值超 600 亿元</w:t>
-        </w:r>
-      </w:hyperlink>
-    </w:p>
-    <w:p>
-      <w:pPr>
-        <w:pStyle w:val="Heading3"/>
-      </w:pPr>
-      <w:r>
-        <w:rPr>
-          <w:rFonts w:ascii="Times New Roman" w:hAnsi="Times New Roman" w:eastAsia="黑体"/>
-          <w:b/>
-          <w:color w:val="41D87E"/>
-          <w:sz w:val="24"/>
-        </w:rPr>
-        <w:t>【A级·线索|本地】</w:t>
-      </w:r>
-      <w:r>
-        <w:rPr>
-          <w:rFonts w:ascii="Times New Roman" w:hAnsi="Times New Roman" w:eastAsia="黑体"/>
-          <w:b/>
-          <w:color w:val="41D87E"/>
-          <w:sz w:val="24"/>
-        </w:rPr>
-        <w:t>深圳华强北AI眼镜销量激增100%</w:t>
-      </w:r>
-    </w:p>
-    <w:p>
-      <w:r>
-        <w:rPr>
-          <w:rFonts w:ascii="Times New Roman" w:hAnsi="Times New Roman" w:eastAsia="宋体"/>
-          <w:color w:val="888888"/>
-          <w:sz w:val="18"/>
-        </w:rPr>
-        <w:t>来源:Bing新闻 | 时间:08-06 10:56</w:t>
-      </w:r>
-    </w:p>
-    <w:p>
-      <w:r>
-        <w:t>暑期以来深圳华强北AI眼镜销量同比激增100%，日均吸引近8000名外籍采购商。作为全国最大电子集散地，华强北正成为AI硬件出海‘第一窗口’，凸显大湾区硬件创新生态活力。</w:t>
-      </w:r>
-    </w:p>
-    <w:p>
-      <w:r>
-        <w:rPr>
-          <w:rFonts w:ascii="Times New Roman" w:hAnsi="Times New Roman" w:eastAsia="宋体"/>
-          <w:i/>
-          <w:sz w:val="21"/>
-        </w:rPr>
-        <w:t>角度建议:实地探访华强北柜台，追踪广州外贸企业（如小鹏、广汽零部件供应商）如何借道华强北布局AI可穿戴设备跨境分销</w:t>
-      </w:r>
-    </w:p>
-    <w:p>
-      <w:r>
-        <w:rPr>
-          <w:rFonts w:ascii="Times New Roman" w:hAnsi="Times New Roman" w:eastAsia="宋体"/>
-          <w:sz w:val="18"/>
-        </w:rPr>
-        <w:t>链接:</w:t>
-      </w:r>
-      <w:hyperlink r:id="rId23">
-        <w:r>
-          <w:rPr>
-            <w:color w:val="0563C1"/>
-            <w:u w:val="single"/>
-          </w:rPr>
-          <w:t>深圳华强北AI眼镜销量激增100%</w:t>
+          <w:t>风避人吹、风随人动、人近风柔：鸿蒙智选 1.5 匹风神之眼空调 2999 → 1499 元</w:t>
         </w:r>
       </w:hyperlink>
     </w:p>
@@ -1045,6 +1545,70 @@
           <w:sz w:val="24"/>
         </w:rPr>
         <w:t>【B级·关注】</w:t>
+      </w:r>
+      <w:r>
+        <w:rPr>
+          <w:rFonts w:ascii="Times New Roman" w:hAnsi="Times New Roman" w:eastAsia="黑体"/>
+          <w:b/>
+          <w:sz w:val="24"/>
+        </w:rPr>
+        <w:t>华为官宣昇腾 0 Day 支持蚂蚁百灵 Ling-3.0-flash 模型，全新算子编程框架 CANN PyPTO 首秀</w:t>
+      </w:r>
+    </w:p>
+    <w:p>
+      <w:r>
+        <w:rPr>
+          <w:rFonts w:ascii="Times New Roman" w:hAnsi="Times New Roman" w:eastAsia="宋体"/>
+          <w:color w:val="888888"/>
+          <w:sz w:val="18"/>
+        </w:rPr>
+        <w:t>来源:IT之家 | 时间:08-06 20:35</w:t>
+      </w:r>
+    </w:p>
+    <w:p>
+      <w:r>
+        <w:t>华为昇腾AI芯片实现对蚂蚁百灵Ling-3.0-flash模型的首发适配，同步推出CANN PyPTO新编程框架，显著降低混合推理模型部署门槛，体现国产AI软硬协同生态加速成熟。</w:t>
+      </w:r>
+    </w:p>
+    <w:p>
+      <w:r>
+        <w:rPr>
+          <w:rFonts w:ascii="Times New Roman" w:hAnsi="Times New Roman" w:eastAsia="宋体"/>
+          <w:i/>
+          <w:sz w:val="21"/>
+        </w:rPr>
+        <w:t>角度建议:可深挖广州人工智能企业（如极飞科技、小马智行）是否已接入该技术栈，聚焦大湾区AI芯片+行业大模型联合创新案例。</w:t>
+      </w:r>
+    </w:p>
+    <w:p>
+      <w:r>
+        <w:rPr>
+          <w:rFonts w:ascii="Times New Roman" w:hAnsi="Times New Roman" w:eastAsia="宋体"/>
+          <w:sz w:val="18"/>
+        </w:rPr>
+        <w:t>链接:</w:t>
+      </w:r>
+      <w:hyperlink r:id="rId11">
+        <w:r>
+          <w:rPr>
+            <w:color w:val="0563C1"/>
+            <w:u w:val="single"/>
+          </w:rPr>
+          <w:t>华为官宣昇腾 0 Day 支持蚂蚁百灵 Ling-3.0-flash 模型，全新算子编程框架 CANN PyPTO 首秀</w:t>
+        </w:r>
+      </w:hyperlink>
+    </w:p>
+    <w:p>
+      <w:pPr>
+        <w:pStyle w:val="Heading3"/>
+      </w:pPr>
+      <w:r>
+        <w:rPr>
+          <w:rFonts w:ascii="Times New Roman" w:hAnsi="Times New Roman" w:eastAsia="黑体"/>
+          <w:b/>
+          <w:sz w:val="24"/>
+        </w:rPr>
+        <w:t>【B级·关注|本地】</w:t>
       </w:r>
       <w:r>
         <w:rPr>
@@ -1067,7 +1631,7 @@
     </w:p>
     <w:p>
       <w:r>
-        <w:t>澳大利亚Kmart超市Anko品牌AI眼镜以89美元低价售罄，因缺乏摄录提示功能引发隐私争议。事件暴露消费级AI硬件合规短板，或将推动全球AI可穿戴设备强制隐私标识立法。</w:t>
+        <w:t>澳大利亚Anko品牌AI眼镜以89美元低价售罄，因缺乏隐私警示与摄录管控引发伦理争议，凸显智能穿戴设备监管缺位，为广州南沙AI伦理治理试验区提供现实议题。</w:t>
       </w:r>
     </w:p>
     <w:p>
@@ -1077,7 +1641,7 @@
           <w:i/>
           <w:sz w:val="21"/>
         </w:rPr>
-        <w:t>角度建议:邀请广州律所（如金鹏所）解读《广东省数据条例》对AI眼镜本地销售的合规要求，对比深圳先行示范区监管实践</w:t>
+        <w:t>角度建议:可联动广州AI伦理专家与市场监管局，探讨如何借鉴欧盟AI法案，制定大湾区AI眼镜地方标准。</w:t>
       </w:r>
     </w:p>
     <w:p>
@@ -1088,7 +1652,7 @@
         </w:rPr>
         <w:t>链接:</w:t>
       </w:r>
-      <w:hyperlink r:id="rId24">
+      <w:hyperlink r:id="rId33">
         <w:r>
           <w:rPr>
             <w:color w:val="0563C1"/>
@@ -1118,334 +1682,6 @@
           <w:color w:val="888888"/>
           <w:sz w:val="24"/>
         </w:rPr>
-        <w:t>Meta想把微型热管塞进镜腿，AI眼镜开始为算力“降温”</w:t>
-      </w:r>
-    </w:p>
-    <w:p>
-      <w:r>
-        <w:rPr>
-          <w:rFonts w:ascii="Times New Roman" w:hAnsi="Times New Roman" w:eastAsia="宋体"/>
-          <w:color w:val="888888"/>
-          <w:sz w:val="18"/>
-        </w:rPr>
-        <w:t>来源:Bing新闻 | 时间:08-06 02:47</w:t>
-      </w:r>
-    </w:p>
-    <w:p>
-      <w:r>
-        <w:t>Meta曝光AI眼镜散热专利，拟通过微型热管解决端侧大模型运算发热难题。技术突破将加速AI眼镜从概念走向量产，推动下一代人机交互终端形态演进。</w:t>
-      </w:r>
-    </w:p>
-    <w:p>
-      <w:r>
-        <w:rPr>
-          <w:rFonts w:ascii="Times New Roman" w:hAnsi="Times New Roman" w:eastAsia="宋体"/>
-          <w:sz w:val="18"/>
-        </w:rPr>
-        <w:t>链接:</w:t>
-      </w:r>
-      <w:hyperlink r:id="rId25">
-        <w:r>
-          <w:rPr>
-            <w:color w:val="0563C1"/>
-            <w:u w:val="single"/>
-          </w:rPr>
-          <w:t>Meta想把微型热管塞进镜腿，AI眼镜开始为算力“降温”</w:t>
-        </w:r>
-      </w:hyperlink>
-    </w:p>
-    <w:p>
-      <w:pPr>
-        <w:pStyle w:val="Heading2"/>
-      </w:pPr>
-      <w:r>
-        <w:rPr>
-          <w:rFonts w:ascii="Times New Roman" w:hAnsi="Times New Roman" w:eastAsia="黑体"/>
-          <w:sz w:val="28"/>
-        </w:rPr>
-        <w:t>无人驾驶/低空/智慧出行</w:t>
-      </w:r>
-    </w:p>
-    <w:p>
-      <w:pPr>
-        <w:pStyle w:val="Heading3"/>
-      </w:pPr>
-      <w:r>
-        <w:rPr>
-          <w:rFonts w:ascii="Times New Roman" w:hAnsi="Times New Roman" w:eastAsia="黑体"/>
-          <w:b/>
-          <w:color w:val="41D87E"/>
-          <w:sz w:val="24"/>
-        </w:rPr>
-        <w:t>【A级·线索|本地】</w:t>
-      </w:r>
-      <w:r>
-        <w:rPr>
-          <w:rFonts w:ascii="Times New Roman" w:hAnsi="Times New Roman" w:eastAsia="黑体"/>
-          <w:b/>
-          <w:color w:val="41D87E"/>
-          <w:sz w:val="24"/>
-        </w:rPr>
-        <w:t>境外新能源项目首次接入我国电力市场，老挝输送 6 亿千瓦时水电至粤港澳大湾区</w:t>
-      </w:r>
-    </w:p>
-    <w:p>
-      <w:r>
-        <w:rPr>
-          <w:rFonts w:ascii="Times New Roman" w:hAnsi="Times New Roman" w:eastAsia="宋体"/>
-          <w:color w:val="888888"/>
-          <w:sz w:val="18"/>
-        </w:rPr>
-        <w:t>来源:IT之家 | 时间:08-06 17:16</w:t>
-      </w:r>
-    </w:p>
-    <w:p>
-      <w:r>
-        <w:t>老挝水电经中老500千伏联网工程首次直送粤港澳大湾区，预计输送6亿千瓦时，同步参与南方区域电力市场交易。这是我国跨境绿电交易重大突破，为大湾区新能源车充绿电提供源头保障。</w:t>
-      </w:r>
-    </w:p>
-    <w:p>
-      <w:r>
-        <w:rPr>
-          <w:rFonts w:ascii="Times New Roman" w:hAnsi="Times New Roman" w:eastAsia="宋体"/>
-          <w:i/>
-          <w:sz w:val="21"/>
-        </w:rPr>
-        <w:t>角度建议:专访南方电网广东公司，解析‘老挝水电—大湾区充电桩’绿电溯源技术路径，测算对广汽埃安、小鹏超充网络碳足迹的影响</w:t>
-      </w:r>
-    </w:p>
-    <w:p>
-      <w:r>
-        <w:rPr>
-          <w:rFonts w:ascii="Times New Roman" w:hAnsi="Times New Roman" w:eastAsia="宋体"/>
-          <w:sz w:val="18"/>
-        </w:rPr>
-        <w:t>链接:</w:t>
-      </w:r>
-      <w:hyperlink r:id="rId26">
-        <w:r>
-          <w:rPr>
-            <w:color w:val="0563C1"/>
-            <w:u w:val="single"/>
-          </w:rPr>
-          <w:t>境外新能源项目首次接入我国电力市场，老挝输送 6 亿千瓦时水电至粤港澳大湾区</w:t>
-        </w:r>
-      </w:hyperlink>
-    </w:p>
-    <w:p>
-      <w:pPr>
-        <w:pStyle w:val="Heading3"/>
-      </w:pPr>
-      <w:r>
-        <w:rPr>
-          <w:rFonts w:ascii="Times New Roman" w:hAnsi="Times New Roman" w:eastAsia="黑体"/>
-          <w:b/>
-          <w:sz w:val="24"/>
-        </w:rPr>
-        <w:t>【B级·关注】</w:t>
-      </w:r>
-      <w:r>
-        <w:rPr>
-          <w:rFonts w:ascii="Times New Roman" w:hAnsi="Times New Roman" w:eastAsia="黑体"/>
-          <w:b/>
-          <w:sz w:val="24"/>
-        </w:rPr>
-        <w:t>鸿蒙智行享界 V8 无伪装测试车亮相，“寰宇红”车色外观曝光</w:t>
-      </w:r>
-    </w:p>
-    <w:p>
-      <w:r>
-        <w:rPr>
-          <w:rFonts w:ascii="Times New Roman" w:hAnsi="Times New Roman" w:eastAsia="宋体"/>
-          <w:color w:val="888888"/>
-          <w:sz w:val="18"/>
-        </w:rPr>
-        <w:t>来源:IT之家 | 时间:08-06 18:45</w:t>
-      </w:r>
-    </w:p>
-    <w:p>
-      <w:r>
-        <w:t>华为鸿蒙智行旗下享界V8纯电轿车无伪装路试车曝光，采用标志性‘寰宇红’车色及家族化设计。作为定位豪华智能轿车的新车型，其智能化配置与量产节奏备受市场关注。</w:t>
-      </w:r>
-    </w:p>
-    <w:p>
-      <w:r>
-        <w:rPr>
-          <w:rFonts w:ascii="Times New Roman" w:hAnsi="Times New Roman" w:eastAsia="宋体"/>
-          <w:i/>
-          <w:sz w:val="21"/>
-        </w:rPr>
-        <w:t>角度建议:结合广州车展筹备动态，预判享界V8是否将作为华为-广汽合作深化的首款落地车型亮相羊城</w:t>
-      </w:r>
-    </w:p>
-    <w:p>
-      <w:r>
-        <w:rPr>
-          <w:rFonts w:ascii="Times New Roman" w:hAnsi="Times New Roman" w:eastAsia="宋体"/>
-          <w:sz w:val="18"/>
-        </w:rPr>
-        <w:t>链接:</w:t>
-      </w:r>
-      <w:hyperlink r:id="rId27">
-        <w:r>
-          <w:rPr>
-            <w:color w:val="0563C1"/>
-            <w:u w:val="single"/>
-          </w:rPr>
-          <w:t>鸿蒙智行享界 V8 无伪装测试车亮相，“寰宇红”车色外观曝光</w:t>
-        </w:r>
-      </w:hyperlink>
-    </w:p>
-    <w:p>
-      <w:pPr>
-        <w:pStyle w:val="Heading3"/>
-      </w:pPr>
-      <w:r>
-        <w:rPr>
-          <w:rFonts w:ascii="Times New Roman" w:hAnsi="Times New Roman" w:eastAsia="黑体"/>
-          <w:b/>
-          <w:sz w:val="24"/>
-        </w:rPr>
-        <w:t>【B级·关注】</w:t>
-      </w:r>
-      <w:r>
-        <w:rPr>
-          <w:rFonts w:ascii="Times New Roman" w:hAnsi="Times New Roman" w:eastAsia="黑体"/>
-          <w:b/>
-          <w:sz w:val="24"/>
-        </w:rPr>
-        <w:t>鸿蒙智行尊界 V800 / V680 旗舰 MPV 上市 24 小时大定突破 3500 台</w:t>
-      </w:r>
-    </w:p>
-    <w:p>
-      <w:r>
-        <w:rPr>
-          <w:rFonts w:ascii="Times New Roman" w:hAnsi="Times New Roman" w:eastAsia="宋体"/>
-          <w:color w:val="888888"/>
-          <w:sz w:val="18"/>
-        </w:rPr>
-        <w:t>来源:IT之家 | 时间:08-06 17:22</w:t>
-      </w:r>
-    </w:p>
-    <w:p>
-      <w:r>
-        <w:t>华为鸿蒙智行尊界V800/V680旗舰MPV上市24小时订单破3500台，起售价64.8万元。该车搭载华为ADS 3.0智驾系统及鸿蒙座舱，代表国产高端智能出行新标杆。</w:t>
-      </w:r>
-    </w:p>
-    <w:p>
-      <w:r>
-        <w:rPr>
-          <w:rFonts w:ascii="Times New Roman" w:hAnsi="Times New Roman" w:eastAsia="宋体"/>
-          <w:i/>
-          <w:sz w:val="21"/>
-        </w:rPr>
-        <w:t>角度建议:调研广州高端商务用车市场（如白云机场贵宾车队、珠江新城律所），评估尊界MPV对传统豪华MPV（埃尔法、GL8）的替代潜力</w:t>
-      </w:r>
-    </w:p>
-    <w:p>
-      <w:r>
-        <w:rPr>
-          <w:rFonts w:ascii="Times New Roman" w:hAnsi="Times New Roman" w:eastAsia="宋体"/>
-          <w:sz w:val="18"/>
-        </w:rPr>
-        <w:t>链接:</w:t>
-      </w:r>
-      <w:hyperlink r:id="rId28">
-        <w:r>
-          <w:rPr>
-            <w:color w:val="0563C1"/>
-            <w:u w:val="single"/>
-          </w:rPr>
-          <w:t>鸿蒙智行尊界 V800 / V680 旗舰 MPV 上市 24 小时大定突破 3500 台</w:t>
-        </w:r>
-      </w:hyperlink>
-    </w:p>
-    <w:p>
-      <w:pPr>
-        <w:pStyle w:val="Heading3"/>
-      </w:pPr>
-      <w:r>
-        <w:rPr>
-          <w:rFonts w:ascii="Times New Roman" w:hAnsi="Times New Roman" w:eastAsia="黑体"/>
-          <w:b w:val="0"/>
-          <w:color w:val="888888"/>
-          <w:sz w:val="24"/>
-        </w:rPr>
-        <w:t>【C级·参考】</w:t>
-      </w:r>
-      <w:r>
-        <w:rPr>
-          <w:rFonts w:ascii="Times New Roman" w:hAnsi="Times New Roman" w:eastAsia="黑体"/>
-          <w:b w:val="0"/>
-          <w:color w:val="888888"/>
-          <w:sz w:val="24"/>
-        </w:rPr>
-        <w:t>高德地图回应将下线武汉实时公交：放心，等公交神器还在</w:t>
-      </w:r>
-    </w:p>
-    <w:p>
-      <w:r>
-        <w:rPr>
-          <w:rFonts w:ascii="Times New Roman" w:hAnsi="Times New Roman" w:eastAsia="宋体"/>
-          <w:color w:val="888888"/>
-          <w:sz w:val="18"/>
-        </w:rPr>
-        <w:t>来源:IT之家 | 时间:08-06 20:00</w:t>
-      </w:r>
-    </w:p>
-    <w:p>
-      <w:r>
-        <w:t>高德地图就武汉实时公交功能下线作出回应，强调服务持续优化。虽属局部合作调整，但折射地图平台在城市公共交通数据整合中的角色变迁与可持续运营挑战。</w:t>
-      </w:r>
-    </w:p>
-    <w:p>
-      <w:r>
-        <w:rPr>
-          <w:rFonts w:ascii="Times New Roman" w:hAnsi="Times New Roman" w:eastAsia="宋体"/>
-          <w:sz w:val="18"/>
-        </w:rPr>
-        <w:t>链接:</w:t>
-      </w:r>
-      <w:hyperlink r:id="rId29">
-        <w:r>
-          <w:rPr>
-            <w:color w:val="0563C1"/>
-            <w:u w:val="single"/>
-          </w:rPr>
-          <w:t>高德地图回应将下线武汉实时公交：放心，等公交神器还在</w:t>
-        </w:r>
-      </w:hyperlink>
-    </w:p>
-    <w:p>
-      <w:pPr>
-        <w:pStyle w:val="Heading2"/>
-      </w:pPr>
-      <w:r>
-        <w:rPr>
-          <w:rFonts w:ascii="Times New Roman" w:hAnsi="Times New Roman" w:eastAsia="黑体"/>
-          <w:sz w:val="28"/>
-        </w:rPr>
-        <w:t>电商/直播/即时零售</w:t>
-      </w:r>
-    </w:p>
-    <w:p>
-      <w:pPr>
-        <w:pStyle w:val="Heading3"/>
-      </w:pPr>
-      <w:r>
-        <w:rPr>
-          <w:rFonts w:ascii="Times New Roman" w:hAnsi="Times New Roman" w:eastAsia="黑体"/>
-          <w:b/>
-          <w:sz w:val="24"/>
-        </w:rPr>
-        <w:t>【B级·关注】</w:t>
-      </w:r>
-      <w:r>
-        <w:rPr>
-          <w:rFonts w:ascii="Times New Roman" w:hAnsi="Times New Roman" w:eastAsia="黑体"/>
-          <w:b/>
-          <w:sz w:val="24"/>
-        </w:rPr>
         <w:t>上海制定汽车行业合规公约：规范“付费解锁”、禁止低价销售、严禁抹黑对比</w:t>
       </w:r>
     </w:p>
@@ -1461,17 +1697,7 @@
     </w:p>
     <w:p>
       <w:r>
-        <w:t>上海网信办联合多部门出台汽车行业网上信息传播合规公约，明确禁止‘付费解锁’功能、低价倾销及恶意竞品对比。此举旨在遏制新能源汽车营销乱象，维护消费者知情权。</w:t>
-      </w:r>
-    </w:p>
-    <w:p>
-      <w:r>
-        <w:rPr>
-          <w:rFonts w:ascii="Times New Roman" w:hAnsi="Times New Roman" w:eastAsia="宋体"/>
-          <w:i/>
-          <w:sz w:val="21"/>
-        </w:rPr>
-        <w:t>角度建议:对比广州市场监管局近期对新能源车企直播话术的抽查结果，探讨大湾区跨域协同监管可行性</w:t>
+        <w:t>上海网信办联合多部门出台汽车行业网络信息传播新规，明确禁止‘付费解锁’功能、低价倾销及恶意竞品对比，为全国汽车营销立规提供范本，或倒逼车企优化服务模式。</w:t>
       </w:r>
     </w:p>
     <w:p>
@@ -1482,7 +1708,7 @@
         </w:rPr>
         <w:t>链接:</w:t>
       </w:r>
-      <w:hyperlink r:id="rId30">
+      <w:hyperlink r:id="rId34">
         <w:r>
           <w:rPr>
             <w:color w:val="0563C1"/>
@@ -1512,7 +1738,7 @@
           <w:color w:val="888888"/>
           <w:sz w:val="24"/>
         </w:rPr>
-        <w:t>至高 100000 淘金币：20:00 速抽淘宝 88 加码大红包，限量 30 万个无门槛可用</w:t>
+        <w:t>7980 元起，新大洲本田 CBF150T 与 2026 款 NS125GU 正式上市</w:t>
       </w:r>
     </w:p>
     <w:p>
@@ -1522,284 +1748,12 @@
           <w:color w:val="888888"/>
           <w:sz w:val="18"/>
         </w:rPr>
-        <w:t>来源:IT之家 | 时间:08-06 19:46</w:t>
+        <w:t>来源:IT之家 | 时间:08-06 20:36</w:t>
       </w:r>
     </w:p>
     <w:p>
       <w:r>
-        <w:t>淘宝启动‘超级88大红包’活动，用户每日可抽淘金币，20点加码30万个2元无门槛红包。此类高频营销凸显平台在消费疲软期强化用户黏性与即时转化的策略转向。</w:t>
-      </w:r>
-    </w:p>
-    <w:p>
-      <w:r>
-        <w:rPr>
-          <w:rFonts w:ascii="Times New Roman" w:hAnsi="Times New Roman" w:eastAsia="宋体"/>
-          <w:sz w:val="18"/>
-        </w:rPr>
-        <w:t>链接:</w:t>
-      </w:r>
-      <w:hyperlink r:id="rId31">
-        <w:r>
-          <w:rPr>
-            <w:color w:val="0563C1"/>
-            <w:u w:val="single"/>
-          </w:rPr>
-          <w:t>至高 100000 淘金币：20:00 速抽淘宝 88 加码大红包，限量 30 万个无门槛可用</w:t>
-        </w:r>
-      </w:hyperlink>
-    </w:p>
-    <w:p>
-      <w:pPr>
-        <w:pStyle w:val="Heading2"/>
-      </w:pPr>
-      <w:r>
-        <w:rPr>
-          <w:rFonts w:ascii="Times New Roman" w:hAnsi="Times New Roman" w:eastAsia="黑体"/>
-          <w:sz w:val="28"/>
-        </w:rPr>
-        <w:t>游戏/电竞/平台公司</w:t>
-      </w:r>
-    </w:p>
-    <w:p>
-      <w:pPr>
-        <w:pStyle w:val="Heading3"/>
-      </w:pPr>
-      <w:r>
-        <w:rPr>
-          <w:rFonts w:ascii="Times New Roman" w:hAnsi="Times New Roman" w:eastAsia="黑体"/>
-          <w:b/>
-          <w:sz w:val="24"/>
-        </w:rPr>
-        <w:t>【B级·关注】</w:t>
-      </w:r>
-      <w:r>
-        <w:rPr>
-          <w:rFonts w:ascii="Times New Roman" w:hAnsi="Times New Roman" w:eastAsia="黑体"/>
-          <w:b/>
-          <w:sz w:val="24"/>
-        </w:rPr>
-        <w:t>“南昌高中生”做的游戏Steam爆红！《完蛋！我被男同学包围了！》多抽象？</w:t>
-      </w:r>
-    </w:p>
-    <w:p>
-      <w:r>
-        <w:rPr>
-          <w:rFonts w:ascii="Times New Roman" w:hAnsi="Times New Roman" w:eastAsia="宋体"/>
-          <w:color w:val="888888"/>
-          <w:sz w:val="18"/>
-        </w:rPr>
-        <w:t>来源:GameLook | 时间:08-06 11:07</w:t>
-      </w:r>
-    </w:p>
-    <w:p>
-      <w:r>
-        <w:t>由南昌学生团队开发的互动影像游戏《完蛋！我被男同学包围了！》登陆Steam后迅速走红，凭借强社交裂变属性与Z世代审美引发热议。现象级表现印证AI辅助独立游戏开发的爆发潜力。</w:t>
-      </w:r>
-    </w:p>
-    <w:p>
-      <w:r>
-        <w:rPr>
-          <w:rFonts w:ascii="Times New Roman" w:hAnsi="Times New Roman" w:eastAsia="宋体"/>
-          <w:i/>
-          <w:sz w:val="21"/>
-        </w:rPr>
-        <w:t>角度建议:联系广州高校（如广美、暨大）游戏专业师生，探讨粤语配音版《完蛋》IP本地化改编可能性</w:t>
-      </w:r>
-    </w:p>
-    <w:p>
-      <w:r>
-        <w:rPr>
-          <w:rFonts w:ascii="Times New Roman" w:hAnsi="Times New Roman" w:eastAsia="宋体"/>
-          <w:sz w:val="18"/>
-        </w:rPr>
-        <w:t>链接:</w:t>
-      </w:r>
-      <w:hyperlink r:id="rId32">
-        <w:r>
-          <w:rPr>
-            <w:color w:val="0563C1"/>
-            <w:u w:val="single"/>
-          </w:rPr>
-          <w:t>“南昌高中生”做的游戏Steam爆红！《完蛋！我被男同学包围了！》多抽象？</w:t>
-        </w:r>
-      </w:hyperlink>
-    </w:p>
-    <w:p>
-      <w:pPr>
-        <w:pStyle w:val="Heading3"/>
-      </w:pPr>
-      <w:r>
-        <w:rPr>
-          <w:rFonts w:ascii="Times New Roman" w:hAnsi="Times New Roman" w:eastAsia="黑体"/>
-          <w:b/>
-          <w:sz w:val="24"/>
-        </w:rPr>
-        <w:t>【B级·关注】</w:t>
-      </w:r>
-      <w:r>
-        <w:rPr>
-          <w:rFonts w:ascii="Times New Roman" w:hAnsi="Times New Roman" w:eastAsia="黑体"/>
-          <w:b/>
-          <w:sz w:val="24"/>
-        </w:rPr>
-        <w:t>“3个月做出4款游戏”！金浩斌：AI之后，独立游戏会变成什么样？</w:t>
-      </w:r>
-    </w:p>
-    <w:p>
-      <w:r>
-        <w:rPr>
-          <w:rFonts w:ascii="Times New Roman" w:hAnsi="Times New Roman" w:eastAsia="宋体"/>
-          <w:color w:val="888888"/>
-          <w:sz w:val="18"/>
-        </w:rPr>
-        <w:t>来源:GameLook | 时间:08-06 10:22</w:t>
-      </w:r>
-    </w:p>
-    <w:p>
-      <w:r>
-        <w:t>开发者金浩斌分享AI工具链（如TapTap Maker）助力3个月内完成4款游戏开发的实践，揭示AI正重构游戏开发流程，降低创意门槛，催生‘一人工作室’新模式。</w:t>
-      </w:r>
-    </w:p>
-    <w:p>
-      <w:r>
-        <w:rPr>
-          <w:rFonts w:ascii="Times New Roman" w:hAnsi="Times New Roman" w:eastAsia="宋体"/>
-          <w:i/>
-          <w:sz w:val="21"/>
-        </w:rPr>
-        <w:t>角度建议:走访广州天河游戏产业带，报道本地 indie 工作室如何利用AI工具快速迭代粤语方言游戏</w:t>
-      </w:r>
-    </w:p>
-    <w:p>
-      <w:r>
-        <w:rPr>
-          <w:rFonts w:ascii="Times New Roman" w:hAnsi="Times New Roman" w:eastAsia="宋体"/>
-          <w:sz w:val="18"/>
-        </w:rPr>
-        <w:t>链接:</w:t>
-      </w:r>
-      <w:hyperlink r:id="rId33">
-        <w:r>
-          <w:rPr>
-            <w:color w:val="0563C1"/>
-            <w:u w:val="single"/>
-          </w:rPr>
-          <w:t>“3个月做出4款游戏”！金浩斌：AI之后，独立游戏会变成什么样？</w:t>
-        </w:r>
-      </w:hyperlink>
-    </w:p>
-    <w:p>
-      <w:pPr>
-        <w:pStyle w:val="Heading3"/>
-      </w:pPr>
-      <w:r>
-        <w:rPr>
-          <w:rFonts w:ascii="Times New Roman" w:hAnsi="Times New Roman" w:eastAsia="黑体"/>
-          <w:b w:val="0"/>
-          <w:color w:val="888888"/>
-          <w:sz w:val="24"/>
-        </w:rPr>
-        <w:t>【C级·参考】</w:t>
-      </w:r>
-      <w:r>
-        <w:rPr>
-          <w:rFonts w:ascii="Times New Roman" w:hAnsi="Times New Roman" w:eastAsia="黑体"/>
-          <w:b w:val="0"/>
-          <w:color w:val="888888"/>
-          <w:sz w:val="24"/>
-        </w:rPr>
-        <w:t>上线首周玩家破百万，《雾影猎人》制作人：冷兵器搜打撤方向是对的</w:t>
-      </w:r>
-    </w:p>
-    <w:p>
-      <w:r>
-        <w:rPr>
-          <w:rFonts w:ascii="Times New Roman" w:hAnsi="Times New Roman" w:eastAsia="宋体"/>
-          <w:color w:val="888888"/>
-          <w:sz w:val="18"/>
-        </w:rPr>
-        <w:t>来源:GameLook | 时间:08-06 08:48</w:t>
-      </w:r>
-    </w:p>
-    <w:p>
-      <w:r>
-        <w:t>字节旗下Bellring Games工作室开发的黑暗奇幻动作游戏《雾影猎人》上线首周玩家破百万，主打‘冷兵器搜打撤’玩法。其成功验证垂直品类+精准买量+社区运营的国产游戏新范式。</w:t>
-      </w:r>
-    </w:p>
-    <w:p>
-      <w:r>
-        <w:rPr>
-          <w:rFonts w:ascii="Times New Roman" w:hAnsi="Times New Roman" w:eastAsia="宋体"/>
-          <w:sz w:val="18"/>
-        </w:rPr>
-        <w:t>链接:</w:t>
-      </w:r>
-      <w:hyperlink r:id="rId34">
-        <w:r>
-          <w:rPr>
-            <w:color w:val="0563C1"/>
-            <w:u w:val="single"/>
-          </w:rPr>
-          <w:t>上线首周玩家破百万，《雾影猎人》制作人：冷兵器搜打撤方向是对的</w:t>
-        </w:r>
-      </w:hyperlink>
-    </w:p>
-    <w:p>
-      <w:pPr>
-        <w:pStyle w:val="Heading2"/>
-      </w:pPr>
-      <w:r>
-        <w:rPr>
-          <w:rFonts w:ascii="Times New Roman" w:hAnsi="Times New Roman" w:eastAsia="黑体"/>
-          <w:sz w:val="28"/>
-        </w:rPr>
-        <w:t>消费/以旧换新/新餐饮</w:t>
-      </w:r>
-    </w:p>
-    <w:p>
-      <w:pPr>
-        <w:pStyle w:val="Heading3"/>
-      </w:pPr>
-      <w:r>
-        <w:rPr>
-          <w:rFonts w:ascii="Times New Roman" w:hAnsi="Times New Roman" w:eastAsia="黑体"/>
-          <w:b/>
-          <w:sz w:val="24"/>
-        </w:rPr>
-        <w:t>【B级·关注】</w:t>
-      </w:r>
-      <w:r>
-        <w:rPr>
-          <w:rFonts w:ascii="Times New Roman" w:hAnsi="Times New Roman" w:eastAsia="黑体"/>
-          <w:b/>
-          <w:sz w:val="24"/>
-        </w:rPr>
-        <w:t>专家辟谣“车市半年发了五六百款新车”，称 2026 年 1-6 月国内全新车型仅约 165 款</w:t>
-      </w:r>
-    </w:p>
-    <w:p>
-      <w:r>
-        <w:rPr>
-          <w:rFonts w:ascii="Times New Roman" w:hAnsi="Times New Roman" w:eastAsia="宋体"/>
-          <w:color w:val="888888"/>
-          <w:sz w:val="18"/>
-        </w:rPr>
-        <w:t>来源:IT之家 | 时间:08-06 17:42</w:t>
-      </w:r>
-    </w:p>
-    <w:p>
-      <w:r>
-        <w:t>中国汽车流通协会专家李颜伟澄清，2026年上半年国内全新车型实际约165款，远低于坊间流传的500-600款。数据纠偏有助理性看待新能源汽车产品迭代节奏与产能消化压力。</w:t>
-      </w:r>
-    </w:p>
-    <w:p>
-      <w:r>
-        <w:rPr>
-          <w:rFonts w:ascii="Times New Roman" w:hAnsi="Times New Roman" w:eastAsia="宋体"/>
-          <w:i/>
-          <w:sz w:val="21"/>
-        </w:rPr>
-        <w:t>角度建议:结合广汽集团半年报，分析广州车企（传祺、埃安）在‘精简车型矩阵’策略下的产品规划逻辑</w:t>
+        <w:t>新大洲本田在泉州发布两款新品摩托，CBF150T复古太子车与NS125GU平踏板，起售价7980元，瞄准年轻通勤与休闲骑行市场，契合大湾区摩托车文化复苏趋势。</w:t>
       </w:r>
     </w:p>
     <w:p>
@@ -1816,7 +1770,7 @@
             <w:color w:val="0563C1"/>
             <w:u w:val="single"/>
           </w:rPr>
-          <w:t>专家辟谣“车市半年发了五六百款新车”，称 2026 年 1-6 月国内全新车型仅约 165 款</w:t>
+          <w:t>7980 元起，新大洲本田 CBF150T 与 2026 款 NS125GU 正式上市</w:t>
         </w:r>
       </w:hyperlink>
     </w:p>
@@ -1827,18 +1781,20 @@
       <w:r>
         <w:rPr>
           <w:rFonts w:ascii="Times New Roman" w:hAnsi="Times New Roman" w:eastAsia="黑体"/>
-          <w:b/>
+          <w:b w:val="0"/>
+          <w:color w:val="888888"/>
           <w:sz w:val="24"/>
         </w:rPr>
-        <w:t>【B级·关注】</w:t>
+        <w:t>【C级·参考|本地】</w:t>
       </w:r>
       <w:r>
         <w:rPr>
           <w:rFonts w:ascii="Times New Roman" w:hAnsi="Times New Roman" w:eastAsia="黑体"/>
-          <w:b/>
+          <w:b w:val="0"/>
+          <w:color w:val="888888"/>
           <w:sz w:val="24"/>
         </w:rPr>
-        <w:t>通用汽车回应雪佛兰品牌将停止在华销售：不会停产</w:t>
+        <w:t>高德地图回应将下线武汉实时公交：放心，等公交神器还在</w:t>
       </w:r>
     </w:p>
     <w:p>
@@ -1848,22 +1804,12 @@
           <w:color w:val="888888"/>
           <w:sz w:val="18"/>
         </w:rPr>
-        <w:t>来源:IT之家 | 时间:08-06 18:19</w:t>
+        <w:t>来源:IT之家 | 时间:08-06 20:00</w:t>
       </w:r>
     </w:p>
     <w:p>
       <w:r>
-        <w:t>通用汽车澄清雪佛兰品牌在华‘停产’传闻，强调合资企业将继续生产并探索出口机遇。回应折射外资车企在华战略调整：从全面铺开转向聚焦优势市场与出口导向。</w:t>
-      </w:r>
-    </w:p>
-    <w:p>
-      <w:r>
-        <w:rPr>
-          <w:rFonts w:ascii="Times New Roman" w:hAnsi="Times New Roman" w:eastAsia="宋体"/>
-          <w:i/>
-          <w:sz w:val="21"/>
-        </w:rPr>
-        <w:t>角度建议:采访广州通用经销商，了解雪佛兰在粤西、珠三角下沉市场的终端库存与置换政策</w:t>
+        <w:t>高德地图澄清武汉实时公交功能因合作到期暂下线，但强调服务持续优化；此事折射城市交通数字化服务稳定性问题，对广州‘穗智管’平台公交数据融合具参考价值。</w:t>
       </w:r>
     </w:p>
     <w:p>
@@ -1880,63 +1826,7 @@
             <w:color w:val="0563C1"/>
             <w:u w:val="single"/>
           </w:rPr>
-          <w:t>通用汽车回应雪佛兰品牌将停止在华销售：不会停产</w:t>
-        </w:r>
-      </w:hyperlink>
-    </w:p>
-    <w:p>
-      <w:pPr>
-        <w:pStyle w:val="Heading3"/>
-      </w:pPr>
-      <w:r>
-        <w:rPr>
-          <w:rFonts w:ascii="Times New Roman" w:hAnsi="Times New Roman" w:eastAsia="黑体"/>
-          <w:b w:val="0"/>
-          <w:color w:val="888888"/>
-          <w:sz w:val="24"/>
-        </w:rPr>
-        <w:t>【C级·参考】</w:t>
-      </w:r>
-      <w:r>
-        <w:rPr>
-          <w:rFonts w:ascii="Times New Roman" w:hAnsi="Times New Roman" w:eastAsia="黑体"/>
-          <w:b w:val="0"/>
-          <w:color w:val="888888"/>
-          <w:sz w:val="24"/>
-        </w:rPr>
-        <w:t>风避人吹、风随人动、人近风柔：鸿蒙智选 1.5 匹风神之眼空调 2999 → 1499 元</w:t>
-      </w:r>
-    </w:p>
-    <w:p>
-      <w:r>
-        <w:rPr>
-          <w:rFonts w:ascii="Times New Roman" w:hAnsi="Times New Roman" w:eastAsia="宋体"/>
-          <w:color w:val="888888"/>
-          <w:sz w:val="18"/>
-        </w:rPr>
-        <w:t>来源:IT之家 | 时间:08-05 20:06</w:t>
-      </w:r>
-    </w:p>
-    <w:p>
-      <w:r>
-        <w:t>鸿蒙智选风神之眼空调限时直降50%，叠加星闪连接技术与AI温控算法。降价叠加智能升级，反映家电以旧换新政策下，国货高端化与普惠化并进趋势。</w:t>
-      </w:r>
-    </w:p>
-    <w:p>
-      <w:r>
-        <w:rPr>
-          <w:rFonts w:ascii="Times New Roman" w:hAnsi="Times New Roman" w:eastAsia="宋体"/>
-          <w:sz w:val="18"/>
-        </w:rPr>
-        <w:t>链接:</w:t>
-      </w:r>
-      <w:hyperlink r:id="rId37">
-        <w:r>
-          <w:rPr>
-            <w:color w:val="0563C1"/>
-            <w:u w:val="single"/>
-          </w:rPr>
-          <w:t>风避人吹、风随人动、人近风柔：鸿蒙智选 1.5 匹风神之眼空调 2999 → 1499 元</w:t>
+          <w:t>高德地图回应将下线武汉实时公交：放心，等公交神器还在</w:t>
         </w:r>
       </w:hyperlink>
     </w:p>
@@ -1966,7 +1856,7 @@
           <w:rFonts w:ascii="Times New Roman" w:hAnsi="Times New Roman" w:eastAsia="宋体"/>
           <w:sz w:val="18"/>
         </w:rPr>
-        <w:t>IT之家(60)、GameLook(15)、HackerNews(9)、Bing新闻(8)</w:t>
+        <w:t>IT之家(60)、GameLook(15)、HackerNews(6)、Bing新闻(7)</w:t>
       </w:r>
     </w:p>
     <w:p>

--- a/briefings/线口监测午报-2026-08-06.docx
+++ b/briefings/线口监测午报-2026-08-06.docx
@@ -22,7 +22,7 @@
           <w:color w:val="888888"/>
           <w:sz w:val="18"/>
         </w:rPr>
-        <w:t>监测窗口:近48小时 | 生成时间:2026-08-06 22:15</w:t>
+        <w:t>监测窗口:近48小时 | 生成时间:2026-08-06 23:02</w:t>
       </w:r>
     </w:p>
     <w:p>
@@ -36,6 +36,66 @@
           <w:sz w:val="28"/>
         </w:rPr>
         <w:t>今日要闻速览</w:t>
+      </w:r>
+    </w:p>
+    <w:p>
+      <w:r>
+        <w:rPr>
+          <w:rFonts w:ascii="Times New Roman" w:hAnsi="Times New Roman" w:eastAsia="宋体"/>
+          <w:b/>
+          <w:sz w:val="21"/>
+        </w:rPr>
+        <w:t xml:space="preserve">1. </w:t>
+      </w:r>
+      <w:r>
+        <w:rPr>
+          <w:rFonts w:ascii="Times New Roman" w:hAnsi="Times New Roman" w:eastAsia="宋体"/>
+          <w:b/>
+          <w:color w:val="41D87E"/>
+          <w:sz w:val="21"/>
+        </w:rPr>
+        <w:t>【本地】</w:t>
+      </w:r>
+      <w:r>
+        <w:rPr>
+          <w:rFonts w:ascii="Times New Roman" w:hAnsi="Times New Roman" w:eastAsia="宋体"/>
+          <w:sz w:val="21"/>
+        </w:rPr>
+        <w:t>宇树科技公告发行价格为 150.8 元 / 股：市盈率 219.23 倍高于行业平均，对应总市值超 600 亿元——杭州宇树科技科创板IPO定价150.8元/股，发行后市值超600亿元，动态市盈率219倍显著高于行业均值；作为全球四足机器人头部企业，其商业化路径（安防巡检、电力运维、教育科研）及大湾区供应链协同值得深挖。(IT之家)</w:t>
+      </w:r>
+    </w:p>
+    <w:p>
+      <w:r>
+        <w:rPr>
+          <w:rFonts w:ascii="Times New Roman" w:hAnsi="Times New Roman" w:eastAsia="宋体"/>
+          <w:b/>
+          <w:sz w:val="21"/>
+        </w:rPr>
+        <w:t xml:space="preserve">2. </w:t>
+      </w:r>
+      <w:r>
+        <w:rPr>
+          <w:rFonts w:ascii="Times New Roman" w:hAnsi="Times New Roman" w:eastAsia="宋体"/>
+          <w:sz w:val="21"/>
+        </w:rPr>
+        <w:t>国内已知最大规模！消息称字节跳动正讨论训练超 5 万亿参数模型——字节跳动正内部讨论训练参数规模超5万亿的大模型，远超阿里Qwen 3.8-Max（2.4万亿）和月之暗面K3（2.8万亿），为当前国内公开报道中参数量级最高项目，或标志国产大模型进入“万万亿”前夜竞争新阶段。(IT之家)</w:t>
+      </w:r>
+    </w:p>
+    <w:p>
+      <w:r>
+        <w:rPr>
+          <w:rFonts w:ascii="Times New Roman" w:hAnsi="Times New Roman" w:eastAsia="宋体"/>
+          <w:b/>
+          <w:sz w:val="21"/>
+        </w:rPr>
+        <w:t xml:space="preserve">3. </w:t>
+      </w:r>
+      <w:r>
+        <w:rPr>
+          <w:rFonts w:ascii="Times New Roman" w:hAnsi="Times New Roman" w:eastAsia="宋体"/>
+          <w:sz w:val="21"/>
+        </w:rPr>
+        <w:t>华为官宣乾崑智驾 ADS Pro V5.0 即将推送，新版本亮点公布——华为乾崑智驾ADS Pro V5.0即将全量推送，新增园区领航辅助NCA、支持无图城区智驾连续通行，并强化复杂路口博弈能力；该系统已搭载于问界M9、享界S9等车型，是鸿蒙智行技术落地关键一环。(IT之家)</w:t>
       </w:r>
     </w:p>
     <w:p>
@@ -58,14 +118,16 @@
         <w:rPr>
           <w:rFonts w:ascii="Times New Roman" w:hAnsi="Times New Roman" w:eastAsia="黑体"/>
           <w:b/>
+          <w:color w:val="41D87E"/>
           <w:sz w:val="24"/>
         </w:rPr>
-        <w:t>【B级·关注】</w:t>
+        <w:t>【A级·线索】</w:t>
       </w:r>
       <w:r>
         <w:rPr>
           <w:rFonts w:ascii="Times New Roman" w:hAnsi="Times New Roman" w:eastAsia="黑体"/>
           <w:b/>
+          <w:color w:val="41D87E"/>
           <w:sz w:val="24"/>
         </w:rPr>
         <w:t>国内已知最大规模！消息称字节跳动正讨论训练超 5 万亿参数模型</w:t>
@@ -83,7 +145,7 @@
     </w:p>
     <w:p>
       <w:r>
-        <w:t>字节跳动正筹划训练参数规模超5万亿的AI大模型，远超阿里Qwen 3.8-Max（2.4万亿）和月之暗面K3（2.8万亿），为当前国内公开报道中参数量最大的模型项目，凸显头部企业竞逐AI算力制高点。</w:t>
+        <w:t>字节跳动正内部讨论训练参数规模超5万亿的大模型，远超阿里Qwen 3.8-Max（2.4万亿）和月之暗面K3（2.8万亿），为当前国内公开报道中参数量级最高项目，或标志国产大模型进入“万万亿”前夜竞争新阶段。</w:t>
       </w:r>
     </w:p>
     <w:p>
@@ -93,7 +155,7 @@
           <w:i/>
           <w:sz w:val="21"/>
         </w:rPr>
-        <w:t>角度建议:可联动广州人工智能公共算力中心、琶洲智算集群建设进展，采访本地AI企业对超大规模模型落地适配的挑战与机遇。</w:t>
+        <w:t>角度建议:聚焦广州AI企业（如云从、极飞、小鹏智驾）是否跟进布局超大规模模型训练基础设施，联动琶洲人工智能岛政策动向做深度追踪。</w:t>
       </w:r>
     </w:p>
     <w:p>
@@ -147,17 +209,7 @@
     </w:p>
     <w:p>
       <w:r>
-        <w:t>阿里云发布Wan3.0视频生成模型，支持单次生成30秒高质量视频，强化文本、图像、音频多模态驱动能力，标志着国产AIGC视频工具进入实用化新阶段，有望加速短视频、电商内容生产变革。</w:t>
-      </w:r>
-    </w:p>
-    <w:p>
-      <w:r>
-        <w:rPr>
-          <w:rFonts w:ascii="Times New Roman" w:hAnsi="Times New Roman" w:eastAsia="宋体"/>
-          <w:i/>
-          <w:sz w:val="21"/>
-        </w:rPr>
-        <w:t>角度建议:可结合广州直播电商产业带（如白云美湾、番禺珠宝直播基地）实测Wan3.0在本地美妆、珠宝类目短视频批量生成中的效率提升与版权合规问题。</w:t>
+        <w:t>阿里云Wan3.0视频生成模型开启公测，支持单次30秒高清视频生成，兼容文本、图片、音频多模态输入，强调真实感与可控性；其开源生态与轻量化部署能力或加速AIGC在短视频、电商内容生产端普及。</w:t>
       </w:r>
     </w:p>
     <w:p>
@@ -211,17 +263,7 @@
     </w:p>
     <w:p>
       <w:r>
-        <w:t>华为昇腾AI芯片实现对蚂蚁百灵Ling-3.0-flash模型的首发适配，同步推出CANN PyPTO新编程框架，显著降低混合推理模型部署门槛，体现国产AI软硬协同生态加速成熟。</w:t>
-      </w:r>
-    </w:p>
-    <w:p>
-      <w:r>
-        <w:rPr>
-          <w:rFonts w:ascii="Times New Roman" w:hAnsi="Times New Roman" w:eastAsia="宋体"/>
-          <w:i/>
-          <w:sz w:val="21"/>
-        </w:rPr>
-        <w:t>角度建议:可深挖广州人工智能企业（如极飞科技、小马智行）是否已接入该技术栈，聚焦大湾区AI芯片+行业大模型联合创新案例。</w:t>
+        <w:t>华为昇腾AI芯片实现对蚂蚁百灵Ling-3.0-flash模型的‘0 Day’原生支持，同步发布CANN PyPTO新算子编程框架，大幅降低大模型迁移与优化门槛；此举强化国产AI软硬协同生态，加速金融、政务垂类模型落地。</w:t>
       </w:r>
     </w:p>
     <w:p>
@@ -249,17 +291,15 @@
       <w:r>
         <w:rPr>
           <w:rFonts w:ascii="Times New Roman" w:hAnsi="Times New Roman" w:eastAsia="黑体"/>
-          <w:b w:val="0"/>
-          <w:color w:val="888888"/>
+          <w:b/>
           <w:sz w:val="24"/>
         </w:rPr>
-        <w:t>【C级·参考】</w:t>
+        <w:t>【B级·关注】</w:t>
       </w:r>
       <w:r>
         <w:rPr>
           <w:rFonts w:ascii="Times New Roman" w:hAnsi="Times New Roman" w:eastAsia="黑体"/>
-          <w:b w:val="0"/>
-          <w:color w:val="888888"/>
+          <w:b/>
           <w:sz w:val="24"/>
         </w:rPr>
         <w:t>英伟达低调组建 AI 安全与网络工程团队，自称秉持“坚定信念”</w:t>
@@ -277,7 +317,7 @@
     </w:p>
     <w:p>
       <w:r>
-        <w:t>英伟达正秘密筹建AI安全与网络安全工程团队，拟招募首席工程师，聚焦大模型时代基础设施防护，凸显全球AI领军企业对安全治理的前置布局。</w:t>
+        <w:t>英伟达正秘密筹建AI安全与网络安全工程团队，招聘创始技术负责人及多项核心岗位；此举直指大模型时代模型投毒、对抗攻击、推理劫持等新型风险，或将推动AI安全标准从学术走向工业级强制规范。</w:t>
       </w:r>
     </w:p>
     <w:p>
@@ -305,17 +345,69 @@
       <w:r>
         <w:rPr>
           <w:rFonts w:ascii="Times New Roman" w:hAnsi="Times New Roman" w:eastAsia="黑体"/>
-          <w:b w:val="0"/>
-          <w:color w:val="888888"/>
+          <w:b/>
           <w:sz w:val="24"/>
         </w:rPr>
-        <w:t>【C级·参考】</w:t>
+        <w:t>【B级·关注】</w:t>
       </w:r>
       <w:r>
         <w:rPr>
           <w:rFonts w:ascii="Times New Roman" w:hAnsi="Times New Roman" w:eastAsia="黑体"/>
-          <w:b w:val="0"/>
+          <w:b/>
+          <w:sz w:val="24"/>
+        </w:rPr>
+        <w:t>Humans missed 1 in 3 threats approving AI agent commands across 40k game runs</w:t>
+      </w:r>
+    </w:p>
+    <w:p>
+      <w:r>
+        <w:rPr>
+          <w:rFonts w:ascii="Times New Roman" w:hAnsi="Times New Roman" w:eastAsia="宋体"/>
           <w:color w:val="888888"/>
+          <w:sz w:val="18"/>
+        </w:rPr>
+        <w:t>来源:Hacker News | 时间:08-06 19:58</w:t>
+      </w:r>
+    </w:p>
+    <w:p>
+      <w:r>
+        <w:t>ScaleX实验室实测显示，人类在4万次AI智能体指令审批中漏判33%的安全威胁，凸显AI Agent权限管理失控风险；研究呼吁建立‘人类监督阈值’机制，为AI治理提供实证依据。</w:t>
+      </w:r>
+    </w:p>
+    <w:p>
+      <w:r>
+        <w:rPr>
+          <w:rFonts w:ascii="Times New Roman" w:hAnsi="Times New Roman" w:eastAsia="宋体"/>
+          <w:sz w:val="18"/>
+        </w:rPr>
+        <w:t>链接:</w:t>
+      </w:r>
+      <w:hyperlink r:id="rId13">
+        <w:r>
+          <w:rPr>
+            <w:color w:val="0563C1"/>
+            <w:u w:val="single"/>
+          </w:rPr>
+          <w:t>Humans missed 1 in 3 threats approving AI agent commands across 40k game runs</w:t>
+        </w:r>
+      </w:hyperlink>
+    </w:p>
+    <w:p>
+      <w:pPr>
+        <w:pStyle w:val="Heading3"/>
+      </w:pPr>
+      <w:r>
+        <w:rPr>
+          <w:rFonts w:ascii="Times New Roman" w:hAnsi="Times New Roman" w:eastAsia="黑体"/>
+          <w:b/>
+          <w:sz w:val="24"/>
+        </w:rPr>
+        <w:t>【B级·关注】</w:t>
+      </w:r>
+      <w:r>
+        <w:rPr>
+          <w:rFonts w:ascii="Times New Roman" w:hAnsi="Times New Roman" w:eastAsia="黑体"/>
+          <w:b/>
           <w:sz w:val="24"/>
         </w:rPr>
         <w:t>谷歌地图智能体功能迎来新升级：聊着天就把酒店、外卖订好了</w:t>
@@ -333,7 +425,7 @@
     </w:p>
     <w:p>
       <w:r>
-        <w:t>谷歌地图Ask Maps功能升级，支持自然语言交互完成酒店预订、外卖下单及行程规划，标志着AI Agent从工具走向生活助手，对国内地图App智能化构成直接竞争压力。</w:t>
+        <w:t>谷歌地图Ask Maps功能升级，支持自然语言交互完成酒店预订、外卖下单、行程规划等闭环服务；其多步任务调度与上下文理解能力，标志着AI Agent从工具迈向生活助手的关键跃迁。</w:t>
       </w:r>
     </w:p>
     <w:p>
@@ -344,7 +436,7 @@
         </w:rPr>
         <w:t>链接:</w:t>
       </w:r>
-      <w:hyperlink r:id="rId13">
+      <w:hyperlink r:id="rId14">
         <w:r>
           <w:rPr>
             <w:color w:val="0563C1"/>
@@ -374,7 +466,7 @@
           <w:color w:val="888888"/>
           <w:sz w:val="24"/>
         </w:rPr>
-        <w:t>可直接调用微距、长焦：微信 iOS 版灰度测试相机多焦段切换功能</w:t>
+        <w:t>Beating GPT-5.6 Sol on retrieval with 100x cheaper open models</w:t>
       </w:r>
     </w:p>
     <w:p>
@@ -384,12 +476,12 @@
           <w:color w:val="888888"/>
           <w:sz w:val="18"/>
         </w:rPr>
-        <w:t>来源:IT之家 | 时间:08-06 20:46</w:t>
+        <w:t>来源:Hacker News | 时间:08-06 02:18</w:t>
       </w:r>
     </w:p>
     <w:p>
       <w:r>
-        <w:t>微信iOS版灰度测试相机多焦段切换功能，用户可在聊天界面直接调用手机微距、长焦镜头，大幅提升社交场景影像生产力，是超级App深化AI视觉能力的关键一步。</w:t>
+        <w:t>Neon公司开源模型在检索任务上性能超越GPT-5.6 Sol，成本仅为其1%；该成果挑战‘越大越好’范式，证明轻量化、专业化模型在垂直场景更具性价比，利好中小企业AI落地。</w:t>
       </w:r>
     </w:p>
     <w:p>
@@ -400,13 +492,13 @@
         </w:rPr>
         <w:t>链接:</w:t>
       </w:r>
-      <w:hyperlink r:id="rId14">
+      <w:hyperlink r:id="rId15">
         <w:r>
           <w:rPr>
             <w:color w:val="0563C1"/>
             <w:u w:val="single"/>
           </w:rPr>
-          <w:t>可直接调用微距、长焦：微信 iOS 版灰度测试相机多焦段切换功能</w:t>
+          <w:t>Beating GPT-5.6 Sol on retrieval with 100x cheaper open models</w:t>
         </w:r>
       </w:hyperlink>
     </w:p>
@@ -421,7 +513,63 @@
           <w:color w:val="888888"/>
           <w:sz w:val="24"/>
         </w:rPr>
-        <w:t>【C级·参考|本地】</w:t>
+        <w:t>【C级·参考】</w:t>
+      </w:r>
+      <w:r>
+        <w:rPr>
+          <w:rFonts w:ascii="Times New Roman" w:hAnsi="Times New Roman" w:eastAsia="黑体"/>
+          <w:b w:val="0"/>
+          <w:color w:val="888888"/>
+          <w:sz w:val="24"/>
+        </w:rPr>
+        <w:t>华为鸿蒙 HarmonyOS 7 系统新增“小艺流光”功能</w:t>
+      </w:r>
+    </w:p>
+    <w:p>
+      <w:r>
+        <w:rPr>
+          <w:rFonts w:ascii="Times New Roman" w:hAnsi="Times New Roman" w:eastAsia="宋体"/>
+          <w:color w:val="888888"/>
+          <w:sz w:val="18"/>
+        </w:rPr>
+        <w:t>来源:IT之家 | 时间:08-06 19:10</w:t>
+      </w:r>
+    </w:p>
+    <w:p>
+      <w:r>
+        <w:t>HarmonyOS 7新增‘小艺流光’导航条防诈功能，实时扫描网页风险并以彩色流光提示；该能力融合AI内容识别与系统级UI干预，是国产操作系统在主动式安全防护领域的创新实践。</w:t>
+      </w:r>
+    </w:p>
+    <w:p>
+      <w:r>
+        <w:rPr>
+          <w:rFonts w:ascii="Times New Roman" w:hAnsi="Times New Roman" w:eastAsia="宋体"/>
+          <w:sz w:val="18"/>
+        </w:rPr>
+        <w:t>链接:</w:t>
+      </w:r>
+      <w:hyperlink r:id="rId16">
+        <w:r>
+          <w:rPr>
+            <w:color w:val="0563C1"/>
+            <w:u w:val="single"/>
+          </w:rPr>
+          <w:t>华为鸿蒙 HarmonyOS 7 系统新增“小艺流光”功能</w:t>
+        </w:r>
+      </w:hyperlink>
+    </w:p>
+    <w:p>
+      <w:pPr>
+        <w:pStyle w:val="Heading3"/>
+      </w:pPr>
+      <w:r>
+        <w:rPr>
+          <w:rFonts w:ascii="Times New Roman" w:hAnsi="Times New Roman" w:eastAsia="黑体"/>
+          <w:b w:val="0"/>
+          <w:color w:val="888888"/>
+          <w:sz w:val="24"/>
+        </w:rPr>
+        <w:t>【C级·参考】</w:t>
       </w:r>
       <w:r>
         <w:rPr>
@@ -445,7 +593,7 @@
     </w:p>
     <w:p>
       <w:r>
-        <w:t>安全公司Manifold发现Open VSX平台存在77款恶意山寨插件，具备完整信息窃取能力，暴露开源软件供应链安全风险，对广州众多AI初创企业DevOps流程构成警示。</w:t>
+        <w:t>安全公司Manifold发现Open VSX平台存在77款恶意山寨插件，具备完整信息窃取能力；该事件暴露开源生态供应链安全短板，亟需建立国产IDE插件审核与签名认证机制。</w:t>
       </w:r>
     </w:p>
     <w:p>
@@ -456,7 +604,7 @@
         </w:rPr>
         <w:t>链接:</w:t>
       </w:r>
-      <w:hyperlink r:id="rId15">
+      <w:hyperlink r:id="rId17">
         <w:r>
           <w:rPr>
             <w:color w:val="0563C1"/>
@@ -486,7 +634,7 @@
           <w:color w:val="888888"/>
           <w:sz w:val="24"/>
         </w:rPr>
-        <w:t>导航条也能防诈？华为鸿蒙 HarmonyOS 7 系统新增“小艺流光”功能</w:t>
+        <w:t>Changes at Google DeepMind: Demis Hassabis from CEO to Chair, Jeff Dean departs</w:t>
       </w:r>
     </w:p>
     <w:p>
@@ -496,12 +644,12 @@
           <w:color w:val="888888"/>
           <w:sz w:val="18"/>
         </w:rPr>
-        <w:t>来源:IT之家 | 时间:08-06 19:10</w:t>
+        <w:t>来源:Hacker News | 时间:08-06 00:05</w:t>
       </w:r>
     </w:p>
     <w:p>
       <w:r>
-        <w:t>华为鸿蒙HarmonyOS 7新增‘小艺流光’功能，通过导航条彩色动态提示实时识别网页诈骗风险，将AI安全能力嵌入系统级交互层，开创移动端反诈新范式。</w:t>
+        <w:t>DeepMind高层剧变：创始人Demis Hassabis转任董事会主席，Jeff Dean离任；组织架构调整释放信号——AI研发重心正从前沿突破转向规模化落地与商业整合，影响全球AI人才流动格局。</w:t>
       </w:r>
     </w:p>
     <w:p>
@@ -512,69 +660,13 @@
         </w:rPr>
         <w:t>链接:</w:t>
       </w:r>
-      <w:hyperlink r:id="rId16">
+      <w:hyperlink r:id="rId18">
         <w:r>
           <w:rPr>
             <w:color w:val="0563C1"/>
             <w:u w:val="single"/>
           </w:rPr>
-          <w:t>导航条也能防诈？华为鸿蒙 HarmonyOS 7 系统新增“小艺流光”功能</w:t>
-        </w:r>
-      </w:hyperlink>
-    </w:p>
-    <w:p>
-      <w:pPr>
-        <w:pStyle w:val="Heading3"/>
-      </w:pPr>
-      <w:r>
-        <w:rPr>
-          <w:rFonts w:ascii="Times New Roman" w:hAnsi="Times New Roman" w:eastAsia="黑体"/>
-          <w:b w:val="0"/>
-          <w:color w:val="888888"/>
-          <w:sz w:val="24"/>
-        </w:rPr>
-        <w:t>【C级·参考|本地】</w:t>
-      </w:r>
-      <w:r>
-        <w:rPr>
-          <w:rFonts w:ascii="Times New Roman" w:hAnsi="Times New Roman" w:eastAsia="黑体"/>
-          <w:b w:val="0"/>
-          <w:color w:val="888888"/>
-          <w:sz w:val="24"/>
-        </w:rPr>
-        <w:t>Meta想把微型热管塞进镜腿，AI眼镜开始为算力“降温”</w:t>
-      </w:r>
-    </w:p>
-    <w:p>
-      <w:r>
-        <w:rPr>
-          <w:rFonts w:ascii="Times New Roman" w:hAnsi="Times New Roman" w:eastAsia="宋体"/>
-          <w:color w:val="888888"/>
-          <w:sz w:val="18"/>
-        </w:rPr>
-        <w:t>来源:Bing新闻 | 时间:08-06 02:47</w:t>
-      </w:r>
-    </w:p>
-    <w:p>
-      <w:r>
-        <w:t>Meta专利曝光将微型热管集成至AI眼镜镜腿，解决端侧AI算力发热瓶颈，预示下一代智能眼镜向高性能、长续航演进，对广州智能终端制造企业提出散热材料与结构创新要求。</w:t>
-      </w:r>
-    </w:p>
-    <w:p>
-      <w:r>
-        <w:rPr>
-          <w:rFonts w:ascii="Times New Roman" w:hAnsi="Times New Roman" w:eastAsia="宋体"/>
-          <w:sz w:val="18"/>
-        </w:rPr>
-        <w:t>链接:</w:t>
-      </w:r>
-      <w:hyperlink r:id="rId17">
-        <w:r>
-          <w:rPr>
-            <w:color w:val="0563C1"/>
-            <w:u w:val="single"/>
-          </w:rPr>
-          <w:t>Meta想把微型热管塞进镜腿，AI眼镜开始为算力“降温”</w:t>
+          <w:t>Changes at Google DeepMind: Demis Hassabis from CEO to Chair, Jeff Dean departs</w:t>
         </w:r>
       </w:hyperlink>
     </w:p>
@@ -598,14 +690,16 @@
         <w:rPr>
           <w:rFonts w:ascii="Times New Roman" w:hAnsi="Times New Roman" w:eastAsia="黑体"/>
           <w:b/>
+          <w:color w:val="41D87E"/>
           <w:sz w:val="24"/>
         </w:rPr>
-        <w:t>【B级·关注】</w:t>
+        <w:t>【A级·线索|本地】</w:t>
       </w:r>
       <w:r>
         <w:rPr>
           <w:rFonts w:ascii="Times New Roman" w:hAnsi="Times New Roman" w:eastAsia="黑体"/>
           <w:b/>
+          <w:color w:val="41D87E"/>
           <w:sz w:val="24"/>
         </w:rPr>
         <w:t>宇树科技公告发行价格为 150.8 元 / 股：市盈率 219.23 倍高于行业平均，对应总市值超 600 亿元</w:t>
@@ -623,7 +717,7 @@
     </w:p>
     <w:p>
       <w:r>
-        <w:t>杭州宇树科技科创板IPO定价落地，发行价150.8元/股，估值超600亿元，市盈率显著高于行业均值，反映资本市场对具身智能龙头企业的高度认可，标志四足机器人产业化进入新阶段。</w:t>
+        <w:t>杭州宇树科技科创板IPO定价150.8元/股，发行后市值超600亿元，动态市盈率219倍显著高于行业均值；作为全球四足机器人头部企业，其商业化路径（安防巡检、电力运维、教育科研）及大湾区供应链协同值得深挖。</w:t>
       </w:r>
     </w:p>
     <w:p>
@@ -633,7 +727,7 @@
           <w:i/>
           <w:sz w:val="21"/>
         </w:rPr>
-        <w:t>角度建议:虽注册地杭州，但宇树与广汽、深圳大疆等大湾区产业链深度协同，可采访广州机器人企业（如云从、优必选广州团队）对其技术外溢与本地化应用的影响。</w:t>
+        <w:t>角度建议:重点采访广州/深圳机器人集成商、高校实验室（如华南理工智能机器人研究院）对宇树产品的采购与应用反馈，凸显大湾区机器人产业生态。</w:t>
       </w:r>
     </w:p>
     <w:p>
@@ -644,13 +738,69 @@
         </w:rPr>
         <w:t>链接:</w:t>
       </w:r>
-      <w:hyperlink r:id="rId18">
+      <w:hyperlink r:id="rId19">
         <w:r>
           <w:rPr>
             <w:color w:val="0563C1"/>
             <w:u w:val="single"/>
           </w:rPr>
           <w:t>宇树科技公告发行价格为 150.8 元 / 股：市盈率 219.23 倍高于行业平均，对应总市值超 600 亿元</w:t>
+        </w:r>
+      </w:hyperlink>
+    </w:p>
+    <w:p>
+      <w:pPr>
+        <w:pStyle w:val="Heading3"/>
+      </w:pPr>
+      <w:r>
+        <w:rPr>
+          <w:rFonts w:ascii="Times New Roman" w:hAnsi="Times New Roman" w:eastAsia="黑体"/>
+          <w:b w:val="0"/>
+          <w:color w:val="888888"/>
+          <w:sz w:val="24"/>
+        </w:rPr>
+        <w:t>【C级·参考】</w:t>
+      </w:r>
+      <w:r>
+        <w:rPr>
+          <w:rFonts w:ascii="Times New Roman" w:hAnsi="Times New Roman" w:eastAsia="黑体"/>
+          <w:b w:val="0"/>
+          <w:color w:val="888888"/>
+          <w:sz w:val="24"/>
+        </w:rPr>
+        <w:t>大疆 Osmo 360 II 全景相机将于 8 月 7 日开启预约：有望延续现款外形设计、新增 NFC 功能</w:t>
+      </w:r>
+    </w:p>
+    <w:p>
+      <w:r>
+        <w:rPr>
+          <w:rFonts w:ascii="Times New Roman" w:hAnsi="Times New Roman" w:eastAsia="宋体"/>
+          <w:color w:val="888888"/>
+          <w:sz w:val="18"/>
+        </w:rPr>
+        <w:t>来源:IT之家 | 时间:08-06 20:47</w:t>
+      </w:r>
+    </w:p>
+    <w:p>
+      <w:r>
+        <w:t>大疆即将发布Osmo 360 II全景相机，延续初代方正机身并新增NFC快连功能；作为消费级全景影像标杆产品，其升级反映AI驱动的智能剪辑、云端协同等新能力正成为硬件标配。</w:t>
+      </w:r>
+    </w:p>
+    <w:p>
+      <w:r>
+        <w:rPr>
+          <w:rFonts w:ascii="Times New Roman" w:hAnsi="Times New Roman" w:eastAsia="宋体"/>
+          <w:sz w:val="18"/>
+        </w:rPr>
+        <w:t>链接:</w:t>
+      </w:r>
+      <w:hyperlink r:id="rId20">
+        <w:r>
+          <w:rPr>
+            <w:color w:val="0563C1"/>
+            <w:u w:val="single"/>
+          </w:rPr>
+          <w:t>大疆 Osmo 360 II 全景相机将于 8 月 7 日开启预约：有望延续现款外形设计、新增 NFC 功能</w:t>
         </w:r>
       </w:hyperlink>
     </w:p>
@@ -689,7 +839,7 @@
     </w:p>
     <w:p>
       <w:r>
-        <w:t>华为发布首款新国标3C移动电源，集成北斗+WiFi+蓝牙多重定位与精准查找功能，支持遗落提醒与远程播放铃声，将AIoT能力延伸至便携储能设备。</w:t>
+        <w:t>华为发布首款新国标3C移动电源，集成北斗+蓝牙双模定位与精准查找功能，支持远程播放铃声、遗落提醒；该产品将AIoT设备管理逻辑延伸至配件层，强化鸿蒙生态终端协同体验。</w:t>
       </w:r>
     </w:p>
     <w:p>
@@ -700,69 +850,13 @@
         </w:rPr>
         <w:t>链接:</w:t>
       </w:r>
-      <w:hyperlink r:id="rId19">
+      <w:hyperlink r:id="rId21">
         <w:r>
           <w:rPr>
             <w:color w:val="0563C1"/>
             <w:u w:val="single"/>
           </w:rPr>
           <w:t>华为自带线全能充智能移动电源确认支持精准查找，提供播放铃声、遗落提醒等功能</w:t>
-        </w:r>
-      </w:hyperlink>
-    </w:p>
-    <w:p>
-      <w:pPr>
-        <w:pStyle w:val="Heading3"/>
-      </w:pPr>
-      <w:r>
-        <w:rPr>
-          <w:rFonts w:ascii="Times New Roman" w:hAnsi="Times New Roman" w:eastAsia="黑体"/>
-          <w:b w:val="0"/>
-          <w:color w:val="888888"/>
-          <w:sz w:val="24"/>
-        </w:rPr>
-        <w:t>【C级·参考】</w:t>
-      </w:r>
-      <w:r>
-        <w:rPr>
-          <w:rFonts w:ascii="Times New Roman" w:hAnsi="Times New Roman" w:eastAsia="黑体"/>
-          <w:b w:val="0"/>
-          <w:color w:val="888888"/>
-          <w:sz w:val="24"/>
-        </w:rPr>
-        <w:t>大疆 Osmo 360 II 全景相机将于 8 月 7 日开启预约：有望延续现款外形设计、新增 NFC 功能</w:t>
-      </w:r>
-    </w:p>
-    <w:p>
-      <w:r>
-        <w:rPr>
-          <w:rFonts w:ascii="Times New Roman" w:hAnsi="Times New Roman" w:eastAsia="宋体"/>
-          <w:color w:val="888888"/>
-          <w:sz w:val="18"/>
-        </w:rPr>
-        <w:t>来源:IT之家 | 时间:08-06 20:47</w:t>
-      </w:r>
-    </w:p>
-    <w:p>
-      <w:r>
-        <w:t>大疆即将发布Osmo 360 II全景相机，延续经典方正设计并新增NFC快速配对功能，强化内容创作者便携拍摄体验，巩固其在消费级影像硬件领域的领导地位。</w:t>
-      </w:r>
-    </w:p>
-    <w:p>
-      <w:r>
-        <w:rPr>
-          <w:rFonts w:ascii="Times New Roman" w:hAnsi="Times New Roman" w:eastAsia="宋体"/>
-          <w:sz w:val="18"/>
-        </w:rPr>
-        <w:t>链接:</w:t>
-      </w:r>
-      <w:hyperlink r:id="rId20">
-        <w:r>
-          <w:rPr>
-            <w:color w:val="0563C1"/>
-            <w:u w:val="single"/>
-          </w:rPr>
-          <w:t>大疆 Osmo 360 II 全景相机将于 8 月 7 日开启预约：有望延续现款外形设计、新增 NFC 功能</w:t>
         </w:r>
       </w:hyperlink>
     </w:p>
@@ -786,14 +880,16 @@
         <w:rPr>
           <w:rFonts w:ascii="Times New Roman" w:hAnsi="Times New Roman" w:eastAsia="黑体"/>
           <w:b/>
+          <w:color w:val="41D87E"/>
           <w:sz w:val="24"/>
         </w:rPr>
-        <w:t>【B级·关注】</w:t>
+        <w:t>【A级·线索】</w:t>
       </w:r>
       <w:r>
         <w:rPr>
           <w:rFonts w:ascii="Times New Roman" w:hAnsi="Times New Roman" w:eastAsia="黑体"/>
           <w:b/>
+          <w:color w:val="41D87E"/>
           <w:sz w:val="24"/>
         </w:rPr>
         <w:t>华为官宣乾崑智驾 ADS Pro V5.0 即将推送，新版本亮点公布</w:t>
@@ -811,7 +907,7 @@
     </w:p>
     <w:p>
       <w:r>
-        <w:t>华为乾崑智驾ADS Pro V5.0即将OTA推送，新增园区领航辅助NCA功能，支持车辆从园区入口自动泊入车位，进一步拓展城市NOA边界，推动高阶智驾从主干道向封闭场景纵深渗透。</w:t>
+        <w:t>华为乾崑智驾ADS Pro V5.0即将全量推送，新增园区领航辅助NCA、支持无图城区智驾连续通行，并强化复杂路口博弈能力；该系统已搭载于问界M9、享界S9等车型，是鸿蒙智行技术落地关键一环。</w:t>
       </w:r>
     </w:p>
     <w:p>
@@ -821,7 +917,7 @@
           <w:i/>
           <w:sz w:val="21"/>
         </w:rPr>
-        <w:t>角度建议:可联动广州黄埔、南沙自动驾驶测试区进展，探访搭载ADS Pro的问界车型在广佛同城化通勤场景中的实际表现与用户反馈。</w:t>
+        <w:t>角度建议:联动广州智能网联汽车测试示范区（南沙、黄埔）实测进展，采访本地车企（广汽、小鹏）与华为合作节奏及V5.0适配计划。</w:t>
       </w:r>
     </w:p>
     <w:p>
@@ -832,7 +928,7 @@
         </w:rPr>
         <w:t>链接:</w:t>
       </w:r>
-      <w:hyperlink r:id="rId21">
+      <w:hyperlink r:id="rId22">
         <w:r>
           <w:rPr>
             <w:color w:val="0563C1"/>
@@ -860,7 +956,7 @@
           <w:b/>
           <w:sz w:val="24"/>
         </w:rPr>
-        <w:t>鸿蒙智行享界 V8 无伪装测试车亮相，“寰宇红”车色外观曝光</w:t>
+        <w:t>中国广电完成行业首例 5G 700MHz“全网通”便携式基站接入验证，正式接入国家应急保障体系</w:t>
       </w:r>
     </w:p>
     <w:p>
@@ -870,22 +966,12 @@
           <w:color w:val="888888"/>
           <w:sz w:val="18"/>
         </w:rPr>
-        <w:t>来源:IT之家 | 时间:08-06 18:45</w:t>
+        <w:t>来源:IT之家 | 时间:08-06 21:58</w:t>
       </w:r>
     </w:p>
     <w:p>
       <w:r>
-        <w:t>鸿蒙智行旗下享界V8纯电轿车无伪装路试车曝光，采用标志性‘寰宇红’配色及家族化设计语言，预示其将作为华为与北汽深度合作的旗舰车型，强化高端智能出行产品矩阵。</w:t>
-      </w:r>
-    </w:p>
-    <w:p>
-      <w:r>
-        <w:rPr>
-          <w:rFonts w:ascii="Times New Roman" w:hAnsi="Times New Roman" w:eastAsia="宋体"/>
-          <w:i/>
-          <w:sz w:val="21"/>
-        </w:rPr>
-        <w:t>角度建议:享界与广汽合作紧密，可追踪其在广州车展首发节奏及本地交付计划，挖掘广州消费者对华为系智能轿车的接受度与购车意愿。</w:t>
+        <w:t>中国广电联合工信部完成全球首个700MHz频段‘全网通’便携式基站接入国家应急通信平台验证，该设备具备快速部署、广覆盖、强穿透特性，可支撑低空经济、车联网、应急救援等多场景泛在连接需求。</w:t>
       </w:r>
     </w:p>
     <w:p>
@@ -896,13 +982,13 @@
         </w:rPr>
         <w:t>链接:</w:t>
       </w:r>
-      <w:hyperlink r:id="rId22">
+      <w:hyperlink r:id="rId23">
         <w:r>
           <w:rPr>
             <w:color w:val="0563C1"/>
             <w:u w:val="single"/>
           </w:rPr>
-          <w:t>鸿蒙智行享界 V8 无伪装测试车亮相，“寰宇红”车色外观曝光</w:t>
+          <w:t>中国广电完成行业首例 5G 700MHz“全网通”便携式基站接入验证，正式接入国家应急保障体系</w:t>
         </w:r>
       </w:hyperlink>
     </w:p>
@@ -924,7 +1010,7 @@
           <w:b/>
           <w:sz w:val="24"/>
         </w:rPr>
-        <w:t>华为智选车产品总监彭磊：享界 G9 预售 24 小时小订破 1 万台，Ultra 及以上版本占比达 90%</w:t>
+        <w:t>特斯拉 FSD v14 取消自定义限速后风波不断：超速被警方拦停后司机辩称是“自动驾驶”</w:t>
       </w:r>
     </w:p>
     <w:p>
@@ -934,22 +1020,12 @@
           <w:color w:val="888888"/>
           <w:sz w:val="18"/>
         </w:rPr>
-        <w:t>来源:IT之家 | 时间:08-06 18:27</w:t>
+        <w:t>来源:IT之家 | 时间:08-06 22:57</w:t>
       </w:r>
     </w:p>
     <w:p>
       <w:r>
-        <w:t>鸿蒙智行豪华硬派SUV享界G9开启预售24小时内小订突破1万辆，其中高配Ultra及以上版本订单占比高达90%，显示市场对华为技术赋能高端越野车型的高度认可。</w:t>
-      </w:r>
-    </w:p>
-    <w:p>
-      <w:r>
-        <w:rPr>
-          <w:rFonts w:ascii="Times New Roman" w:hAnsi="Times New Roman" w:eastAsia="宋体"/>
-          <w:i/>
-          <w:sz w:val="21"/>
-        </w:rPr>
-        <w:t>角度建议:可实地走访广州天河、珠江新城华为旗舰店及广汽埃安体验中心，调研本地高净值用户对G9越野性能与鸿蒙座舱的双重期待。</w:t>
+        <w:t>美国科罗拉多州发生FSD车辆超速被警拦停事件，司机以‘自动驾驶’为由申辩；v14版本取消限速自定义引发安全争议，暴露L2+系统责任边界模糊问题，对国内智驾法规完善具警示意义。</w:t>
       </w:r>
     </w:p>
     <w:p>
@@ -960,13 +1036,13 @@
         </w:rPr>
         <w:t>链接:</w:t>
       </w:r>
-      <w:hyperlink r:id="rId23">
+      <w:hyperlink r:id="rId24">
         <w:r>
           <w:rPr>
             <w:color w:val="0563C1"/>
             <w:u w:val="single"/>
           </w:rPr>
-          <w:t>华为智选车产品总监彭磊：享界 G9 预售 24 小时小订破 1 万台，Ultra 及以上版本占比达 90%</w:t>
+          <w:t>特斯拉 FSD v14 取消自定义限速后风波不断：超速被警方拦停后司机辩称是“自动驾驶”</w:t>
         </w:r>
       </w:hyperlink>
     </w:p>
@@ -988,7 +1064,7 @@
           <w:b/>
           <w:sz w:val="24"/>
         </w:rPr>
-        <w:t>中国广电完成行业首例 5G 700MHz“全网通”便携式基站接入验证，正式接入国家应急保障体系</w:t>
+        <w:t>鸿蒙智行享界 V8 无伪装测试车亮相，“寰宇红”车色外观曝光</w:t>
       </w:r>
     </w:p>
     <w:p>
@@ -998,12 +1074,12 @@
           <w:color w:val="888888"/>
           <w:sz w:val="18"/>
         </w:rPr>
-        <w:t>来源:IT之家 | 时间:08-06 21:58</w:t>
+        <w:t>来源:IT之家 | 时间:08-06 18:45</w:t>
       </w:r>
     </w:p>
     <w:p>
       <w:r>
-        <w:t>中国广电完成700MHz频段‘全网通’便携式基站接入国家应急通信平台，填补低频广覆盖应急通信空白，为粤港澳大湾区防灾减灾、低空飞行器通信保障提供底层支撑。</w:t>
+        <w:t>享界V8无伪装路试车曝光，采用标志性‘寰宇红’涂装及家族化设计语言；作为鸿蒙智行首款纯电MPV，定位高端商务市场，预计搭载ADS 3.0及华为最新座舱OS，填补大湾区高端新能源MPV空白。</w:t>
       </w:r>
     </w:p>
     <w:p>
@@ -1013,63 +1089,7 @@
           <w:i/>
           <w:sz w:val="21"/>
         </w:rPr>
-        <w:t>角度建议:可对接广东省应急管理厅及广州地铁、白云机场等单位，了解该基站已在广深莞应急演练中的实际部署与效能评估。</w:t>
-      </w:r>
-    </w:p>
-    <w:p>
-      <w:r>
-        <w:rPr>
-          <w:rFonts w:ascii="Times New Roman" w:hAnsi="Times New Roman" w:eastAsia="宋体"/>
-          <w:sz w:val="18"/>
-        </w:rPr>
-        <w:t>链接:</w:t>
-      </w:r>
-      <w:hyperlink r:id="rId24">
-        <w:r>
-          <w:rPr>
-            <w:color w:val="0563C1"/>
-            <w:u w:val="single"/>
-          </w:rPr>
-          <w:t>中国广电完成行业首例 5G 700MHz“全网通”便携式基站接入验证，正式接入国家应急保障体系</w:t>
-        </w:r>
-      </w:hyperlink>
-    </w:p>
-    <w:p>
-      <w:pPr>
-        <w:pStyle w:val="Heading3"/>
-      </w:pPr>
-      <w:r>
-        <w:rPr>
-          <w:rFonts w:ascii="Times New Roman" w:hAnsi="Times New Roman" w:eastAsia="黑体"/>
-          <w:b w:val="0"/>
-          <w:color w:val="888888"/>
-          <w:sz w:val="24"/>
-        </w:rPr>
-        <w:t>【C级·参考|本地】</w:t>
-      </w:r>
-      <w:r>
-        <w:rPr>
-          <w:rFonts w:ascii="Times New Roman" w:hAnsi="Times New Roman" w:eastAsia="黑体"/>
-          <w:b w:val="0"/>
-          <w:color w:val="888888"/>
-          <w:sz w:val="24"/>
-        </w:rPr>
-        <w:t>小米 YU7 汽车 8 月购车权益公布，限时上线“轻松还”金融方案</w:t>
-      </w:r>
-    </w:p>
-    <w:p>
-      <w:r>
-        <w:rPr>
-          <w:rFonts w:ascii="Times New Roman" w:hAnsi="Times New Roman" w:eastAsia="宋体"/>
-          <w:color w:val="888888"/>
-          <w:sz w:val="18"/>
-        </w:rPr>
-        <w:t>来源:IT之家 | 时间:08-06 22:06</w:t>
-      </w:r>
-    </w:p>
-    <w:p>
-      <w:r>
-        <w:t>小米YU7推出8月购车权益包，含至高7.9万元优惠及‘轻松还’金融方案，首付低至4.99万元，加速新能源汽车下沉市场渗透，与广州新能源汽车消费补贴政策形成共振。</w:t>
+        <w:t>角度建议:联动广州车展筹备进展及本地高端商务用车需求调研，挖掘广汽与华为合作车型落地节奏。</w:t>
       </w:r>
     </w:p>
     <w:p>
@@ -1086,7 +1106,63 @@
             <w:color w:val="0563C1"/>
             <w:u w:val="single"/>
           </w:rPr>
-          <w:t>小米 YU7 汽车 8 月购车权益公布，限时上线“轻松还”金融方案</w:t>
+          <w:t>鸿蒙智行享界 V8 无伪装测试车亮相，“寰宇红”车色外观曝光</w:t>
+        </w:r>
+      </w:hyperlink>
+    </w:p>
+    <w:p>
+      <w:pPr>
+        <w:pStyle w:val="Heading3"/>
+      </w:pPr>
+      <w:r>
+        <w:rPr>
+          <w:rFonts w:ascii="Times New Roman" w:hAnsi="Times New Roman" w:eastAsia="黑体"/>
+          <w:b w:val="0"/>
+          <w:color w:val="888888"/>
+          <w:sz w:val="24"/>
+        </w:rPr>
+        <w:t>【C级·参考】</w:t>
+      </w:r>
+      <w:r>
+        <w:rPr>
+          <w:rFonts w:ascii="Times New Roman" w:hAnsi="Times New Roman" w:eastAsia="黑体"/>
+          <w:b w:val="0"/>
+          <w:color w:val="888888"/>
+          <w:sz w:val="24"/>
+        </w:rPr>
+        <w:t>高德地图回应将下线武汉实时公交：放心，等公交神器还在</w:t>
+      </w:r>
+    </w:p>
+    <w:p>
+      <w:r>
+        <w:rPr>
+          <w:rFonts w:ascii="Times New Roman" w:hAnsi="Times New Roman" w:eastAsia="宋体"/>
+          <w:color w:val="888888"/>
+          <w:sz w:val="18"/>
+        </w:rPr>
+        <w:t>来源:IT之家 | 时间:08-06 20:00</w:t>
+      </w:r>
+    </w:p>
+    <w:p>
+      <w:r>
+        <w:t>高德地图澄清武汉实时公交功能未下线，仅因合作到期暂停部分数据源；该事件折射城市交通数据权属、平台与公交集团协作机制等深层问题，对广州‘穗智管’平台数据开放具借鉴价值。</w:t>
+      </w:r>
+    </w:p>
+    <w:p>
+      <w:r>
+        <w:rPr>
+          <w:rFonts w:ascii="Times New Roman" w:hAnsi="Times New Roman" w:eastAsia="宋体"/>
+          <w:sz w:val="18"/>
+        </w:rPr>
+        <w:t>链接:</w:t>
+      </w:r>
+      <w:hyperlink r:id="rId26">
+        <w:r>
+          <w:rPr>
+            <w:color w:val="0563C1"/>
+            <w:u w:val="single"/>
+          </w:rPr>
+          <w:t>高德地图回应将下线武汉实时公交：放心，等公交神器还在</w:t>
         </w:r>
       </w:hyperlink>
     </w:p>
@@ -1120,7 +1196,7 @@
           <w:b/>
           <w:sz w:val="24"/>
         </w:rPr>
-        <w:t>存储涨价后：苹果上调多款 iPhone、iPad、Mac 及安卓手机以旧换新折抵价，最高达 25%</w:t>
+        <w:t>支付宝鸿蒙版 App 获 12.12.16.4400 尝鲜升级，开放蚂蚁阿宝 AI 功能</w:t>
       </w:r>
     </w:p>
     <w:p>
@@ -1130,12 +1206,12 @@
           <w:color w:val="888888"/>
           <w:sz w:val="18"/>
         </w:rPr>
-        <w:t>来源:IT之家 | 时间:08-06 22:13</w:t>
+        <w:t>来源:IT之家 | 时间:08-06 21:11</w:t>
       </w:r>
     </w:p>
     <w:p>
       <w:r>
-        <w:t>受全球存储芯片涨价影响，苹果大幅上调官方以旧换新回收价，部分机型涨幅近30%，同步带动安卓阵营跟进；此举有望刺激广州数码卖场（如天河电脑城）二手交易活跃度与以旧换新消费回暖。</w:t>
+        <w:t>支付宝鸿蒙版升级尝鲜版，首次开放蚂蚁阿宝AI助手功能，支持语音交互查账、智能记账、理财建议；此举加速鸿蒙生态金融基建完善，为广州数字人民币试点提供AI赋能接口。</w:t>
       </w:r>
     </w:p>
     <w:p>
@@ -1145,7 +1221,7 @@
           <w:i/>
           <w:sz w:val="21"/>
         </w:rPr>
-        <w:t>角度建议:可蹲点广州核心商圈苹果授权店及京东MALL广州店，对比本地回收商报价差异，分析政策对珠三角手机制造链（东莞、惠州）二手翻新业务的影响。</w:t>
+        <w:t>角度建议:结合广州数字人民币试点场景（如广交会、白云机场），调研商户端AI金融服务接入情况。</w:t>
       </w:r>
     </w:p>
     <w:p>
@@ -1156,13 +1232,13 @@
         </w:rPr>
         <w:t>链接:</w:t>
       </w:r>
-      <w:hyperlink r:id="rId26">
+      <w:hyperlink r:id="rId27">
         <w:r>
           <w:rPr>
             <w:color w:val="0563C1"/>
             <w:u w:val="single"/>
           </w:rPr>
-          <w:t>存储涨价后：苹果上调多款 iPhone、iPad、Mac 及安卓手机以旧换新折抵价，最高达 25%</w:t>
+          <w:t>支付宝鸿蒙版 App 获 12.12.16.4400 尝鲜升级，开放蚂蚁阿宝 AI 功能</w:t>
         </w:r>
       </w:hyperlink>
     </w:p>
@@ -1177,7 +1253,7 @@
           <w:color w:val="888888"/>
           <w:sz w:val="24"/>
         </w:rPr>
-        <w:t>【C级·参考|本地】</w:t>
+        <w:t>【C级·参考】</w:t>
       </w:r>
       <w:r>
         <w:rPr>
@@ -1201,63 +1277,7 @@
     </w:p>
     <w:p>
       <w:r>
-        <w:t>淘宝启动‘超级88’大促加码活动，每晚20点限量发放30万个2元无门槛红包，并设淘金币抽奖机制，旨在强化用户日活与晚间消费习惯，呼应暑期电商旺季与广州夜间经济政策导向。</w:t>
-      </w:r>
-    </w:p>
-    <w:p>
-      <w:r>
-        <w:rPr>
-          <w:rFonts w:ascii="Times New Roman" w:hAnsi="Times New Roman" w:eastAsia="宋体"/>
-          <w:sz w:val="18"/>
-        </w:rPr>
-        <w:t>链接:</w:t>
-      </w:r>
-      <w:hyperlink r:id="rId27">
-        <w:r>
-          <w:rPr>
-            <w:color w:val="0563C1"/>
-            <w:u w:val="single"/>
-          </w:rPr>
-          <w:t>至高 100000 淘金币：20:00 速抽淘宝 88 加码大红包，限量 30 万个无门槛可用</w:t>
-        </w:r>
-      </w:hyperlink>
-    </w:p>
-    <w:p>
-      <w:pPr>
-        <w:pStyle w:val="Heading3"/>
-      </w:pPr>
-      <w:r>
-        <w:rPr>
-          <w:rFonts w:ascii="Times New Roman" w:hAnsi="Times New Roman" w:eastAsia="黑体"/>
-          <w:b w:val="0"/>
-          <w:color w:val="888888"/>
-          <w:sz w:val="24"/>
-        </w:rPr>
-        <w:t>【C级·参考】</w:t>
-      </w:r>
-      <w:r>
-        <w:rPr>
-          <w:rFonts w:ascii="Times New Roman" w:hAnsi="Times New Roman" w:eastAsia="黑体"/>
-          <w:b w:val="0"/>
-          <w:color w:val="888888"/>
-          <w:sz w:val="24"/>
-        </w:rPr>
-        <w:t>支付宝鸿蒙版 App 获 12.12.16.4400 尝鲜升级，开放蚂蚁阿宝 AI 功能</w:t>
-      </w:r>
-    </w:p>
-    <w:p>
-      <w:r>
-        <w:rPr>
-          <w:rFonts w:ascii="Times New Roman" w:hAnsi="Times New Roman" w:eastAsia="宋体"/>
-          <w:color w:val="888888"/>
-          <w:sz w:val="18"/>
-        </w:rPr>
-        <w:t>来源:IT之家 | 时间:08-06 21:11</w:t>
-      </w:r>
-    </w:p>
-    <w:p>
-      <w:r>
-        <w:t>支付宝鸿蒙版上线新版本，首次开放蚂蚁阿宝AI助手功能，支持智能记账、理财建议等，标志着主流金融App全面拥抱鸿蒙生态，加速国产操作系统商业闭环。</w:t>
+        <w:t>淘宝启动‘超级88’大促预热，推出限时红包雨活动，用户每晚20点可抽取最高10万元淘金币及30万个2元无门槛红包；叠加暑期消费旺季，反映平台以高频互动玩法激活下沉市场与年轻客群。</w:t>
       </w:r>
     </w:p>
     <w:p>
@@ -1274,7 +1294,7 @@
             <w:color w:val="0563C1"/>
             <w:u w:val="single"/>
           </w:rPr>
-          <w:t>支付宝鸿蒙版 App 获 12.12.16.4400 尝鲜升级，开放蚂蚁阿宝 AI 功能</w:t>
+          <w:t>至高 100000 淘金币：20:00 速抽淘宝 88 加码大红包，限量 30 万个无门槛可用</w:t>
         </w:r>
       </w:hyperlink>
     </w:p>
@@ -1297,20 +1317,18 @@
       <w:r>
         <w:rPr>
           <w:rFonts w:ascii="Times New Roman" w:hAnsi="Times New Roman" w:eastAsia="黑体"/>
-          <w:b w:val="0"/>
-          <w:color w:val="888888"/>
+          <w:b/>
           <w:sz w:val="24"/>
         </w:rPr>
-        <w:t>【C级·参考】</w:t>
+        <w:t>【B级·关注】</w:t>
       </w:r>
       <w:r>
         <w:rPr>
           <w:rFonts w:ascii="Times New Roman" w:hAnsi="Times New Roman" w:eastAsia="黑体"/>
-          <w:b w:val="0"/>
-          <w:color w:val="888888"/>
+          <w:b/>
           <w:sz w:val="24"/>
         </w:rPr>
-        <w:t>《完蛋！我被男同学包围了！》Steam爆红！“南昌高中生”做的游戏引发热议</w:t>
+        <w:t>《仙剑奇侠传六》PS5 版 8 月 26 日发售，商店页面已上线</w:t>
       </w:r>
     </w:p>
     <w:p>
@@ -1320,12 +1338,12 @@
           <w:color w:val="888888"/>
           <w:sz w:val="18"/>
         </w:rPr>
-        <w:t>来源:GameLook | 时间:08-06 11:07</w:t>
+        <w:t>来源:IT之家 | 时间:08-06 22:19</w:t>
       </w:r>
     </w:p>
     <w:p>
       <w:r>
-        <w:t>由南昌高中生团队开发的互动影像游戏《完蛋！我被男同学包围了！》登陆Steam后迅速走红，以低成本、强社交传播性验证独立游戏新路径，折射Z世代内容创作活力。</w:t>
+        <w:t>经典国产单机IP《仙剑奇侠传六》PS5高清重制版将于8月26日发售，由eastasiasoft代理发行；此次登陆主机平台系该作首次跨平台移植，有望带动怀旧游戏IP复兴潮及国风游戏出海新路径。</w:t>
       </w:r>
     </w:p>
     <w:p>
@@ -1342,7 +1360,7 @@
             <w:color w:val="0563C1"/>
             <w:u w:val="single"/>
           </w:rPr>
-          <w:t>《完蛋！我被男同学包围了！》Steam爆红！“南昌高中生”做的游戏引发热议</w:t>
+          <w:t>《仙剑奇侠传六》PS5 版 8 月 26 日发售，商店页面已上线</w:t>
         </w:r>
       </w:hyperlink>
     </w:p>
@@ -1353,17 +1371,69 @@
       <w:r>
         <w:rPr>
           <w:rFonts w:ascii="Times New Roman" w:hAnsi="Times New Roman" w:eastAsia="黑体"/>
-          <w:b w:val="0"/>
-          <w:color w:val="888888"/>
+          <w:b/>
           <w:sz w:val="24"/>
         </w:rPr>
-        <w:t>【C级·参考】</w:t>
+        <w:t>【B级·关注】</w:t>
       </w:r>
       <w:r>
         <w:rPr>
           <w:rFonts w:ascii="Times New Roman" w:hAnsi="Times New Roman" w:eastAsia="黑体"/>
-          <w:b w:val="0"/>
+          <w:b/>
+          <w:sz w:val="24"/>
+        </w:rPr>
+        <w:t>“南昌高中生”做的游戏Steam爆红！《完蛋！我被男同学包围了！》多抽象？</w:t>
+      </w:r>
+    </w:p>
+    <w:p>
+      <w:r>
+        <w:rPr>
+          <w:rFonts w:ascii="Times New Roman" w:hAnsi="Times New Roman" w:eastAsia="宋体"/>
           <w:color w:val="888888"/>
+          <w:sz w:val="18"/>
+        </w:rPr>
+        <w:t>来源:GameLook | 时间:08-06 11:07</w:t>
+      </w:r>
+    </w:p>
+    <w:p>
+      <w:r>
+        <w:t>南昌学生团队开发的互动叙事游戏《完蛋！我被男同学包围了！》登陆Steam后迅速登顶热销榜，以低成本、强情绪、高传播性验证Z世代UGC游戏创作潜力，折射独立游戏破圈新范式。</w:t>
+      </w:r>
+    </w:p>
+    <w:p>
+      <w:r>
+        <w:rPr>
+          <w:rFonts w:ascii="Times New Roman" w:hAnsi="Times New Roman" w:eastAsia="宋体"/>
+          <w:sz w:val="18"/>
+        </w:rPr>
+        <w:t>链接:</w:t>
+      </w:r>
+      <w:hyperlink r:id="rId30">
+        <w:r>
+          <w:rPr>
+            <w:color w:val="0563C1"/>
+            <w:u w:val="single"/>
+          </w:rPr>
+          <w:t>“南昌高中生”做的游戏Steam爆红！《完蛋！我被男同学包围了！》多抽象？</w:t>
+        </w:r>
+      </w:hyperlink>
+    </w:p>
+    <w:p>
+      <w:pPr>
+        <w:pStyle w:val="Heading3"/>
+      </w:pPr>
+      <w:r>
+        <w:rPr>
+          <w:rFonts w:ascii="Times New Roman" w:hAnsi="Times New Roman" w:eastAsia="黑体"/>
+          <w:b/>
+          <w:sz w:val="24"/>
+        </w:rPr>
+        <w:t>【B级·关注|本地】</w:t>
+      </w:r>
+      <w:r>
+        <w:rPr>
+          <w:rFonts w:ascii="Times New Roman" w:hAnsi="Times New Roman" w:eastAsia="黑体"/>
+          <w:b/>
           <w:sz w:val="24"/>
         </w:rPr>
         <w:t>上线首周玩家破百万，《雾影猎人》制作人：冷兵器搜打撤方向是对的</w:t>
@@ -1381,7 +1451,17 @@
     </w:p>
     <w:p>
       <w:r>
-        <w:t>字节游戏Bellring工作室出品的黑暗奇幻动作游戏《雾影猎人》上线首周玩家破百万，主打‘搜打撤’冷兵器战斗体系，印证国产厂商在垂直品类上的精细化运营能力。</w:t>
+        <w:t>字节旗下Bellring Games新作《雾影猎人》上线首周破百万玩家，以冷兵器近战+搜打撤玩法突围；其成功印证‘差异化品类+精准社区运营’模式在存量市场中的有效性，为广州游戏出海企业提供参考。</w:t>
+      </w:r>
+    </w:p>
+    <w:p>
+      <w:r>
+        <w:rPr>
+          <w:rFonts w:ascii="Times New Roman" w:hAnsi="Times New Roman" w:eastAsia="宋体"/>
+          <w:i/>
+          <w:sz w:val="21"/>
+        </w:rPr>
+        <w:t>角度建议:专访广州本土游戏公司（如库洛、艾瑞斯）对搜打撤品类的本地化适配策略。</w:t>
       </w:r>
     </w:p>
     <w:p>
@@ -1392,7 +1472,7 @@
         </w:rPr>
         <w:t>链接:</w:t>
       </w:r>
-      <w:hyperlink r:id="rId30">
+      <w:hyperlink r:id="rId31">
         <w:r>
           <w:rPr>
             <w:color w:val="0563C1"/>
@@ -1422,7 +1502,7 @@
           <w:color w:val="888888"/>
           <w:sz w:val="24"/>
         </w:rPr>
-        <w:t>微软要求开发人员优先使用 OpenAI 模型：将 GPT-5.6 Sol 作为默认选择</w:t>
+        <w:t>7月微信小游戏畅销榜Top 100：《我的花园世界》登顶、三七6款入榜领跑</w:t>
       </w:r>
     </w:p>
     <w:p>
@@ -1432,12 +1512,12 @@
           <w:color w:val="888888"/>
           <w:sz w:val="18"/>
         </w:rPr>
-        <w:t>来源:IT之家 | 时间:08-06 17:58</w:t>
+        <w:t>来源:GameLook | 时间:08-05 11:00</w:t>
       </w:r>
     </w:p>
     <w:p>
       <w:r>
-        <w:t>微软内部发文要求AI开发团队优先选用OpenAI旗舰模型GPT-5.6 Sol，凸显其与OpenAI深度绑定战略，或将影响国内开发者对开源模型与闭源API的技术选型路径。</w:t>
+        <w:t>7月微信小游戏畅销榜显示，《我的花园世界》登顶，三七互娱6款产品入榜领跑；榜单呈现休闲+社交+轻付费特征，反映微信生态仍是中小开发者低成本试错与变现主阵地。</w:t>
       </w:r>
     </w:p>
     <w:p>
@@ -1448,13 +1528,13 @@
         </w:rPr>
         <w:t>链接:</w:t>
       </w:r>
-      <w:hyperlink r:id="rId31">
+      <w:hyperlink r:id="rId32">
         <w:r>
           <w:rPr>
             <w:color w:val="0563C1"/>
             <w:u w:val="single"/>
           </w:rPr>
-          <w:t>微软要求开发人员优先使用 OpenAI 模型：将 GPT-5.6 Sol 作为默认选择</w:t>
+          <w:t>7月微信小游戏畅销榜Top 100：《我的花园世界》登顶、三七6款入榜领跑</w:t>
         </w:r>
       </w:hyperlink>
     </w:p>
@@ -1480,7 +1560,7 @@
           <w:b/>
           <w:sz w:val="24"/>
         </w:rPr>
-        <w:t>【B级·关注|本地】</w:t>
+        <w:t>【B级·关注】</w:t>
       </w:r>
       <w:r>
         <w:rPr>
@@ -1488,7 +1568,7 @@
           <w:b/>
           <w:sz w:val="24"/>
         </w:rPr>
-        <w:t>风避人吹、风随人动、人近风柔：鸿蒙智选 1.5 匹风神之眼空调 2999 → 1499 元</w:t>
+        <w:t>存储涨价后：苹果上调多款 iPhone、iPad、Mac 及安卓手机以旧换新折抵价，最高达 25%</w:t>
       </w:r>
     </w:p>
     <w:p>
@@ -1498,22 +1578,12 @@
           <w:color w:val="888888"/>
           <w:sz w:val="18"/>
         </w:rPr>
-        <w:t>来源:IT之家 | 时间:08-05 20:06</w:t>
+        <w:t>来源:IT之家 | 时间:08-06 22:13</w:t>
       </w:r>
     </w:p>
     <w:p>
       <w:r>
-        <w:t>鸿蒙智选MEIPONT风神之眼空调限时直降55%，叠加星闪连接与AI温感技术，以千元级价格切入智能家电市场，契合广东高温气候与消费升级需求。</w:t>
-      </w:r>
-    </w:p>
-    <w:p>
-      <w:r>
-        <w:rPr>
-          <w:rFonts w:ascii="Times New Roman" w:hAnsi="Times New Roman" w:eastAsia="宋体"/>
-          <w:i/>
-          <w:sz w:val="21"/>
-        </w:rPr>
-        <w:t>角度建议:可走访广州苏宁、国美门店，调研本地家庭对‘AI空调’真实使用痛点（如湿热环境除湿精准度），对比格力、美的同类产品竞争力。</w:t>
+        <w:t>苹果悄然上调全球以旧换新估价，iPhone 15系列最高涨幅达25%，部分安卓旗舰机型亦纳入调价范围；此举被解读为应对NAND闪存涨价及刺激换机周期，或带动国内以旧换新补贴政策协同加码。</w:t>
       </w:r>
     </w:p>
     <w:p>
@@ -1524,13 +1594,13 @@
         </w:rPr>
         <w:t>链接:</w:t>
       </w:r>
-      <w:hyperlink r:id="rId32">
+      <w:hyperlink r:id="rId33">
         <w:r>
           <w:rPr>
             <w:color w:val="0563C1"/>
             <w:u w:val="single"/>
           </w:rPr>
-          <w:t>风避人吹、风随人动、人近风柔：鸿蒙智选 1.5 匹风神之眼空调 2999 → 1499 元</w:t>
+          <w:t>存储涨价后：苹果上调多款 iPhone、iPad、Mac 及安卓手机以旧换新折抵价，最高达 25%</w:t>
         </w:r>
       </w:hyperlink>
     </w:p>
@@ -1552,7 +1622,7 @@
           <w:b/>
           <w:sz w:val="24"/>
         </w:rPr>
-        <w:t>华为官宣昇腾 0 Day 支持蚂蚁百灵 Ling-3.0-flash 模型，全新算子编程框架 CANN PyPTO 首秀</w:t>
+        <w:t>网友喊话小米推“重庆特供版”空调，单联瑜称强劲风系列就是“火炉城市特供”</w:t>
       </w:r>
     </w:p>
     <w:p>
@@ -1562,22 +1632,12 @@
           <w:color w:val="888888"/>
           <w:sz w:val="18"/>
         </w:rPr>
-        <w:t>来源:IT之家 | 时间:08-06 20:35</w:t>
+        <w:t>来源:IT之家 | 时间:08-06 22:22</w:t>
       </w:r>
     </w:p>
     <w:p>
       <w:r>
-        <w:t>华为昇腾AI芯片实现对蚂蚁百灵Ling-3.0-flash模型的首发适配，同步推出CANN PyPTO新编程框架，显著降低混合推理模型部署门槛，体现国产AI软硬协同生态加速成熟。</w:t>
-      </w:r>
-    </w:p>
-    <w:p>
-      <w:r>
-        <w:rPr>
-          <w:rFonts w:ascii="Times New Roman" w:hAnsi="Times New Roman" w:eastAsia="宋体"/>
-          <w:i/>
-          <w:sz w:val="21"/>
-        </w:rPr>
-        <w:t>角度建议:可深挖广州人工智能企业（如极飞科技、小马智行）是否已接入该技术栈，聚焦大湾区AI芯片+行业大模型联合创新案例。</w:t>
+        <w:t>小米大家电部总经理单联瑜回应网友建议，称米家空调‘强劲风’系列即为‘火炉城市特供’，主打18米超远距送风与高温环境稳定制冷；该案例折射家电企业基于地域气候数据开展精准产品定义的新趋势。</w:t>
       </w:r>
     </w:p>
     <w:p>
@@ -1588,13 +1648,67 @@
         </w:rPr>
         <w:t>链接:</w:t>
       </w:r>
-      <w:hyperlink r:id="rId11">
+      <w:hyperlink r:id="rId34">
         <w:r>
           <w:rPr>
             <w:color w:val="0563C1"/>
             <w:u w:val="single"/>
           </w:rPr>
-          <w:t>华为官宣昇腾 0 Day 支持蚂蚁百灵 Ling-3.0-flash 模型，全新算子编程框架 CANN PyPTO 首秀</w:t>
+          <w:t>网友喊话小米推“重庆特供版”空调，单联瑜称强劲风系列就是“火炉城市特供”</w:t>
+        </w:r>
+      </w:hyperlink>
+    </w:p>
+    <w:p>
+      <w:pPr>
+        <w:pStyle w:val="Heading3"/>
+      </w:pPr>
+      <w:r>
+        <w:rPr>
+          <w:rFonts w:ascii="Times New Roman" w:hAnsi="Times New Roman" w:eastAsia="黑体"/>
+          <w:b/>
+          <w:sz w:val="24"/>
+        </w:rPr>
+        <w:t>【B级·关注】</w:t>
+      </w:r>
+      <w:r>
+        <w:rPr>
+          <w:rFonts w:ascii="Times New Roman" w:hAnsi="Times New Roman" w:eastAsia="黑体"/>
+          <w:b/>
+          <w:sz w:val="24"/>
+        </w:rPr>
+        <w:t>上海制定汽车行业合规公约：规范“付费解锁”、禁止低价销售、严禁抹黑对比</w:t>
+      </w:r>
+    </w:p>
+    <w:p>
+      <w:r>
+        <w:rPr>
+          <w:rFonts w:ascii="Times New Roman" w:hAnsi="Times New Roman" w:eastAsia="宋体"/>
+          <w:color w:val="888888"/>
+          <w:sz w:val="18"/>
+        </w:rPr>
+        <w:t>来源:IT之家 | 时间:08-06 18:57</w:t>
+      </w:r>
+    </w:p>
+    <w:p>
+      <w:r>
+        <w:t>上海多部门联合出台汽车行业合规公约，明确禁止‘功能付费解锁’、恶意低价倾销及竞品贬损行为；该举措为全国首份区域性汽车营销自律文件，或将推动广东等地出台类似监管指引。</w:t>
+      </w:r>
+    </w:p>
+    <w:p>
+      <w:r>
+        <w:rPr>
+          <w:rFonts w:ascii="Times New Roman" w:hAnsi="Times New Roman" w:eastAsia="宋体"/>
+          <w:sz w:val="18"/>
+        </w:rPr>
+        <w:t>链接:</w:t>
+      </w:r>
+      <w:hyperlink r:id="rId35">
+        <w:r>
+          <w:rPr>
+            <w:color w:val="0563C1"/>
+            <w:u w:val="single"/>
+          </w:rPr>
+          <w:t>上海制定汽车行业合规公约：规范“付费解锁”、禁止低价销售、严禁抹黑对比</w:t>
         </w:r>
       </w:hyperlink>
     </w:p>
@@ -1616,7 +1730,7 @@
           <w:b/>
           <w:sz w:val="24"/>
         </w:rPr>
-        <w:t>廉价“偷拍神器”？89美元AI眼镜在澳大利亚售罄，无警示摄录引发争议</w:t>
+        <w:t>华为官宣享界 G9 豪华硬派 SUV 首批展车陆续到店，新车预售价 43.98 万元起</w:t>
       </w:r>
     </w:p>
     <w:p>
@@ -1626,12 +1740,12 @@
           <w:color w:val="888888"/>
           <w:sz w:val="18"/>
         </w:rPr>
-        <w:t>来源:Bing新闻 | 时间:08-06 13:46</w:t>
+        <w:t>来源:IT之家 | 时间:08-06 22:19</w:t>
       </w:r>
     </w:p>
     <w:p>
       <w:r>
-        <w:t>澳大利亚Anko品牌AI眼镜以89美元低价售罄，因缺乏隐私警示与摄录管控引发伦理争议，凸显智能穿戴设备监管缺位，为广州南沙AI伦理治理试验区提供现实议题。</w:t>
+        <w:t>鸿蒙智行首款豪华硬派SUV享界G9开启预售，43.98万元起，首批展车已入店；其‘越野+智能+豪华’定位瞄准高端新能源市场空白，或与广汽传祺GS8新能源版形成同城竞合关系。</w:t>
       </w:r>
     </w:p>
     <w:p>
@@ -1641,7 +1755,7 @@
           <w:i/>
           <w:sz w:val="21"/>
         </w:rPr>
-        <w:t>角度建议:可联动广州AI伦理专家与市场监管局，探讨如何借鉴欧盟AI法案，制定大湾区AI眼镜地方标准。</w:t>
+        <w:t>角度建议:实地探访广州华为旗舰店及广汽埃安门店，对比享界G9与本土品牌硬派SUV用户画像差异。</w:t>
       </w:r>
     </w:p>
     <w:p>
@@ -1652,13 +1766,13 @@
         </w:rPr>
         <w:t>链接:</w:t>
       </w:r>
-      <w:hyperlink r:id="rId33">
+      <w:hyperlink r:id="rId36">
         <w:r>
           <w:rPr>
             <w:color w:val="0563C1"/>
             <w:u w:val="single"/>
           </w:rPr>
-          <w:t>廉价“偷拍神器”？89美元AI眼镜在澳大利亚售罄，无警示摄录引发争议</w:t>
+          <w:t>华为官宣享界 G9 豪华硬派 SUV 首批展车陆续到店，新车预售价 43.98 万元起</w:t>
         </w:r>
       </w:hyperlink>
     </w:p>
@@ -1682,7 +1796,7 @@
           <w:color w:val="888888"/>
           <w:sz w:val="24"/>
         </w:rPr>
-        <w:t>上海制定汽车行业合规公约：规范“付费解锁”、禁止低价销售、严禁抹黑对比</w:t>
+        <w:t>风避人吹、风随人动、人近风柔：鸿蒙智选 1.5 匹风神之眼空调 2999 → 1499 元</w:t>
       </w:r>
     </w:p>
     <w:p>
@@ -1692,12 +1806,12 @@
           <w:color w:val="888888"/>
           <w:sz w:val="18"/>
         </w:rPr>
-        <w:t>来源:IT之家 | 时间:08-06 18:57</w:t>
+        <w:t>来源:IT之家 | 时间:08-05 20:06</w:t>
       </w:r>
     </w:p>
     <w:p>
       <w:r>
-        <w:t>上海网信办联合多部门出台汽车行业网络信息传播新规，明确禁止‘付费解锁’功能、低价倾销及恶意竞品对比，为全国汽车营销立规提供范本，或倒逼车企优化服务模式。</w:t>
+        <w:t>鸿蒙智选MEIPONT风神之眼空调降价超50%，主打AI人体追踪送风与星闪连接技术；低价策略配合华为全屋智能生态，加速AI家电从‘噱头’向‘刚需’转化，反映新质消费对体验升级的迫切需求。</w:t>
       </w:r>
     </w:p>
     <w:p>
@@ -1708,125 +1822,13 @@
         </w:rPr>
         <w:t>链接:</w:t>
       </w:r>
-      <w:hyperlink r:id="rId34">
+      <w:hyperlink r:id="rId37">
         <w:r>
           <w:rPr>
             <w:color w:val="0563C1"/>
             <w:u w:val="single"/>
           </w:rPr>
-          <w:t>上海制定汽车行业合规公约：规范“付费解锁”、禁止低价销售、严禁抹黑对比</w:t>
-        </w:r>
-      </w:hyperlink>
-    </w:p>
-    <w:p>
-      <w:pPr>
-        <w:pStyle w:val="Heading3"/>
-      </w:pPr>
-      <w:r>
-        <w:rPr>
-          <w:rFonts w:ascii="Times New Roman" w:hAnsi="Times New Roman" w:eastAsia="黑体"/>
-          <w:b w:val="0"/>
-          <w:color w:val="888888"/>
-          <w:sz w:val="24"/>
-        </w:rPr>
-        <w:t>【C级·参考】</w:t>
-      </w:r>
-      <w:r>
-        <w:rPr>
-          <w:rFonts w:ascii="Times New Roman" w:hAnsi="Times New Roman" w:eastAsia="黑体"/>
-          <w:b w:val="0"/>
-          <w:color w:val="888888"/>
-          <w:sz w:val="24"/>
-        </w:rPr>
-        <w:t>7980 元起，新大洲本田 CBF150T 与 2026 款 NS125GU 正式上市</w:t>
-      </w:r>
-    </w:p>
-    <w:p>
-      <w:r>
-        <w:rPr>
-          <w:rFonts w:ascii="Times New Roman" w:hAnsi="Times New Roman" w:eastAsia="宋体"/>
-          <w:color w:val="888888"/>
-          <w:sz w:val="18"/>
-        </w:rPr>
-        <w:t>来源:IT之家 | 时间:08-06 20:36</w:t>
-      </w:r>
-    </w:p>
-    <w:p>
-      <w:r>
-        <w:t>新大洲本田在泉州发布两款新品摩托，CBF150T复古太子车与NS125GU平踏板，起售价7980元，瞄准年轻通勤与休闲骑行市场，契合大湾区摩托车文化复苏趋势。</w:t>
-      </w:r>
-    </w:p>
-    <w:p>
-      <w:r>
-        <w:rPr>
-          <w:rFonts w:ascii="Times New Roman" w:hAnsi="Times New Roman" w:eastAsia="宋体"/>
-          <w:sz w:val="18"/>
-        </w:rPr>
-        <w:t>链接:</w:t>
-      </w:r>
-      <w:hyperlink r:id="rId35">
-        <w:r>
-          <w:rPr>
-            <w:color w:val="0563C1"/>
-            <w:u w:val="single"/>
-          </w:rPr>
-          <w:t>7980 元起，新大洲本田 CBF150T 与 2026 款 NS125GU 正式上市</w:t>
-        </w:r>
-      </w:hyperlink>
-    </w:p>
-    <w:p>
-      <w:pPr>
-        <w:pStyle w:val="Heading3"/>
-      </w:pPr>
-      <w:r>
-        <w:rPr>
-          <w:rFonts w:ascii="Times New Roman" w:hAnsi="Times New Roman" w:eastAsia="黑体"/>
-          <w:b w:val="0"/>
-          <w:color w:val="888888"/>
-          <w:sz w:val="24"/>
-        </w:rPr>
-        <w:t>【C级·参考|本地】</w:t>
-      </w:r>
-      <w:r>
-        <w:rPr>
-          <w:rFonts w:ascii="Times New Roman" w:hAnsi="Times New Roman" w:eastAsia="黑体"/>
-          <w:b w:val="0"/>
-          <w:color w:val="888888"/>
-          <w:sz w:val="24"/>
-        </w:rPr>
-        <w:t>高德地图回应将下线武汉实时公交：放心，等公交神器还在</w:t>
-      </w:r>
-    </w:p>
-    <w:p>
-      <w:r>
-        <w:rPr>
-          <w:rFonts w:ascii="Times New Roman" w:hAnsi="Times New Roman" w:eastAsia="宋体"/>
-          <w:color w:val="888888"/>
-          <w:sz w:val="18"/>
-        </w:rPr>
-        <w:t>来源:IT之家 | 时间:08-06 20:00</w:t>
-      </w:r>
-    </w:p>
-    <w:p>
-      <w:r>
-        <w:t>高德地图澄清武汉实时公交功能因合作到期暂下线，但强调服务持续优化；此事折射城市交通数字化服务稳定性问题，对广州‘穗智管’平台公交数据融合具参考价值。</w:t>
-      </w:r>
-    </w:p>
-    <w:p>
-      <w:r>
-        <w:rPr>
-          <w:rFonts w:ascii="Times New Roman" w:hAnsi="Times New Roman" w:eastAsia="宋体"/>
-          <w:sz w:val="18"/>
-        </w:rPr>
-        <w:t>链接:</w:t>
-      </w:r>
-      <w:hyperlink r:id="rId36">
-        <w:r>
-          <w:rPr>
-            <w:color w:val="0563C1"/>
-            <w:u w:val="single"/>
-          </w:rPr>
-          <w:t>高德地图回应将下线武汉实时公交：放心，等公交神器还在</w:t>
+          <w:t>风避人吹、风随人动、人近风柔：鸿蒙智选 1.5 匹风神之眼空调 2999 → 1499 元</w:t>
         </w:r>
       </w:hyperlink>
     </w:p>
@@ -1856,7 +1858,7 @@
           <w:rFonts w:ascii="Times New Roman" w:hAnsi="Times New Roman" w:eastAsia="宋体"/>
           <w:sz w:val="18"/>
         </w:rPr>
-        <w:t>IT之家(60)、GameLook(15)、HackerNews(6)、Bing新闻(7)</w:t>
+        <w:t>IT之家(60)、GameLook(15)、HackerNews(7)、Bing新闻(6)</w:t>
       </w:r>
     </w:p>
     <w:p>
